--- a/Leg/bassi, benedetti - actividad unidad 2.docx
+++ b/Leg/bassi, benedetti - actividad unidad 2.docx
@@ -14,38 +14,13 @@
         <w:rPr>
           <w:lang w:val="es-ES"/>
         </w:rPr>
-        <w:t xml:space="preserve">Actividad unidad 2: </w:t>
+        <w:t xml:space="preserve">Actividad unidad </w:t>
       </w:r>
-    </w:p>
-    <w:p>
-      <w:pPr>
-        <w:pStyle w:val="Ttulo"/>
-        <w:jc w:val="center"/>
+      <w:r>
         <w:rPr>
           <w:lang w:val="es-ES"/>
         </w:rPr>
-      </w:pPr>
-      <w:r>
-        <w:rPr>
-          <w:lang w:val="es-AR"/>
-        </w:rPr>
-        <w:t>El caso de la orangutana Sandra y la Persona de Derecho</w:t>
-      </w:r>
-    </w:p>
-    <w:p>
-      <w:pPr>
-        <w:jc w:val="center"/>
-        <w:rPr>
-          <w:rFonts w:asciiTheme="majorHAnsi" w:hAnsiTheme="majorHAnsi" w:cstheme="majorHAnsi"/>
-          <w:lang w:val="es-ES"/>
-        </w:rPr>
-      </w:pPr>
-      <w:r>
-        <w:rPr>
-          <w:rFonts w:asciiTheme="majorHAnsi" w:hAnsiTheme="majorHAnsi" w:cstheme="majorHAnsi"/>
-          <w:lang w:val="es-ES"/>
-        </w:rPr>
-        <w:t>Bassi Tomas</w:t>
+        <w:t>3</w:t>
       </w:r>
     </w:p>
     <w:p>
@@ -125,7 +100,35 @@
           <w:rFonts w:asciiTheme="majorHAnsi" w:hAnsiTheme="majorHAnsi" w:cstheme="majorHAnsi"/>
           <w:lang w:val="es-ES"/>
         </w:rPr>
-        <w:t>Fecha de Entrega: 23/09/2025</w:t>
+        <w:t xml:space="preserve">Fecha de Entrega: </w:t>
+      </w:r>
+      <w:r>
+        <w:rPr>
+          <w:rFonts w:asciiTheme="majorHAnsi" w:hAnsiTheme="majorHAnsi" w:cstheme="majorHAnsi"/>
+          <w:lang w:val="es-ES"/>
+        </w:rPr>
+        <w:t>3</w:t>
+      </w:r>
+      <w:r>
+        <w:rPr>
+          <w:rFonts w:asciiTheme="majorHAnsi" w:hAnsiTheme="majorHAnsi" w:cstheme="majorHAnsi"/>
+          <w:lang w:val="es-ES"/>
+        </w:rPr>
+        <w:t>/</w:t>
+      </w:r>
+      <w:r>
+        <w:rPr>
+          <w:rFonts w:asciiTheme="majorHAnsi" w:hAnsiTheme="majorHAnsi" w:cstheme="majorHAnsi"/>
+          <w:lang w:val="es-ES"/>
+        </w:rPr>
+        <w:t>10</w:t>
+      </w:r>
+      <w:r>
+        <w:rPr>
+          <w:rFonts w:asciiTheme="majorHAnsi" w:hAnsiTheme="majorHAnsi" w:cstheme="majorHAnsi"/>
+          <w:lang w:val="es-ES"/>
+        </w:rPr>
+        <w:t>/2025</w:t>
       </w:r>
     </w:p>
     <w:p>
@@ -176,28 +179,21 @@
           <w:rFonts w:asciiTheme="majorHAnsi" w:hAnsiTheme="majorHAnsi" w:cstheme="majorHAnsi"/>
           <w:lang w:val="es-AR"/>
         </w:rPr>
-        <w:t>En la actividad de la unidad 2</w:t>
+        <w:t xml:space="preserve">En esta unidad nos enfocamos en los actos jurídicos. A través de </w:t>
       </w:r>
       <w:r>
         <w:rPr>
           <w:rFonts w:asciiTheme="majorHAnsi" w:hAnsiTheme="majorHAnsi" w:cstheme="majorHAnsi"/>
           <w:lang w:val="es-AR"/>
         </w:rPr>
-        <w:t xml:space="preserve"> </w:t>
+        <w:t xml:space="preserve">estos </w:t>
       </w:r>
       <w:r>
         <w:rPr>
           <w:rFonts w:asciiTheme="majorHAnsi" w:hAnsiTheme="majorHAnsi" w:cstheme="majorHAnsi"/>
           <w:lang w:val="es-AR"/>
         </w:rPr>
-        <w:t>se abordaran</w:t>
-      </w:r>
-      <w:r>
-        <w:rPr>
-          <w:rFonts w:asciiTheme="majorHAnsi" w:hAnsiTheme="majorHAnsi" w:cstheme="majorHAnsi"/>
-          <w:lang w:val="es-AR"/>
-        </w:rPr>
-        <w:t xml:space="preserve"> los fundamentos legales de la persona, analizando qué se entiende por persona desde la perspectiva del Derecho Civil argentino. Se hará hincapié en los atributos de la personalidad como la capacidad, el nombre, el domicilio, el estado y el patrimonio, explicando por qué son indispensables para cualquier sujeto de derecho.</w:t>
+        <w:t>las personas pueden generar efectos legales que impactan en su vida diaria, como adquirir derechos, asumir obligaciones o transmitir bienes.</w:t>
       </w:r>
     </w:p>
     <w:p>
@@ -212,21 +208,42 @@
           <w:rFonts w:asciiTheme="majorHAnsi" w:hAnsiTheme="majorHAnsi" w:cstheme="majorHAnsi"/>
           <w:lang w:val="es-AR"/>
         </w:rPr>
-        <w:t xml:space="preserve">Posteriormente, estudiaremos el precedente legal del caso de la </w:t>
+        <w:t xml:space="preserve">Los </w:t>
       </w:r>
       <w:r>
         <w:rPr>
           <w:rFonts w:asciiTheme="majorHAnsi" w:hAnsiTheme="majorHAnsi" w:cstheme="majorHAnsi"/>
           <w:lang w:val="es-AR"/>
         </w:rPr>
-        <w:t>orangután</w:t>
+        <w:t xml:space="preserve">actos jurídicos ocupan un lugar </w:t>
       </w:r>
       <w:r>
         <w:rPr>
           <w:rFonts w:asciiTheme="majorHAnsi" w:hAnsiTheme="majorHAnsi" w:cstheme="majorHAnsi"/>
           <w:lang w:val="es-AR"/>
         </w:rPr>
-        <w:t xml:space="preserve"> Sandra. Discutiremos cómo la jurisprudencia argentina innovó al reconocerla como un "sujeto de derechos".</w:t>
+        <w:t>muy importante</w:t>
+      </w:r>
+      <w:r>
+        <w:rPr>
+          <w:rFonts w:asciiTheme="majorHAnsi" w:hAnsiTheme="majorHAnsi" w:cstheme="majorHAnsi"/>
+          <w:lang w:val="es-AR"/>
+        </w:rPr>
+        <w:t xml:space="preserve"> ya que implican una acción voluntaria y lícita con la intención de producir efectos jurídicos</w:t>
+      </w:r>
+      <w:r>
+        <w:rPr>
+          <w:rFonts w:asciiTheme="majorHAnsi" w:hAnsiTheme="majorHAnsi" w:cstheme="majorHAnsi"/>
+          <w:lang w:val="es-AR"/>
+        </w:rPr>
+        <w:t xml:space="preserve"> inmediatos</w:t>
+      </w:r>
+      <w:r>
+        <w:rPr>
+          <w:rFonts w:asciiTheme="majorHAnsi" w:hAnsiTheme="majorHAnsi" w:cstheme="majorHAnsi"/>
+          <w:lang w:val="es-AR"/>
+        </w:rPr>
+        <w:t>.</w:t>
       </w:r>
     </w:p>
     <w:p>
@@ -241,21 +258,14 @@
           <w:rFonts w:asciiTheme="majorHAnsi" w:hAnsiTheme="majorHAnsi" w:cstheme="majorHAnsi"/>
           <w:lang w:val="es-AR"/>
         </w:rPr>
-        <w:t xml:space="preserve">Finalmente, el informe explorará las implicaciones de extender los derechos a los animales. Se examinarán tanto los beneficios como los desafíos que esto generaría, incluyendo su impacto </w:t>
+        <w:t>En clase para profundizar más en el tema, se vieron</w:t>
       </w:r>
       <w:r>
         <w:rPr>
           <w:rFonts w:asciiTheme="majorHAnsi" w:hAnsiTheme="majorHAnsi" w:cstheme="majorHAnsi"/>
           <w:lang w:val="es-AR"/>
         </w:rPr>
-        <w:t>a nivel legislativo y social</w:t>
-      </w:r>
-      <w:r>
-        <w:rPr>
-          <w:rFonts w:asciiTheme="majorHAnsi" w:hAnsiTheme="majorHAnsi" w:cstheme="majorHAnsi"/>
-          <w:lang w:val="es-AR"/>
-        </w:rPr>
-        <w:t>.</w:t>
+        <w:t xml:space="preserve"> distintas clasificaciones: actos unilaterales y bilaterales, entre vivos y de última voluntad, positivos y negativos, patrimoniales y extrapatrimoniales, onerosos y gratuitos, formales y no formales, y también puros y simples o modales. Estas categorías nos ayudan a ordenar y analizar diferentes situaciones jurídicas que se presentan en la práctica, como un contrato de compraventa, una donación, una herencia o un poder notarial.</w:t>
       </w:r>
     </w:p>
     <w:p>
@@ -272,6 +282,27 @@
       </w:pPr>
       <w:r>
         <w:rPr>
+          <w:rFonts w:asciiTheme="majorHAnsi" w:hAnsiTheme="majorHAnsi" w:cstheme="majorHAnsi"/>
+          <w:lang w:val="es-AR"/>
+        </w:rPr>
+        <w:t>El objetivo del trabajo es justamente aplicar estas clasificaciones a casos concretos, identificando qué tipo de acto jurídico se da en cada situació</w:t>
+      </w:r>
+      <w:r>
+        <w:rPr>
+          <w:rFonts w:asciiTheme="majorHAnsi" w:hAnsiTheme="majorHAnsi" w:cstheme="majorHAnsi"/>
+          <w:lang w:val="es-AR"/>
+        </w:rPr>
+        <w:t>n</w:t>
+      </w:r>
+      <w:r>
+        <w:rPr>
+          <w:rFonts w:asciiTheme="majorHAnsi" w:hAnsiTheme="majorHAnsi" w:cstheme="majorHAnsi"/>
+          <w:lang w:val="es-AR"/>
+        </w:rPr>
+        <w:t>.</w:t>
+      </w:r>
+      <w:r>
+        <w:rPr>
           <w:lang w:val="es-ES"/>
         </w:rPr>
         <w:br w:type="page"/>
@@ -280,12 +311,8 @@
     <w:p>
       <w:pPr>
         <w:pStyle w:val="Ttulo1"/>
-        <w:numPr>
-          <w:ilvl w:val="0"/>
-          <w:numId w:val="10"/>
-        </w:numPr>
         <w:rPr>
-          <w:lang w:val="es-AR"/>
+          <w:lang w:val="es-ES"/>
         </w:rPr>
       </w:pPr>
       <w:r>
@@ -293,25 +320,13 @@
           <w:lang w:val="es-ES"/>
         </w:rPr>
         <w:lastRenderedPageBreak/>
-        <w:t>Define el concepto de “persona de derecho”</w:t>
-      </w:r>
-      <w:r>
-        <w:rPr>
-          <w:lang w:val="es-AR"/>
-        </w:rPr>
-        <w:t>. ¿Qué características son esenciales para que un ser sea considerado como tal</w:t>
-      </w:r>
-      <w:r>
-        <w:rPr>
-          <w:lang w:val="es-AR"/>
-        </w:rPr>
-        <w:t>?</w:t>
+        <w:t>Situaciones jurídicas a clasificar</w:t>
       </w:r>
     </w:p>
     <w:p>
       <w:pPr>
         <w:rPr>
-          <w:lang w:val="es-AR"/>
+          <w:lang w:val="es-ES"/>
         </w:rPr>
       </w:pPr>
     </w:p>
@@ -327,55 +342,15 @@
           <w:rFonts w:asciiTheme="majorHAnsi" w:hAnsiTheme="majorHAnsi" w:cstheme="majorHAnsi"/>
           <w:lang w:val="es-AR"/>
         </w:rPr>
-        <w:t xml:space="preserve">Una persona </w:t>
-      </w:r>
-      <w:r>
-        <w:rPr>
-          <w:rFonts w:asciiTheme="majorHAnsi" w:hAnsiTheme="majorHAnsi" w:cstheme="majorHAnsi"/>
-          <w:b/>
-          <w:bCs/>
-          <w:lang w:val="es-AR"/>
-        </w:rPr>
-        <w:t>de derecho</w:t>
+        <w:t>1.</w:t>
       </w:r>
       <w:r>
         <w:rPr>
           <w:rFonts w:asciiTheme="majorHAnsi" w:hAnsiTheme="majorHAnsi" w:cstheme="majorHAnsi"/>
           <w:lang w:val="es-AR"/>
         </w:rPr>
-        <w:t xml:space="preserve"> es básicamente alguien que el sistema legal reconoce como capaz de tener derechos y obligaciones. Esto incluye a la </w:t>
-      </w:r>
-      <w:r>
-        <w:rPr>
-          <w:rFonts w:asciiTheme="majorHAnsi" w:hAnsiTheme="majorHAnsi" w:cstheme="majorHAnsi"/>
-          <w:b/>
-          <w:bCs/>
-          <w:lang w:val="es-AR"/>
-        </w:rPr>
-        <w:t>persona humana</w:t>
-      </w:r>
-      <w:r>
-        <w:rPr>
-          <w:rFonts w:asciiTheme="majorHAnsi" w:hAnsiTheme="majorHAnsi" w:cstheme="majorHAnsi"/>
-          <w:lang w:val="es-AR"/>
-        </w:rPr>
-        <w:t xml:space="preserve">, cuya existencia comienza con la concepción según el </w:t>
-      </w:r>
-      <w:r>
-        <w:rPr>
-          <w:rFonts w:asciiTheme="majorHAnsi" w:hAnsiTheme="majorHAnsi" w:cstheme="majorHAnsi"/>
-          <w:b/>
-          <w:bCs/>
-          <w:lang w:val="es-AR"/>
-        </w:rPr>
-        <w:t>artículo 19 del C.C.C.</w:t>
-      </w:r>
-      <w:r>
-        <w:rPr>
-          <w:rFonts w:asciiTheme="majorHAnsi" w:hAnsiTheme="majorHAnsi" w:cstheme="majorHAnsi"/>
-          <w:lang w:val="es-AR"/>
-        </w:rPr>
-        <w:t>: "La existencia de la persona humana comienza con la concepción".</w:t>
+        <w:tab/>
+        <w:t>Una persona redacta un testamento dejando su casa a su hija.</w:t>
       </w:r>
     </w:p>
     <w:p>
@@ -390,7 +365,15 @@
           <w:rFonts w:asciiTheme="majorHAnsi" w:hAnsiTheme="majorHAnsi" w:cstheme="majorHAnsi"/>
           <w:lang w:val="es-AR"/>
         </w:rPr>
-        <w:t>Atributos de la personalidad (las "características básicas" de toda persona en lo legal):</w:t>
+        <w:t>2.</w:t>
+      </w:r>
+      <w:r>
+        <w:rPr>
+          <w:rFonts w:asciiTheme="majorHAnsi" w:hAnsiTheme="majorHAnsi" w:cstheme="majorHAnsi"/>
+          <w:lang w:val="es-AR"/>
+        </w:rPr>
+        <w:tab/>
+        <w:t>Juan firma un contrato de compraventa de su auto con Pedro</w:t>
       </w:r>
     </w:p>
     <w:p>
@@ -405,187 +388,570 @@
           <w:rFonts w:asciiTheme="majorHAnsi" w:hAnsiTheme="majorHAnsi" w:cstheme="majorHAnsi"/>
           <w:lang w:val="es-AR"/>
         </w:rPr>
-        <w:t>Para que alguien sea considerado persona en lo jurídico, tiene que tener ciertos atributos que son sí o sí obligatorios:</w:t>
+        <w:t>3.</w:t>
       </w:r>
-    </w:p>
-    <w:p>
-      <w:pPr>
-        <w:ind w:firstLine="720"/>
-        <w:rPr>
-          <w:rFonts w:asciiTheme="majorHAnsi" w:hAnsiTheme="majorHAnsi" w:cstheme="majorHAnsi"/>
-          <w:lang w:val="es-ES"/>
-        </w:rPr>
-      </w:pPr>
       <w:r>
         <w:rPr>
           <w:rFonts w:asciiTheme="majorHAnsi" w:hAnsiTheme="majorHAnsi" w:cstheme="majorHAnsi"/>
-          <w:lang w:val="es-ES"/>
+          <w:lang w:val="es-AR"/>
         </w:rPr>
-        <w:t>Necesarios: todos los tienen, no hay forma de no tenerlos.</w:t>
-      </w:r>
-    </w:p>
-    <w:p>
-      <w:pPr>
-        <w:ind w:firstLine="720"/>
-        <w:rPr>
-          <w:rFonts w:asciiTheme="majorHAnsi" w:hAnsiTheme="majorHAnsi" w:cstheme="majorHAnsi"/>
-          <w:lang w:val="es-ES"/>
-        </w:rPr>
-      </w:pPr>
-      <w:r>
-        <w:rPr>
-          <w:rFonts w:asciiTheme="majorHAnsi" w:hAnsiTheme="majorHAnsi" w:cstheme="majorHAnsi"/>
-          <w:lang w:val="es-ES"/>
-        </w:rPr>
-        <w:t>Inalienables: las personas no pueden desprenderse de ellos o transferirlos.</w:t>
-      </w:r>
-    </w:p>
-    <w:p>
-      <w:pPr>
-        <w:ind w:firstLine="720"/>
-        <w:rPr>
-          <w:rFonts w:asciiTheme="majorHAnsi" w:hAnsiTheme="majorHAnsi" w:cstheme="majorHAnsi"/>
-          <w:lang w:val="es-ES"/>
-        </w:rPr>
-      </w:pPr>
-      <w:r>
-        <w:rPr>
-          <w:rFonts w:asciiTheme="majorHAnsi" w:hAnsiTheme="majorHAnsi" w:cstheme="majorHAnsi"/>
-          <w:lang w:val="es-ES"/>
-        </w:rPr>
-        <w:t>Imprescriptibles: no se pierden ni se adquieren con el tiempo.</w:t>
+        <w:tab/>
+        <w:t>Una persona obtiene un crédito de dinero a pagar en 24 meses</w:t>
       </w:r>
     </w:p>
     <w:p>
       <w:pPr>
         <w:rPr>
           <w:rFonts w:asciiTheme="majorHAnsi" w:hAnsiTheme="majorHAnsi" w:cstheme="majorHAnsi"/>
-          <w:lang w:val="es-ES"/>
+          <w:lang w:val="es-AR"/>
         </w:rPr>
       </w:pPr>
       <w:r>
         <w:rPr>
           <w:rFonts w:asciiTheme="majorHAnsi" w:hAnsiTheme="majorHAnsi" w:cstheme="majorHAnsi"/>
-          <w:lang w:val="es-ES"/>
+          <w:lang w:val="es-AR"/>
         </w:rPr>
-        <w:t>Los principales atributos son:</w:t>
+        <w:t>4.</w:t>
+      </w:r>
+      <w:r>
+        <w:rPr>
+          <w:rFonts w:asciiTheme="majorHAnsi" w:hAnsiTheme="majorHAnsi" w:cstheme="majorHAnsi"/>
+          <w:lang w:val="es-AR"/>
+        </w:rPr>
+        <w:tab/>
+        <w:t>Marta dona dinero a una ONG, imponiendo como carga que se use para becas estudiantiles.</w:t>
       </w:r>
     </w:p>
     <w:p>
       <w:pPr>
-        <w:ind w:firstLine="720"/>
         <w:rPr>
           <w:rFonts w:asciiTheme="majorHAnsi" w:hAnsiTheme="majorHAnsi" w:cstheme="majorHAnsi"/>
-          <w:lang w:val="es-ES"/>
+          <w:lang w:val="es-AR"/>
         </w:rPr>
       </w:pPr>
       <w:r>
         <w:rPr>
           <w:rFonts w:asciiTheme="majorHAnsi" w:hAnsiTheme="majorHAnsi" w:cstheme="majorHAnsi"/>
-          <w:lang w:val="es-ES"/>
+          <w:lang w:val="es-AR"/>
         </w:rPr>
-        <w:t xml:space="preserve">Capacidad: significa que </w:t>
+        <w:t>5.</w:t>
       </w:r>
       <w:r>
         <w:rPr>
           <w:rFonts w:asciiTheme="majorHAnsi" w:hAnsiTheme="majorHAnsi" w:cstheme="majorHAnsi"/>
-          <w:lang w:val="es-ES"/>
+          <w:lang w:val="es-AR"/>
         </w:rPr>
-        <w:t>podés</w:t>
-      </w:r>
-      <w:r>
-        <w:rPr>
-          <w:rFonts w:asciiTheme="majorHAnsi" w:hAnsiTheme="majorHAnsi" w:cstheme="majorHAnsi"/>
-          <w:lang w:val="es-ES"/>
-        </w:rPr>
-        <w:t xml:space="preserve"> ser titular de derechos y obligaciones (capacidad de derecho), y también que </w:t>
-      </w:r>
-      <w:r>
-        <w:rPr>
-          <w:rFonts w:asciiTheme="majorHAnsi" w:hAnsiTheme="majorHAnsi" w:cstheme="majorHAnsi"/>
-          <w:lang w:val="es-ES"/>
-        </w:rPr>
-        <w:t>podés</w:t>
-      </w:r>
-      <w:r>
-        <w:rPr>
-          <w:rFonts w:asciiTheme="majorHAnsi" w:hAnsiTheme="majorHAnsi" w:cstheme="majorHAnsi"/>
-          <w:lang w:val="es-ES"/>
-        </w:rPr>
-        <w:t xml:space="preserve"> llevar a cabo actos jurídicos y ejercer esos derechos de manera efectiva (capacidad de ejercicio). La capacidad de derecho se define en el artículo 22 del C.C.C. como "la aptitud para ser titular de derechos y deberes jurídicos".</w:t>
+        <w:tab/>
+        <w:t>Contrato de trabajo entre un empleador y un empleado.</w:t>
       </w:r>
     </w:p>
     <w:p>
       <w:pPr>
-        <w:ind w:firstLine="720"/>
         <w:rPr>
           <w:rFonts w:asciiTheme="majorHAnsi" w:hAnsiTheme="majorHAnsi" w:cstheme="majorHAnsi"/>
-          <w:lang w:val="es-ES"/>
+          <w:lang w:val="es-AR"/>
         </w:rPr>
       </w:pPr>
       <w:r>
         <w:rPr>
           <w:rFonts w:asciiTheme="majorHAnsi" w:hAnsiTheme="majorHAnsi" w:cstheme="majorHAnsi"/>
-          <w:lang w:val="es-ES"/>
+          <w:lang w:val="es-AR"/>
         </w:rPr>
-        <w:t>Nombre: tu nombre y apellido, que la ley protege para que no haya problemas o abusos.</w:t>
+        <w:t>6.</w:t>
+      </w:r>
+      <w:r>
+        <w:rPr>
+          <w:rFonts w:asciiTheme="majorHAnsi" w:hAnsiTheme="majorHAnsi" w:cstheme="majorHAnsi"/>
+          <w:lang w:val="es-AR"/>
+        </w:rPr>
+        <w:tab/>
+        <w:t>Alguien acepta una herencia en su favor.</w:t>
       </w:r>
     </w:p>
     <w:p>
       <w:pPr>
-        <w:ind w:firstLine="720"/>
         <w:rPr>
           <w:rFonts w:asciiTheme="majorHAnsi" w:hAnsiTheme="majorHAnsi" w:cstheme="majorHAnsi"/>
-          <w:lang w:val="es-ES"/>
+          <w:lang w:val="es-AR"/>
         </w:rPr>
       </w:pPr>
       <w:r>
         <w:rPr>
           <w:rFonts w:asciiTheme="majorHAnsi" w:hAnsiTheme="majorHAnsi" w:cstheme="majorHAnsi"/>
-          <w:lang w:val="es-ES"/>
+          <w:lang w:val="es-AR"/>
         </w:rPr>
-        <w:t>Domicilio: el lugar donde vivís o donde la ley dice que se te puede ubicar para asuntos legales. Puede ser real (donde vivís), legal (el que la ley considera) o especial (para algo puntual).</w:t>
+        <w:t>7.</w:t>
+      </w:r>
+      <w:r>
+        <w:rPr>
+          <w:rFonts w:asciiTheme="majorHAnsi" w:hAnsiTheme="majorHAnsi" w:cstheme="majorHAnsi"/>
+          <w:lang w:val="es-AR"/>
+        </w:rPr>
+        <w:tab/>
+        <w:t>Contrato de sociedad comercial entre dos socios.</w:t>
       </w:r>
     </w:p>
     <w:p>
       <w:pPr>
-        <w:ind w:firstLine="720"/>
         <w:rPr>
           <w:rFonts w:asciiTheme="majorHAnsi" w:hAnsiTheme="majorHAnsi" w:cstheme="majorHAnsi"/>
-          <w:lang w:val="es-ES"/>
+          <w:lang w:val="es-AR"/>
         </w:rPr>
       </w:pPr>
       <w:r>
         <w:rPr>
           <w:rFonts w:asciiTheme="majorHAnsi" w:hAnsiTheme="majorHAnsi" w:cstheme="majorHAnsi"/>
-          <w:lang w:val="es-ES"/>
+          <w:lang w:val="es-AR"/>
         </w:rPr>
-        <w:t>Estado: tu situación personal y familiar, como estar casado, soltero, tener hijos, etc.</w:t>
+        <w:t>8.</w:t>
+      </w:r>
+      <w:r>
+        <w:rPr>
+          <w:rFonts w:asciiTheme="majorHAnsi" w:hAnsiTheme="majorHAnsi" w:cstheme="majorHAnsi"/>
+          <w:lang w:val="es-AR"/>
+        </w:rPr>
+        <w:tab/>
+        <w:t>Renuncia</w:t>
+      </w:r>
+      <w:r>
+        <w:rPr>
+          <w:rFonts w:asciiTheme="majorHAnsi" w:hAnsiTheme="majorHAnsi" w:cstheme="majorHAnsi"/>
+          <w:lang w:val="es-AR"/>
+        </w:rPr>
+        <w:t xml:space="preserve"> </w:t>
+      </w:r>
+      <w:r>
+        <w:rPr>
+          <w:rFonts w:asciiTheme="majorHAnsi" w:hAnsiTheme="majorHAnsi" w:cstheme="majorHAnsi"/>
+          <w:lang w:val="es-AR"/>
+        </w:rPr>
+        <w:t>de</w:t>
+      </w:r>
+      <w:r>
+        <w:rPr>
+          <w:rFonts w:asciiTheme="majorHAnsi" w:hAnsiTheme="majorHAnsi" w:cstheme="majorHAnsi"/>
+          <w:lang w:val="es-AR"/>
+        </w:rPr>
+        <w:t xml:space="preserve"> </w:t>
+      </w:r>
+      <w:r>
+        <w:rPr>
+          <w:rFonts w:asciiTheme="majorHAnsi" w:hAnsiTheme="majorHAnsi" w:cstheme="majorHAnsi"/>
+          <w:lang w:val="es-AR"/>
+        </w:rPr>
+        <w:t>un</w:t>
+      </w:r>
+      <w:r>
+        <w:rPr>
+          <w:rFonts w:asciiTheme="majorHAnsi" w:hAnsiTheme="majorHAnsi" w:cstheme="majorHAnsi"/>
+          <w:lang w:val="es-AR"/>
+        </w:rPr>
+        <w:t xml:space="preserve"> </w:t>
+      </w:r>
+      <w:r>
+        <w:rPr>
+          <w:rFonts w:asciiTheme="majorHAnsi" w:hAnsiTheme="majorHAnsi" w:cstheme="majorHAnsi"/>
+          <w:lang w:val="es-AR"/>
+        </w:rPr>
+        <w:t>abogado</w:t>
+      </w:r>
+      <w:r>
+        <w:rPr>
+          <w:rFonts w:asciiTheme="majorHAnsi" w:hAnsiTheme="majorHAnsi" w:cstheme="majorHAnsi"/>
+          <w:lang w:val="es-AR"/>
+        </w:rPr>
+        <w:t xml:space="preserve"> </w:t>
+      </w:r>
+      <w:r>
+        <w:rPr>
+          <w:rFonts w:asciiTheme="majorHAnsi" w:hAnsiTheme="majorHAnsi" w:cstheme="majorHAnsi"/>
+          <w:lang w:val="es-AR"/>
+        </w:rPr>
+        <w:t>a</w:t>
+      </w:r>
+      <w:r>
+        <w:rPr>
+          <w:rFonts w:asciiTheme="majorHAnsi" w:hAnsiTheme="majorHAnsi" w:cstheme="majorHAnsi"/>
+          <w:lang w:val="es-AR"/>
+        </w:rPr>
+        <w:t xml:space="preserve"> </w:t>
+      </w:r>
+      <w:r>
+        <w:rPr>
+          <w:rFonts w:asciiTheme="majorHAnsi" w:hAnsiTheme="majorHAnsi" w:cstheme="majorHAnsi"/>
+          <w:lang w:val="es-AR"/>
+        </w:rPr>
+        <w:t>un</w:t>
+      </w:r>
+      <w:r>
+        <w:rPr>
+          <w:rFonts w:asciiTheme="majorHAnsi" w:hAnsiTheme="majorHAnsi" w:cstheme="majorHAnsi"/>
+          <w:lang w:val="es-AR"/>
+        </w:rPr>
+        <w:t xml:space="preserve"> </w:t>
+      </w:r>
+      <w:r>
+        <w:rPr>
+          <w:rFonts w:asciiTheme="majorHAnsi" w:hAnsiTheme="majorHAnsi" w:cstheme="majorHAnsi"/>
+          <w:lang w:val="es-AR"/>
+        </w:rPr>
+        <w:t>poder</w:t>
+      </w:r>
+      <w:r>
+        <w:rPr>
+          <w:rFonts w:asciiTheme="majorHAnsi" w:hAnsiTheme="majorHAnsi" w:cstheme="majorHAnsi"/>
+          <w:lang w:val="es-AR"/>
+        </w:rPr>
+        <w:t xml:space="preserve"> </w:t>
+      </w:r>
+      <w:r>
+        <w:rPr>
+          <w:rFonts w:asciiTheme="majorHAnsi" w:hAnsiTheme="majorHAnsi" w:cstheme="majorHAnsi"/>
+          <w:lang w:val="es-AR"/>
+        </w:rPr>
+        <w:t>otorgado</w:t>
+      </w:r>
+      <w:r>
+        <w:rPr>
+          <w:rFonts w:asciiTheme="majorHAnsi" w:hAnsiTheme="majorHAnsi" w:cstheme="majorHAnsi"/>
+          <w:lang w:val="es-AR"/>
+        </w:rPr>
+        <w:t xml:space="preserve"> </w:t>
+      </w:r>
+      <w:r>
+        <w:rPr>
+          <w:rFonts w:asciiTheme="majorHAnsi" w:hAnsiTheme="majorHAnsi" w:cstheme="majorHAnsi"/>
+          <w:lang w:val="es-AR"/>
+        </w:rPr>
+        <w:t>por</w:t>
+      </w:r>
+      <w:r>
+        <w:rPr>
+          <w:rFonts w:asciiTheme="majorHAnsi" w:hAnsiTheme="majorHAnsi" w:cstheme="majorHAnsi"/>
+          <w:lang w:val="es-AR"/>
+        </w:rPr>
+        <w:t xml:space="preserve"> </w:t>
+      </w:r>
+      <w:r>
+        <w:rPr>
+          <w:rFonts w:asciiTheme="majorHAnsi" w:hAnsiTheme="majorHAnsi" w:cstheme="majorHAnsi"/>
+          <w:lang w:val="es-AR"/>
+        </w:rPr>
+        <w:t>su</w:t>
+      </w:r>
+      <w:r>
+        <w:rPr>
+          <w:rFonts w:asciiTheme="majorHAnsi" w:hAnsiTheme="majorHAnsi" w:cstheme="majorHAnsi"/>
+          <w:lang w:val="es-AR"/>
+        </w:rPr>
+        <w:t xml:space="preserve"> </w:t>
+      </w:r>
+      <w:r>
+        <w:rPr>
+          <w:rFonts w:asciiTheme="majorHAnsi" w:hAnsiTheme="majorHAnsi" w:cstheme="majorHAnsi"/>
+          <w:lang w:val="es-AR"/>
+        </w:rPr>
+        <w:t>cliente.</w:t>
       </w:r>
     </w:p>
     <w:p>
       <w:pPr>
-        <w:ind w:firstLine="720"/>
         <w:rPr>
           <w:rFonts w:asciiTheme="majorHAnsi" w:hAnsiTheme="majorHAnsi" w:cstheme="majorHAnsi"/>
-          <w:lang w:val="es-ES"/>
+          <w:lang w:val="es-AR"/>
         </w:rPr>
       </w:pPr>
       <w:r>
         <w:rPr>
           <w:rFonts w:asciiTheme="majorHAnsi" w:hAnsiTheme="majorHAnsi" w:cstheme="majorHAnsi"/>
-          <w:lang w:val="es-ES"/>
+          <w:lang w:val="es-AR"/>
         </w:rPr>
-        <w:t>Patrimonio: son los bienes y derechos que tiene una persona, conformando su situación económica y legal.</w:t>
+        <w:t>9.</w:t>
+      </w:r>
+      <w:r>
+        <w:rPr>
+          <w:rFonts w:asciiTheme="majorHAnsi" w:hAnsiTheme="majorHAnsi" w:cstheme="majorHAnsi"/>
+          <w:lang w:val="es-AR"/>
+        </w:rPr>
+        <w:tab/>
+        <w:t>Un pacto de no competencia firmado por un empresario al vender su negocio.</w:t>
+      </w:r>
+    </w:p>
+    <w:p>
+      <w:pPr>
+        <w:rPr>
+          <w:rFonts w:asciiTheme="majorHAnsi" w:hAnsiTheme="majorHAnsi" w:cstheme="majorHAnsi"/>
+          <w:lang w:val="es-AR"/>
+        </w:rPr>
+      </w:pPr>
+      <w:r>
+        <w:rPr>
+          <w:rFonts w:asciiTheme="majorHAnsi" w:hAnsiTheme="majorHAnsi" w:cstheme="majorHAnsi"/>
+          <w:lang w:val="es-AR"/>
+        </w:rPr>
+        <w:t>10.</w:t>
+      </w:r>
+      <w:r>
+        <w:rPr>
+          <w:rFonts w:asciiTheme="majorHAnsi" w:hAnsiTheme="majorHAnsi" w:cstheme="majorHAnsi"/>
+          <w:lang w:val="es-AR"/>
+        </w:rPr>
+        <w:tab/>
+        <w:t>Reconocimiento voluntario de un hijo.</w:t>
+      </w:r>
+    </w:p>
+    <w:p>
+      <w:pPr>
+        <w:rPr>
+          <w:rFonts w:asciiTheme="majorHAnsi" w:hAnsiTheme="majorHAnsi" w:cstheme="majorHAnsi"/>
+          <w:lang w:val="es-AR"/>
+        </w:rPr>
+      </w:pPr>
+      <w:r>
+        <w:rPr>
+          <w:rFonts w:asciiTheme="majorHAnsi" w:hAnsiTheme="majorHAnsi" w:cstheme="majorHAnsi"/>
+          <w:lang w:val="es-AR"/>
+        </w:rPr>
+        <w:t>11.</w:t>
+      </w:r>
+      <w:r>
+        <w:rPr>
+          <w:rFonts w:asciiTheme="majorHAnsi" w:hAnsiTheme="majorHAnsi" w:cstheme="majorHAnsi"/>
+          <w:lang w:val="es-AR"/>
+        </w:rPr>
+        <w:tab/>
+        <w:t>Un convenio de divorcio firmado por ambos cónyuges.</w:t>
+      </w:r>
+    </w:p>
+    <w:p>
+      <w:pPr>
+        <w:rPr>
+          <w:rFonts w:asciiTheme="majorHAnsi" w:hAnsiTheme="majorHAnsi" w:cstheme="majorHAnsi"/>
+          <w:lang w:val="es-AR"/>
+        </w:rPr>
+      </w:pPr>
+      <w:r>
+        <w:rPr>
+          <w:rFonts w:asciiTheme="majorHAnsi" w:hAnsiTheme="majorHAnsi" w:cstheme="majorHAnsi"/>
+          <w:lang w:val="es-AR"/>
+        </w:rPr>
+        <w:t>12.</w:t>
+      </w:r>
+      <w:r>
+        <w:rPr>
+          <w:rFonts w:asciiTheme="majorHAnsi" w:hAnsiTheme="majorHAnsi" w:cstheme="majorHAnsi"/>
+          <w:lang w:val="es-AR"/>
+        </w:rPr>
+        <w:tab/>
+        <w:t>Un contrato de comodato (préstamo de uso).</w:t>
+      </w:r>
+    </w:p>
+    <w:p>
+      <w:pPr>
+        <w:rPr>
+          <w:rFonts w:asciiTheme="majorHAnsi" w:hAnsiTheme="majorHAnsi" w:cstheme="majorHAnsi"/>
+          <w:lang w:val="es-AR"/>
+        </w:rPr>
+      </w:pPr>
+      <w:r>
+        <w:rPr>
+          <w:rFonts w:asciiTheme="majorHAnsi" w:hAnsiTheme="majorHAnsi" w:cstheme="majorHAnsi"/>
+          <w:lang w:val="es-AR"/>
+        </w:rPr>
+        <w:t>13.</w:t>
+      </w:r>
+      <w:r>
+        <w:rPr>
+          <w:rFonts w:asciiTheme="majorHAnsi" w:hAnsiTheme="majorHAnsi" w:cstheme="majorHAnsi"/>
+          <w:lang w:val="es-AR"/>
+        </w:rPr>
+        <w:tab/>
+        <w:t>Otorgamiento de un poder notarial.</w:t>
+      </w:r>
+    </w:p>
+    <w:p>
+      <w:pPr>
+        <w:rPr>
+          <w:rFonts w:asciiTheme="majorHAnsi" w:hAnsiTheme="majorHAnsi" w:cstheme="majorHAnsi"/>
+          <w:lang w:val="es-AR"/>
+        </w:rPr>
+      </w:pPr>
+      <w:r>
+        <w:rPr>
+          <w:rFonts w:asciiTheme="majorHAnsi" w:hAnsiTheme="majorHAnsi" w:cstheme="majorHAnsi"/>
+          <w:lang w:val="es-AR"/>
+        </w:rPr>
+        <w:t>14.</w:t>
+      </w:r>
+      <w:r>
+        <w:rPr>
+          <w:rFonts w:asciiTheme="majorHAnsi" w:hAnsiTheme="majorHAnsi" w:cstheme="majorHAnsi"/>
+          <w:lang w:val="es-AR"/>
+        </w:rPr>
+        <w:tab/>
+        <w:t xml:space="preserve"> Un contrato de alquiler con cláusula que obliga al inquilino a pintar al finalizar.</w:t>
+      </w:r>
+    </w:p>
+    <w:p>
+      <w:pPr>
+        <w:rPr>
+          <w:rFonts w:asciiTheme="majorHAnsi" w:hAnsiTheme="majorHAnsi" w:cstheme="majorHAnsi"/>
+          <w:lang w:val="es-AR"/>
+        </w:rPr>
+      </w:pPr>
+      <w:r>
+        <w:rPr>
+          <w:rFonts w:asciiTheme="majorHAnsi" w:hAnsiTheme="majorHAnsi" w:cstheme="majorHAnsi"/>
+          <w:lang w:val="es-AR"/>
+        </w:rPr>
+        <w:t>15.</w:t>
+      </w:r>
+      <w:r>
+        <w:rPr>
+          <w:rFonts w:asciiTheme="majorHAnsi" w:hAnsiTheme="majorHAnsi" w:cstheme="majorHAnsi"/>
+          <w:lang w:val="es-AR"/>
+        </w:rPr>
+        <w:tab/>
+        <w:t xml:space="preserve"> Una persona renuncia a una herencia.</w:t>
+      </w:r>
+    </w:p>
+    <w:p>
+      <w:pPr>
+        <w:rPr>
+          <w:rFonts w:asciiTheme="majorHAnsi" w:hAnsiTheme="majorHAnsi" w:cstheme="majorHAnsi"/>
+          <w:lang w:val="es-AR"/>
+        </w:rPr>
+      </w:pPr>
+      <w:r>
+        <w:rPr>
+          <w:rFonts w:asciiTheme="majorHAnsi" w:hAnsiTheme="majorHAnsi" w:cstheme="majorHAnsi"/>
+          <w:lang w:val="es-AR"/>
+        </w:rPr>
+        <w:t>16.</w:t>
+      </w:r>
+      <w:r>
+        <w:rPr>
+          <w:rFonts w:asciiTheme="majorHAnsi" w:hAnsiTheme="majorHAnsi" w:cstheme="majorHAnsi"/>
+          <w:lang w:val="es-AR"/>
+        </w:rPr>
+        <w:tab/>
+        <w:t>Un contrato prenupcial entre novios.</w:t>
+      </w:r>
+    </w:p>
+    <w:p>
+      <w:pPr>
+        <w:rPr>
+          <w:rFonts w:asciiTheme="majorHAnsi" w:hAnsiTheme="majorHAnsi" w:cstheme="majorHAnsi"/>
+          <w:lang w:val="es-AR"/>
+        </w:rPr>
+      </w:pPr>
+      <w:r>
+        <w:rPr>
+          <w:rFonts w:asciiTheme="majorHAnsi" w:hAnsiTheme="majorHAnsi" w:cstheme="majorHAnsi"/>
+          <w:lang w:val="es-AR"/>
+        </w:rPr>
+        <w:t>17.</w:t>
+      </w:r>
+      <w:r>
+        <w:rPr>
+          <w:rFonts w:asciiTheme="majorHAnsi" w:hAnsiTheme="majorHAnsi" w:cstheme="majorHAnsi"/>
+          <w:lang w:val="es-AR"/>
+        </w:rPr>
+        <w:tab/>
+        <w:t>Una donación de órganos para después de la muerte.</w:t>
+      </w:r>
+    </w:p>
+    <w:p>
+      <w:pPr>
+        <w:rPr>
+          <w:rFonts w:asciiTheme="majorHAnsi" w:hAnsiTheme="majorHAnsi" w:cstheme="majorHAnsi"/>
+          <w:lang w:val="es-AR"/>
+        </w:rPr>
+      </w:pPr>
+      <w:r>
+        <w:rPr>
+          <w:rFonts w:asciiTheme="majorHAnsi" w:hAnsiTheme="majorHAnsi" w:cstheme="majorHAnsi"/>
+          <w:lang w:val="es-AR"/>
+        </w:rPr>
+        <w:t>18.</w:t>
+      </w:r>
+      <w:r>
+        <w:rPr>
+          <w:rFonts w:asciiTheme="majorHAnsi" w:hAnsiTheme="majorHAnsi" w:cstheme="majorHAnsi"/>
+          <w:lang w:val="es-AR"/>
+        </w:rPr>
+        <w:tab/>
+        <w:t>Un contrato de fianza.</w:t>
+      </w:r>
+    </w:p>
+    <w:p>
+      <w:pPr>
+        <w:rPr>
+          <w:rFonts w:asciiTheme="majorHAnsi" w:hAnsiTheme="majorHAnsi" w:cstheme="majorHAnsi"/>
+          <w:lang w:val="es-AR"/>
+        </w:rPr>
+      </w:pPr>
+      <w:r>
+        <w:rPr>
+          <w:rFonts w:asciiTheme="majorHAnsi" w:hAnsiTheme="majorHAnsi" w:cstheme="majorHAnsi"/>
+          <w:lang w:val="es-AR"/>
+        </w:rPr>
+        <w:t>19.</w:t>
+      </w:r>
+      <w:r>
+        <w:rPr>
+          <w:rFonts w:asciiTheme="majorHAnsi" w:hAnsiTheme="majorHAnsi" w:cstheme="majorHAnsi"/>
+          <w:lang w:val="es-AR"/>
+        </w:rPr>
+        <w:tab/>
+        <w:t xml:space="preserve"> Una pareja adopta un niño</w:t>
+      </w:r>
+    </w:p>
+    <w:p>
+      <w:pPr>
+        <w:rPr>
+          <w:rFonts w:asciiTheme="majorHAnsi" w:hAnsiTheme="majorHAnsi" w:cstheme="majorHAnsi"/>
+          <w:lang w:val="es-AR"/>
+        </w:rPr>
+      </w:pPr>
+      <w:r>
+        <w:rPr>
+          <w:rFonts w:asciiTheme="majorHAnsi" w:hAnsiTheme="majorHAnsi" w:cstheme="majorHAnsi"/>
+          <w:lang w:val="es-AR"/>
+        </w:rPr>
+        <w:t>20.</w:t>
+      </w:r>
+      <w:r>
+        <w:rPr>
+          <w:rFonts w:asciiTheme="majorHAnsi" w:hAnsiTheme="majorHAnsi" w:cstheme="majorHAnsi"/>
+          <w:lang w:val="es-AR"/>
+        </w:rPr>
+        <w:tab/>
+        <w:t xml:space="preserve"> Una renuncia laboral presentada por escrito.</w:t>
+      </w:r>
+    </w:p>
+    <w:p>
+      <w:pPr>
+        <w:rPr>
+          <w:rFonts w:asciiTheme="majorHAnsi" w:eastAsiaTheme="majorEastAsia" w:hAnsiTheme="majorHAnsi" w:cstheme="majorBidi"/>
+          <w:b/>
+          <w:bCs/>
+          <w:color w:val="365F91" w:themeColor="accent1" w:themeShade="BF"/>
+          <w:sz w:val="28"/>
+          <w:szCs w:val="28"/>
+          <w:lang w:val="es-AR"/>
+        </w:rPr>
+      </w:pPr>
+      <w:r>
+        <w:rPr>
+          <w:lang w:val="es-AR"/>
+        </w:rPr>
+        <w:br w:type="page"/>
       </w:r>
     </w:p>
     <w:p>
       <w:pPr>
         <w:pStyle w:val="Ttulo1"/>
-        <w:numPr>
-          <w:ilvl w:val="0"/>
-          <w:numId w:val="10"/>
-        </w:numPr>
         <w:rPr>
           <w:lang w:val="es-AR"/>
         </w:rPr>
@@ -595,19 +961,7 @@
           <w:lang w:val="es-AR"/>
         </w:rPr>
         <w:lastRenderedPageBreak/>
-        <w:t xml:space="preserve">¿Cómo se aplica el concepto de </w:t>
-      </w:r>
-      <w:r>
-        <w:rPr>
-          <w:lang w:val="es-AR"/>
-        </w:rPr>
-        <w:t>“</w:t>
-      </w:r>
-      <w:r>
-        <w:rPr>
-          <w:lang w:val="es-AR"/>
-        </w:rPr>
-        <w:t>persona de derecho” al caso de Sandra? Menciona un argumento clave que apoye su consideración como sujeto de derechos.</w:t>
+        <w:t xml:space="preserve">Tabla con clasificación </w:t>
       </w:r>
     </w:p>
     <w:p>
@@ -617,98 +971,6223 @@
         </w:rPr>
       </w:pPr>
     </w:p>
+    <w:tbl>
+      <w:tblPr>
+        <w:tblW w:w="11482" w:type="dxa"/>
+        <w:tblInd w:w="-1284" w:type="dxa"/>
+        <w:tblBorders>
+          <w:top w:val="nil"/>
+          <w:left w:val="nil"/>
+          <w:bottom w:val="nil"/>
+          <w:right w:val="nil"/>
+          <w:insideH w:val="nil"/>
+          <w:insideV w:val="nil"/>
+        </w:tblBorders>
+        <w:tblLayout w:type="fixed"/>
+        <w:tblLook w:val="0600" w:firstRow="0" w:lastRow="0" w:firstColumn="0" w:lastColumn="0" w:noHBand="1" w:noVBand="1"/>
+      </w:tblPr>
+      <w:tblGrid>
+        <w:gridCol w:w="1843"/>
+        <w:gridCol w:w="1418"/>
+        <w:gridCol w:w="1417"/>
+        <w:gridCol w:w="1276"/>
+        <w:gridCol w:w="1843"/>
+        <w:gridCol w:w="1134"/>
+        <w:gridCol w:w="1134"/>
+        <w:gridCol w:w="1417"/>
+      </w:tblGrid>
+      <w:tr>
+        <w:trPr>
+          <w:trHeight w:val="1335"/>
+        </w:trPr>
+        <w:tc>
+          <w:tcPr>
+            <w:tcW w:w="1843" w:type="dxa"/>
+            <w:tcBorders>
+              <w:top w:val="single" w:sz="6" w:space="0" w:color="D9D9DD"/>
+              <w:left w:val="single" w:sz="6" w:space="0" w:color="D9D9DD"/>
+              <w:bottom w:val="single" w:sz="6" w:space="0" w:color="D9D9DD"/>
+              <w:right w:val="single" w:sz="6" w:space="0" w:color="D9D9DD"/>
+            </w:tcBorders>
+            <w:tcMar>
+              <w:top w:w="100" w:type="dxa"/>
+              <w:left w:w="200" w:type="dxa"/>
+              <w:bottom w:w="100" w:type="dxa"/>
+              <w:right w:w="200" w:type="dxa"/>
+            </w:tcMar>
+          </w:tcPr>
+          <w:p>
+            <w:pPr>
+              <w:rPr>
+                <w:rFonts w:asciiTheme="majorHAnsi" w:hAnsiTheme="majorHAnsi" w:cstheme="majorHAnsi"/>
+                <w:sz w:val="20"/>
+                <w:szCs w:val="20"/>
+                <w:lang w:val="es"/>
+              </w:rPr>
+            </w:pPr>
+            <w:r>
+              <w:rPr>
+                <w:rFonts w:asciiTheme="majorHAnsi" w:hAnsiTheme="majorHAnsi" w:cstheme="majorHAnsi"/>
+                <w:b/>
+                <w:sz w:val="20"/>
+                <w:szCs w:val="20"/>
+                <w:lang w:val="es"/>
+              </w:rPr>
+              <w:t>Acto Jurídico</w:t>
+            </w:r>
+          </w:p>
+        </w:tc>
+        <w:tc>
+          <w:tcPr>
+            <w:tcW w:w="1418" w:type="dxa"/>
+            <w:tcBorders>
+              <w:top w:val="single" w:sz="6" w:space="0" w:color="D9D9DD"/>
+              <w:left w:val="single" w:sz="6" w:space="0" w:color="D9D9DD"/>
+              <w:bottom w:val="single" w:sz="6" w:space="0" w:color="D9D9DD"/>
+              <w:right w:val="single" w:sz="6" w:space="0" w:color="D9D9DD"/>
+            </w:tcBorders>
+            <w:tcMar>
+              <w:top w:w="100" w:type="dxa"/>
+              <w:left w:w="200" w:type="dxa"/>
+              <w:bottom w:w="100" w:type="dxa"/>
+              <w:right w:w="200" w:type="dxa"/>
+            </w:tcMar>
+          </w:tcPr>
+          <w:p>
+            <w:pPr>
+              <w:rPr>
+                <w:rFonts w:asciiTheme="majorHAnsi" w:hAnsiTheme="majorHAnsi" w:cstheme="majorHAnsi"/>
+                <w:sz w:val="20"/>
+                <w:szCs w:val="20"/>
+                <w:lang w:val="es"/>
+              </w:rPr>
+            </w:pPr>
+            <w:r>
+              <w:rPr>
+                <w:rFonts w:asciiTheme="majorHAnsi" w:hAnsiTheme="majorHAnsi" w:cstheme="majorHAnsi"/>
+                <w:b/>
+                <w:sz w:val="20"/>
+                <w:szCs w:val="20"/>
+                <w:lang w:val="es"/>
+              </w:rPr>
+              <w:t>Unilateral o Bilateral</w:t>
+            </w:r>
+          </w:p>
+        </w:tc>
+        <w:tc>
+          <w:tcPr>
+            <w:tcW w:w="1417" w:type="dxa"/>
+            <w:tcBorders>
+              <w:top w:val="single" w:sz="6" w:space="0" w:color="D9D9DD"/>
+              <w:left w:val="single" w:sz="6" w:space="0" w:color="D9D9DD"/>
+              <w:bottom w:val="single" w:sz="6" w:space="0" w:color="D9D9DD"/>
+              <w:right w:val="single" w:sz="6" w:space="0" w:color="D9D9DD"/>
+            </w:tcBorders>
+            <w:tcMar>
+              <w:top w:w="100" w:type="dxa"/>
+              <w:left w:w="200" w:type="dxa"/>
+              <w:bottom w:w="100" w:type="dxa"/>
+              <w:right w:w="200" w:type="dxa"/>
+            </w:tcMar>
+          </w:tcPr>
+          <w:p>
+            <w:pPr>
+              <w:rPr>
+                <w:rFonts w:asciiTheme="majorHAnsi" w:hAnsiTheme="majorHAnsi" w:cstheme="majorHAnsi"/>
+                <w:sz w:val="20"/>
+                <w:szCs w:val="20"/>
+                <w:lang w:val="es"/>
+              </w:rPr>
+            </w:pPr>
+            <w:r>
+              <w:rPr>
+                <w:rFonts w:asciiTheme="majorHAnsi" w:hAnsiTheme="majorHAnsi" w:cstheme="majorHAnsi"/>
+                <w:b/>
+                <w:sz w:val="20"/>
+                <w:szCs w:val="20"/>
+                <w:lang w:val="es"/>
+              </w:rPr>
+              <w:t>Entre Vivos o Última Voluntad</w:t>
+            </w:r>
+          </w:p>
+        </w:tc>
+        <w:tc>
+          <w:tcPr>
+            <w:tcW w:w="1276" w:type="dxa"/>
+            <w:tcBorders>
+              <w:top w:val="single" w:sz="6" w:space="0" w:color="D9D9DD"/>
+              <w:left w:val="single" w:sz="6" w:space="0" w:color="D9D9DD"/>
+              <w:bottom w:val="single" w:sz="6" w:space="0" w:color="D9D9DD"/>
+              <w:right w:val="single" w:sz="6" w:space="0" w:color="D9D9DD"/>
+            </w:tcBorders>
+            <w:tcMar>
+              <w:top w:w="100" w:type="dxa"/>
+              <w:left w:w="200" w:type="dxa"/>
+              <w:bottom w:w="100" w:type="dxa"/>
+              <w:right w:w="200" w:type="dxa"/>
+            </w:tcMar>
+          </w:tcPr>
+          <w:p>
+            <w:pPr>
+              <w:rPr>
+                <w:rFonts w:asciiTheme="majorHAnsi" w:hAnsiTheme="majorHAnsi" w:cstheme="majorHAnsi"/>
+                <w:sz w:val="20"/>
+                <w:szCs w:val="20"/>
+                <w:lang w:val="es"/>
+              </w:rPr>
+            </w:pPr>
+            <w:r>
+              <w:rPr>
+                <w:rFonts w:asciiTheme="majorHAnsi" w:hAnsiTheme="majorHAnsi" w:cstheme="majorHAnsi"/>
+                <w:b/>
+                <w:sz w:val="20"/>
+                <w:szCs w:val="20"/>
+                <w:lang w:val="es"/>
+              </w:rPr>
+              <w:t>Positivo o Negativo</w:t>
+            </w:r>
+          </w:p>
+        </w:tc>
+        <w:tc>
+          <w:tcPr>
+            <w:tcW w:w="1843" w:type="dxa"/>
+            <w:tcBorders>
+              <w:top w:val="single" w:sz="6" w:space="0" w:color="D9D9DD"/>
+              <w:left w:val="single" w:sz="6" w:space="0" w:color="D9D9DD"/>
+              <w:bottom w:val="single" w:sz="6" w:space="0" w:color="D9D9DD"/>
+              <w:right w:val="single" w:sz="6" w:space="0" w:color="D9D9DD"/>
+            </w:tcBorders>
+            <w:tcMar>
+              <w:top w:w="100" w:type="dxa"/>
+              <w:left w:w="200" w:type="dxa"/>
+              <w:bottom w:w="100" w:type="dxa"/>
+              <w:right w:w="200" w:type="dxa"/>
+            </w:tcMar>
+          </w:tcPr>
+          <w:p>
+            <w:pPr>
+              <w:rPr>
+                <w:rFonts w:asciiTheme="majorHAnsi" w:hAnsiTheme="majorHAnsi" w:cstheme="majorHAnsi"/>
+                <w:sz w:val="20"/>
+                <w:szCs w:val="20"/>
+                <w:lang w:val="es"/>
+              </w:rPr>
+            </w:pPr>
+            <w:r>
+              <w:rPr>
+                <w:rFonts w:asciiTheme="majorHAnsi" w:hAnsiTheme="majorHAnsi" w:cstheme="majorHAnsi"/>
+                <w:b/>
+                <w:sz w:val="20"/>
+                <w:szCs w:val="20"/>
+                <w:lang w:val="es"/>
+              </w:rPr>
+              <w:t>Patrimonial o Extrapatrimonial</w:t>
+            </w:r>
+          </w:p>
+        </w:tc>
+        <w:tc>
+          <w:tcPr>
+            <w:tcW w:w="1134" w:type="dxa"/>
+            <w:tcBorders>
+              <w:top w:val="single" w:sz="6" w:space="0" w:color="D9D9DD"/>
+              <w:left w:val="single" w:sz="6" w:space="0" w:color="D9D9DD"/>
+              <w:bottom w:val="single" w:sz="6" w:space="0" w:color="D9D9DD"/>
+              <w:right w:val="single" w:sz="6" w:space="0" w:color="D9D9DD"/>
+            </w:tcBorders>
+            <w:tcMar>
+              <w:top w:w="100" w:type="dxa"/>
+              <w:left w:w="200" w:type="dxa"/>
+              <w:bottom w:w="100" w:type="dxa"/>
+              <w:right w:w="200" w:type="dxa"/>
+            </w:tcMar>
+          </w:tcPr>
+          <w:p>
+            <w:pPr>
+              <w:rPr>
+                <w:rFonts w:asciiTheme="majorHAnsi" w:hAnsiTheme="majorHAnsi" w:cstheme="majorHAnsi"/>
+                <w:sz w:val="20"/>
+                <w:szCs w:val="20"/>
+                <w:lang w:val="es"/>
+              </w:rPr>
+            </w:pPr>
+            <w:r>
+              <w:rPr>
+                <w:rFonts w:asciiTheme="majorHAnsi" w:hAnsiTheme="majorHAnsi" w:cstheme="majorHAnsi"/>
+                <w:b/>
+                <w:sz w:val="20"/>
+                <w:szCs w:val="20"/>
+                <w:lang w:val="es"/>
+              </w:rPr>
+              <w:t>Oneroso o Gratuito</w:t>
+            </w:r>
+          </w:p>
+        </w:tc>
+        <w:tc>
+          <w:tcPr>
+            <w:tcW w:w="1134" w:type="dxa"/>
+            <w:tcBorders>
+              <w:top w:val="single" w:sz="6" w:space="0" w:color="D9D9DD"/>
+              <w:left w:val="single" w:sz="6" w:space="0" w:color="D9D9DD"/>
+              <w:bottom w:val="single" w:sz="6" w:space="0" w:color="D9D9DD"/>
+              <w:right w:val="single" w:sz="6" w:space="0" w:color="D9D9DD"/>
+            </w:tcBorders>
+            <w:tcMar>
+              <w:top w:w="100" w:type="dxa"/>
+              <w:left w:w="200" w:type="dxa"/>
+              <w:bottom w:w="100" w:type="dxa"/>
+              <w:right w:w="200" w:type="dxa"/>
+            </w:tcMar>
+          </w:tcPr>
+          <w:p>
+            <w:pPr>
+              <w:rPr>
+                <w:rFonts w:asciiTheme="majorHAnsi" w:hAnsiTheme="majorHAnsi" w:cstheme="majorHAnsi"/>
+                <w:sz w:val="20"/>
+                <w:szCs w:val="20"/>
+                <w:lang w:val="es"/>
+              </w:rPr>
+            </w:pPr>
+            <w:r>
+              <w:rPr>
+                <w:rFonts w:asciiTheme="majorHAnsi" w:hAnsiTheme="majorHAnsi" w:cstheme="majorHAnsi"/>
+                <w:b/>
+                <w:sz w:val="20"/>
+                <w:szCs w:val="20"/>
+                <w:lang w:val="es"/>
+              </w:rPr>
+              <w:t>Formal o No Formal</w:t>
+            </w:r>
+          </w:p>
+        </w:tc>
+        <w:tc>
+          <w:tcPr>
+            <w:tcW w:w="1417" w:type="dxa"/>
+            <w:tcBorders>
+              <w:top w:val="single" w:sz="6" w:space="0" w:color="D9D9DD"/>
+              <w:left w:val="single" w:sz="6" w:space="0" w:color="D9D9DD"/>
+              <w:bottom w:val="single" w:sz="6" w:space="0" w:color="D9D9DD"/>
+              <w:right w:val="single" w:sz="6" w:space="0" w:color="D9D9DD"/>
+            </w:tcBorders>
+            <w:tcMar>
+              <w:top w:w="100" w:type="dxa"/>
+              <w:left w:w="200" w:type="dxa"/>
+              <w:bottom w:w="100" w:type="dxa"/>
+              <w:right w:w="200" w:type="dxa"/>
+            </w:tcMar>
+          </w:tcPr>
+          <w:p>
+            <w:pPr>
+              <w:rPr>
+                <w:rFonts w:asciiTheme="majorHAnsi" w:hAnsiTheme="majorHAnsi" w:cstheme="majorHAnsi"/>
+                <w:sz w:val="20"/>
+                <w:szCs w:val="20"/>
+                <w:lang w:val="es"/>
+              </w:rPr>
+            </w:pPr>
+            <w:r>
+              <w:rPr>
+                <w:rFonts w:asciiTheme="majorHAnsi" w:hAnsiTheme="majorHAnsi" w:cstheme="majorHAnsi"/>
+                <w:b/>
+                <w:sz w:val="20"/>
+                <w:szCs w:val="20"/>
+                <w:lang w:val="es"/>
+              </w:rPr>
+              <w:t>Puro y Simple o Modal</w:t>
+            </w:r>
+          </w:p>
+        </w:tc>
+      </w:tr>
+      <w:tr>
+        <w:trPr>
+          <w:trHeight w:val="735"/>
+        </w:trPr>
+        <w:tc>
+          <w:tcPr>
+            <w:tcW w:w="1843" w:type="dxa"/>
+            <w:tcBorders>
+              <w:top w:val="single" w:sz="6" w:space="0" w:color="D9D9DD"/>
+              <w:left w:val="single" w:sz="6" w:space="0" w:color="D9D9DD"/>
+              <w:bottom w:val="single" w:sz="6" w:space="0" w:color="D9D9DD"/>
+              <w:right w:val="single" w:sz="6" w:space="0" w:color="D9D9DD"/>
+            </w:tcBorders>
+            <w:tcMar>
+              <w:top w:w="100" w:type="dxa"/>
+              <w:left w:w="200" w:type="dxa"/>
+              <w:bottom w:w="100" w:type="dxa"/>
+              <w:right w:w="200" w:type="dxa"/>
+            </w:tcMar>
+          </w:tcPr>
+          <w:p>
+            <w:pPr>
+              <w:rPr>
+                <w:rFonts w:asciiTheme="majorHAnsi" w:hAnsiTheme="majorHAnsi" w:cstheme="majorHAnsi"/>
+                <w:sz w:val="20"/>
+                <w:szCs w:val="20"/>
+                <w:lang w:val="es"/>
+              </w:rPr>
+            </w:pPr>
+            <w:r>
+              <w:rPr>
+                <w:rFonts w:asciiTheme="majorHAnsi" w:hAnsiTheme="majorHAnsi" w:cstheme="majorHAnsi"/>
+                <w:sz w:val="20"/>
+                <w:szCs w:val="20"/>
+                <w:lang w:val="es"/>
+              </w:rPr>
+              <w:t>1. Testamento</w:t>
+            </w:r>
+          </w:p>
+        </w:tc>
+        <w:tc>
+          <w:tcPr>
+            <w:tcW w:w="1418" w:type="dxa"/>
+            <w:tcBorders>
+              <w:top w:val="single" w:sz="6" w:space="0" w:color="D9D9DD"/>
+              <w:left w:val="single" w:sz="6" w:space="0" w:color="D9D9DD"/>
+              <w:bottom w:val="single" w:sz="6" w:space="0" w:color="D9D9DD"/>
+              <w:right w:val="single" w:sz="6" w:space="0" w:color="D9D9DD"/>
+            </w:tcBorders>
+            <w:tcMar>
+              <w:top w:w="100" w:type="dxa"/>
+              <w:left w:w="200" w:type="dxa"/>
+              <w:bottom w:w="100" w:type="dxa"/>
+              <w:right w:w="200" w:type="dxa"/>
+            </w:tcMar>
+          </w:tcPr>
+          <w:p>
+            <w:pPr>
+              <w:rPr>
+                <w:rFonts w:asciiTheme="majorHAnsi" w:hAnsiTheme="majorHAnsi" w:cstheme="majorHAnsi"/>
+                <w:sz w:val="20"/>
+                <w:szCs w:val="20"/>
+                <w:lang w:val="es"/>
+              </w:rPr>
+            </w:pPr>
+            <w:r>
+              <w:rPr>
+                <w:rFonts w:asciiTheme="majorHAnsi" w:hAnsiTheme="majorHAnsi" w:cstheme="majorHAnsi"/>
+                <w:sz w:val="20"/>
+                <w:szCs w:val="20"/>
+                <w:lang w:val="es"/>
+              </w:rPr>
+              <w:t>Unilateral</w:t>
+            </w:r>
+          </w:p>
+        </w:tc>
+        <w:tc>
+          <w:tcPr>
+            <w:tcW w:w="1417" w:type="dxa"/>
+            <w:tcBorders>
+              <w:top w:val="single" w:sz="6" w:space="0" w:color="D9D9DD"/>
+              <w:left w:val="single" w:sz="6" w:space="0" w:color="D9D9DD"/>
+              <w:bottom w:val="single" w:sz="6" w:space="0" w:color="D9D9DD"/>
+              <w:right w:val="single" w:sz="6" w:space="0" w:color="D9D9DD"/>
+            </w:tcBorders>
+            <w:tcMar>
+              <w:top w:w="100" w:type="dxa"/>
+              <w:left w:w="200" w:type="dxa"/>
+              <w:bottom w:w="100" w:type="dxa"/>
+              <w:right w:w="200" w:type="dxa"/>
+            </w:tcMar>
+          </w:tcPr>
+          <w:p>
+            <w:pPr>
+              <w:rPr>
+                <w:rFonts w:asciiTheme="majorHAnsi" w:hAnsiTheme="majorHAnsi" w:cstheme="majorHAnsi"/>
+                <w:sz w:val="20"/>
+                <w:szCs w:val="20"/>
+                <w:lang w:val="es"/>
+              </w:rPr>
+            </w:pPr>
+            <w:r>
+              <w:rPr>
+                <w:rFonts w:asciiTheme="majorHAnsi" w:hAnsiTheme="majorHAnsi" w:cstheme="majorHAnsi"/>
+                <w:sz w:val="20"/>
+                <w:szCs w:val="20"/>
+                <w:lang w:val="es"/>
+              </w:rPr>
+              <w:t>Última Voluntad</w:t>
+            </w:r>
+          </w:p>
+        </w:tc>
+        <w:tc>
+          <w:tcPr>
+            <w:tcW w:w="1276" w:type="dxa"/>
+            <w:tcBorders>
+              <w:top w:val="single" w:sz="6" w:space="0" w:color="D9D9DD"/>
+              <w:left w:val="single" w:sz="6" w:space="0" w:color="D9D9DD"/>
+              <w:bottom w:val="single" w:sz="6" w:space="0" w:color="D9D9DD"/>
+              <w:right w:val="single" w:sz="6" w:space="0" w:color="D9D9DD"/>
+            </w:tcBorders>
+            <w:tcMar>
+              <w:top w:w="100" w:type="dxa"/>
+              <w:left w:w="200" w:type="dxa"/>
+              <w:bottom w:w="100" w:type="dxa"/>
+              <w:right w:w="200" w:type="dxa"/>
+            </w:tcMar>
+          </w:tcPr>
+          <w:p>
+            <w:pPr>
+              <w:rPr>
+                <w:rFonts w:asciiTheme="majorHAnsi" w:hAnsiTheme="majorHAnsi" w:cstheme="majorHAnsi"/>
+                <w:sz w:val="20"/>
+                <w:szCs w:val="20"/>
+                <w:lang w:val="es"/>
+              </w:rPr>
+            </w:pPr>
+            <w:r>
+              <w:rPr>
+                <w:rFonts w:asciiTheme="majorHAnsi" w:hAnsiTheme="majorHAnsi" w:cstheme="majorHAnsi"/>
+                <w:sz w:val="20"/>
+                <w:szCs w:val="20"/>
+                <w:lang w:val="es"/>
+              </w:rPr>
+              <w:t>Positivo</w:t>
+            </w:r>
+          </w:p>
+        </w:tc>
+        <w:tc>
+          <w:tcPr>
+            <w:tcW w:w="1843" w:type="dxa"/>
+            <w:tcBorders>
+              <w:top w:val="single" w:sz="6" w:space="0" w:color="D9D9DD"/>
+              <w:left w:val="single" w:sz="6" w:space="0" w:color="D9D9DD"/>
+              <w:bottom w:val="single" w:sz="6" w:space="0" w:color="D9D9DD"/>
+              <w:right w:val="single" w:sz="6" w:space="0" w:color="D9D9DD"/>
+            </w:tcBorders>
+            <w:tcMar>
+              <w:top w:w="100" w:type="dxa"/>
+              <w:left w:w="200" w:type="dxa"/>
+              <w:bottom w:w="100" w:type="dxa"/>
+              <w:right w:w="200" w:type="dxa"/>
+            </w:tcMar>
+          </w:tcPr>
+          <w:p>
+            <w:pPr>
+              <w:rPr>
+                <w:rFonts w:asciiTheme="majorHAnsi" w:hAnsiTheme="majorHAnsi" w:cstheme="majorHAnsi"/>
+                <w:sz w:val="20"/>
+                <w:szCs w:val="20"/>
+                <w:lang w:val="es"/>
+              </w:rPr>
+            </w:pPr>
+            <w:r>
+              <w:rPr>
+                <w:rFonts w:asciiTheme="majorHAnsi" w:hAnsiTheme="majorHAnsi" w:cstheme="majorHAnsi"/>
+                <w:sz w:val="20"/>
+                <w:szCs w:val="20"/>
+                <w:lang w:val="es"/>
+              </w:rPr>
+              <w:t>Patrimonial</w:t>
+            </w:r>
+          </w:p>
+        </w:tc>
+        <w:tc>
+          <w:tcPr>
+            <w:tcW w:w="1134" w:type="dxa"/>
+            <w:tcBorders>
+              <w:top w:val="single" w:sz="6" w:space="0" w:color="D9D9DD"/>
+              <w:left w:val="single" w:sz="6" w:space="0" w:color="D9D9DD"/>
+              <w:bottom w:val="single" w:sz="6" w:space="0" w:color="D9D9DD"/>
+              <w:right w:val="single" w:sz="6" w:space="0" w:color="D9D9DD"/>
+            </w:tcBorders>
+            <w:tcMar>
+              <w:top w:w="100" w:type="dxa"/>
+              <w:left w:w="200" w:type="dxa"/>
+              <w:bottom w:w="100" w:type="dxa"/>
+              <w:right w:w="200" w:type="dxa"/>
+            </w:tcMar>
+          </w:tcPr>
+          <w:p>
+            <w:pPr>
+              <w:rPr>
+                <w:rFonts w:asciiTheme="majorHAnsi" w:hAnsiTheme="majorHAnsi" w:cstheme="majorHAnsi"/>
+                <w:sz w:val="20"/>
+                <w:szCs w:val="20"/>
+                <w:lang w:val="es"/>
+              </w:rPr>
+            </w:pPr>
+            <w:r>
+              <w:rPr>
+                <w:rFonts w:asciiTheme="majorHAnsi" w:hAnsiTheme="majorHAnsi" w:cstheme="majorHAnsi"/>
+                <w:sz w:val="20"/>
+                <w:szCs w:val="20"/>
+                <w:lang w:val="es"/>
+              </w:rPr>
+              <w:t>Gratuito</w:t>
+            </w:r>
+          </w:p>
+        </w:tc>
+        <w:tc>
+          <w:tcPr>
+            <w:tcW w:w="1134" w:type="dxa"/>
+            <w:tcBorders>
+              <w:top w:val="single" w:sz="6" w:space="0" w:color="D9D9DD"/>
+              <w:left w:val="single" w:sz="6" w:space="0" w:color="D9D9DD"/>
+              <w:bottom w:val="single" w:sz="6" w:space="0" w:color="D9D9DD"/>
+              <w:right w:val="single" w:sz="6" w:space="0" w:color="D9D9DD"/>
+            </w:tcBorders>
+            <w:tcMar>
+              <w:top w:w="100" w:type="dxa"/>
+              <w:left w:w="200" w:type="dxa"/>
+              <w:bottom w:w="100" w:type="dxa"/>
+              <w:right w:w="200" w:type="dxa"/>
+            </w:tcMar>
+          </w:tcPr>
+          <w:p>
+            <w:pPr>
+              <w:rPr>
+                <w:rFonts w:asciiTheme="majorHAnsi" w:hAnsiTheme="majorHAnsi" w:cstheme="majorHAnsi"/>
+                <w:sz w:val="20"/>
+                <w:szCs w:val="20"/>
+                <w:lang w:val="es"/>
+              </w:rPr>
+            </w:pPr>
+            <w:r>
+              <w:rPr>
+                <w:rFonts w:asciiTheme="majorHAnsi" w:hAnsiTheme="majorHAnsi" w:cstheme="majorHAnsi"/>
+                <w:sz w:val="20"/>
+                <w:szCs w:val="20"/>
+                <w:lang w:val="es"/>
+              </w:rPr>
+              <w:t>Formal</w:t>
+            </w:r>
+          </w:p>
+        </w:tc>
+        <w:tc>
+          <w:tcPr>
+            <w:tcW w:w="1417" w:type="dxa"/>
+            <w:tcBorders>
+              <w:top w:val="single" w:sz="6" w:space="0" w:color="D9D9DD"/>
+              <w:left w:val="single" w:sz="6" w:space="0" w:color="D9D9DD"/>
+              <w:bottom w:val="single" w:sz="6" w:space="0" w:color="D9D9DD"/>
+              <w:right w:val="single" w:sz="6" w:space="0" w:color="D9D9DD"/>
+            </w:tcBorders>
+            <w:tcMar>
+              <w:top w:w="100" w:type="dxa"/>
+              <w:left w:w="200" w:type="dxa"/>
+              <w:bottom w:w="100" w:type="dxa"/>
+              <w:right w:w="200" w:type="dxa"/>
+            </w:tcMar>
+          </w:tcPr>
+          <w:p>
+            <w:pPr>
+              <w:rPr>
+                <w:rFonts w:asciiTheme="majorHAnsi" w:hAnsiTheme="majorHAnsi" w:cstheme="majorHAnsi"/>
+                <w:sz w:val="20"/>
+                <w:szCs w:val="20"/>
+                <w:lang w:val="es"/>
+              </w:rPr>
+            </w:pPr>
+            <w:r>
+              <w:rPr>
+                <w:rFonts w:asciiTheme="majorHAnsi" w:hAnsiTheme="majorHAnsi" w:cstheme="majorHAnsi"/>
+                <w:sz w:val="20"/>
+                <w:szCs w:val="20"/>
+                <w:lang w:val="es"/>
+              </w:rPr>
+              <w:t>Puro y Simple</w:t>
+            </w:r>
+          </w:p>
+        </w:tc>
+      </w:tr>
+      <w:tr>
+        <w:trPr>
+          <w:trHeight w:val="701"/>
+        </w:trPr>
+        <w:tc>
+          <w:tcPr>
+            <w:tcW w:w="1843" w:type="dxa"/>
+            <w:tcBorders>
+              <w:top w:val="single" w:sz="6" w:space="0" w:color="D9D9DD"/>
+              <w:left w:val="single" w:sz="6" w:space="0" w:color="D9D9DD"/>
+              <w:bottom w:val="single" w:sz="6" w:space="0" w:color="D9D9DD"/>
+              <w:right w:val="single" w:sz="6" w:space="0" w:color="D9D9DD"/>
+            </w:tcBorders>
+            <w:tcMar>
+              <w:top w:w="100" w:type="dxa"/>
+              <w:left w:w="200" w:type="dxa"/>
+              <w:bottom w:w="100" w:type="dxa"/>
+              <w:right w:w="200" w:type="dxa"/>
+            </w:tcMar>
+          </w:tcPr>
+          <w:p>
+            <w:pPr>
+              <w:rPr>
+                <w:rFonts w:asciiTheme="majorHAnsi" w:hAnsiTheme="majorHAnsi" w:cstheme="majorHAnsi"/>
+                <w:sz w:val="20"/>
+                <w:szCs w:val="20"/>
+                <w:lang w:val="es"/>
+              </w:rPr>
+            </w:pPr>
+            <w:r>
+              <w:rPr>
+                <w:rFonts w:asciiTheme="majorHAnsi" w:hAnsiTheme="majorHAnsi" w:cstheme="majorHAnsi"/>
+                <w:sz w:val="20"/>
+                <w:szCs w:val="20"/>
+                <w:lang w:val="es"/>
+              </w:rPr>
+              <w:t>2. Contrato de compraventa</w:t>
+            </w:r>
+          </w:p>
+        </w:tc>
+        <w:tc>
+          <w:tcPr>
+            <w:tcW w:w="1418" w:type="dxa"/>
+            <w:tcBorders>
+              <w:top w:val="single" w:sz="6" w:space="0" w:color="D9D9DD"/>
+              <w:left w:val="single" w:sz="6" w:space="0" w:color="D9D9DD"/>
+              <w:bottom w:val="single" w:sz="6" w:space="0" w:color="D9D9DD"/>
+              <w:right w:val="single" w:sz="6" w:space="0" w:color="D9D9DD"/>
+            </w:tcBorders>
+            <w:tcMar>
+              <w:top w:w="100" w:type="dxa"/>
+              <w:left w:w="200" w:type="dxa"/>
+              <w:bottom w:w="100" w:type="dxa"/>
+              <w:right w:w="200" w:type="dxa"/>
+            </w:tcMar>
+          </w:tcPr>
+          <w:p>
+            <w:pPr>
+              <w:rPr>
+                <w:rFonts w:asciiTheme="majorHAnsi" w:hAnsiTheme="majorHAnsi" w:cstheme="majorHAnsi"/>
+                <w:sz w:val="20"/>
+                <w:szCs w:val="20"/>
+                <w:lang w:val="es"/>
+              </w:rPr>
+            </w:pPr>
+            <w:r>
+              <w:rPr>
+                <w:rFonts w:asciiTheme="majorHAnsi" w:hAnsiTheme="majorHAnsi" w:cstheme="majorHAnsi"/>
+                <w:sz w:val="20"/>
+                <w:szCs w:val="20"/>
+                <w:lang w:val="es"/>
+              </w:rPr>
+              <w:t>Bilateral</w:t>
+            </w:r>
+          </w:p>
+        </w:tc>
+        <w:tc>
+          <w:tcPr>
+            <w:tcW w:w="1417" w:type="dxa"/>
+            <w:tcBorders>
+              <w:top w:val="single" w:sz="6" w:space="0" w:color="D9D9DD"/>
+              <w:left w:val="single" w:sz="6" w:space="0" w:color="D9D9DD"/>
+              <w:bottom w:val="single" w:sz="6" w:space="0" w:color="D9D9DD"/>
+              <w:right w:val="single" w:sz="6" w:space="0" w:color="D9D9DD"/>
+            </w:tcBorders>
+            <w:tcMar>
+              <w:top w:w="100" w:type="dxa"/>
+              <w:left w:w="200" w:type="dxa"/>
+              <w:bottom w:w="100" w:type="dxa"/>
+              <w:right w:w="200" w:type="dxa"/>
+            </w:tcMar>
+          </w:tcPr>
+          <w:p>
+            <w:pPr>
+              <w:rPr>
+                <w:rFonts w:asciiTheme="majorHAnsi" w:hAnsiTheme="majorHAnsi" w:cstheme="majorHAnsi"/>
+                <w:sz w:val="20"/>
+                <w:szCs w:val="20"/>
+                <w:lang w:val="es"/>
+              </w:rPr>
+            </w:pPr>
+            <w:r>
+              <w:rPr>
+                <w:rFonts w:asciiTheme="majorHAnsi" w:hAnsiTheme="majorHAnsi" w:cstheme="majorHAnsi"/>
+                <w:sz w:val="20"/>
+                <w:szCs w:val="20"/>
+                <w:lang w:val="es"/>
+              </w:rPr>
+              <w:t>Entre vivos</w:t>
+            </w:r>
+          </w:p>
+        </w:tc>
+        <w:tc>
+          <w:tcPr>
+            <w:tcW w:w="1276" w:type="dxa"/>
+            <w:tcBorders>
+              <w:top w:val="single" w:sz="6" w:space="0" w:color="D9D9DD"/>
+              <w:left w:val="single" w:sz="6" w:space="0" w:color="D9D9DD"/>
+              <w:bottom w:val="single" w:sz="6" w:space="0" w:color="D9D9DD"/>
+              <w:right w:val="single" w:sz="6" w:space="0" w:color="D9D9DD"/>
+            </w:tcBorders>
+            <w:tcMar>
+              <w:top w:w="100" w:type="dxa"/>
+              <w:left w:w="200" w:type="dxa"/>
+              <w:bottom w:w="100" w:type="dxa"/>
+              <w:right w:w="200" w:type="dxa"/>
+            </w:tcMar>
+          </w:tcPr>
+          <w:p>
+            <w:pPr>
+              <w:rPr>
+                <w:rFonts w:asciiTheme="majorHAnsi" w:hAnsiTheme="majorHAnsi" w:cstheme="majorHAnsi"/>
+                <w:sz w:val="20"/>
+                <w:szCs w:val="20"/>
+                <w:lang w:val="es"/>
+              </w:rPr>
+            </w:pPr>
+            <w:r>
+              <w:rPr>
+                <w:rFonts w:asciiTheme="majorHAnsi" w:hAnsiTheme="majorHAnsi" w:cstheme="majorHAnsi"/>
+                <w:sz w:val="20"/>
+                <w:szCs w:val="20"/>
+                <w:lang w:val="es"/>
+              </w:rPr>
+              <w:t>Positivo</w:t>
+            </w:r>
+          </w:p>
+        </w:tc>
+        <w:tc>
+          <w:tcPr>
+            <w:tcW w:w="1843" w:type="dxa"/>
+            <w:tcBorders>
+              <w:top w:val="single" w:sz="6" w:space="0" w:color="D9D9DD"/>
+              <w:left w:val="single" w:sz="6" w:space="0" w:color="D9D9DD"/>
+              <w:bottom w:val="single" w:sz="6" w:space="0" w:color="D9D9DD"/>
+              <w:right w:val="single" w:sz="6" w:space="0" w:color="D9D9DD"/>
+            </w:tcBorders>
+            <w:tcMar>
+              <w:top w:w="100" w:type="dxa"/>
+              <w:left w:w="200" w:type="dxa"/>
+              <w:bottom w:w="100" w:type="dxa"/>
+              <w:right w:w="200" w:type="dxa"/>
+            </w:tcMar>
+          </w:tcPr>
+          <w:p>
+            <w:pPr>
+              <w:rPr>
+                <w:rFonts w:asciiTheme="majorHAnsi" w:hAnsiTheme="majorHAnsi" w:cstheme="majorHAnsi"/>
+                <w:sz w:val="20"/>
+                <w:szCs w:val="20"/>
+                <w:lang w:val="es"/>
+              </w:rPr>
+            </w:pPr>
+            <w:r>
+              <w:rPr>
+                <w:rFonts w:asciiTheme="majorHAnsi" w:hAnsiTheme="majorHAnsi" w:cstheme="majorHAnsi"/>
+                <w:sz w:val="20"/>
+                <w:szCs w:val="20"/>
+                <w:lang w:val="es"/>
+              </w:rPr>
+              <w:t>Patrimonial</w:t>
+            </w:r>
+          </w:p>
+        </w:tc>
+        <w:tc>
+          <w:tcPr>
+            <w:tcW w:w="1134" w:type="dxa"/>
+            <w:tcBorders>
+              <w:top w:val="single" w:sz="6" w:space="0" w:color="D9D9DD"/>
+              <w:left w:val="single" w:sz="6" w:space="0" w:color="D9D9DD"/>
+              <w:bottom w:val="single" w:sz="6" w:space="0" w:color="D9D9DD"/>
+              <w:right w:val="single" w:sz="6" w:space="0" w:color="D9D9DD"/>
+            </w:tcBorders>
+            <w:tcMar>
+              <w:top w:w="100" w:type="dxa"/>
+              <w:left w:w="200" w:type="dxa"/>
+              <w:bottom w:w="100" w:type="dxa"/>
+              <w:right w:w="200" w:type="dxa"/>
+            </w:tcMar>
+          </w:tcPr>
+          <w:p>
+            <w:pPr>
+              <w:rPr>
+                <w:rFonts w:asciiTheme="majorHAnsi" w:hAnsiTheme="majorHAnsi" w:cstheme="majorHAnsi"/>
+                <w:sz w:val="20"/>
+                <w:szCs w:val="20"/>
+                <w:lang w:val="es"/>
+              </w:rPr>
+            </w:pPr>
+            <w:r>
+              <w:rPr>
+                <w:rFonts w:asciiTheme="majorHAnsi" w:hAnsiTheme="majorHAnsi" w:cstheme="majorHAnsi"/>
+                <w:sz w:val="20"/>
+                <w:szCs w:val="20"/>
+                <w:lang w:val="es"/>
+              </w:rPr>
+              <w:t>Oneroso</w:t>
+            </w:r>
+          </w:p>
+        </w:tc>
+        <w:tc>
+          <w:tcPr>
+            <w:tcW w:w="1134" w:type="dxa"/>
+            <w:tcBorders>
+              <w:top w:val="single" w:sz="6" w:space="0" w:color="D9D9DD"/>
+              <w:left w:val="single" w:sz="6" w:space="0" w:color="D9D9DD"/>
+              <w:bottom w:val="single" w:sz="6" w:space="0" w:color="D9D9DD"/>
+              <w:right w:val="single" w:sz="6" w:space="0" w:color="D9D9DD"/>
+            </w:tcBorders>
+            <w:tcMar>
+              <w:top w:w="100" w:type="dxa"/>
+              <w:left w:w="200" w:type="dxa"/>
+              <w:bottom w:w="100" w:type="dxa"/>
+              <w:right w:w="200" w:type="dxa"/>
+            </w:tcMar>
+          </w:tcPr>
+          <w:p>
+            <w:pPr>
+              <w:rPr>
+                <w:rFonts w:asciiTheme="majorHAnsi" w:hAnsiTheme="majorHAnsi" w:cstheme="majorHAnsi"/>
+                <w:sz w:val="20"/>
+                <w:szCs w:val="20"/>
+                <w:lang w:val="es"/>
+              </w:rPr>
+            </w:pPr>
+            <w:r>
+              <w:rPr>
+                <w:rFonts w:asciiTheme="majorHAnsi" w:hAnsiTheme="majorHAnsi" w:cstheme="majorHAnsi"/>
+                <w:sz w:val="20"/>
+                <w:szCs w:val="20"/>
+                <w:lang w:val="es"/>
+              </w:rPr>
+              <w:t>No formal</w:t>
+            </w:r>
+          </w:p>
+        </w:tc>
+        <w:tc>
+          <w:tcPr>
+            <w:tcW w:w="1417" w:type="dxa"/>
+            <w:tcBorders>
+              <w:top w:val="single" w:sz="6" w:space="0" w:color="D9D9DD"/>
+              <w:left w:val="single" w:sz="6" w:space="0" w:color="D9D9DD"/>
+              <w:bottom w:val="single" w:sz="6" w:space="0" w:color="D9D9DD"/>
+              <w:right w:val="single" w:sz="6" w:space="0" w:color="D9D9DD"/>
+            </w:tcBorders>
+            <w:tcMar>
+              <w:top w:w="100" w:type="dxa"/>
+              <w:left w:w="200" w:type="dxa"/>
+              <w:bottom w:w="100" w:type="dxa"/>
+              <w:right w:w="200" w:type="dxa"/>
+            </w:tcMar>
+          </w:tcPr>
+          <w:p>
+            <w:pPr>
+              <w:rPr>
+                <w:rFonts w:asciiTheme="majorHAnsi" w:hAnsiTheme="majorHAnsi" w:cstheme="majorHAnsi"/>
+                <w:sz w:val="20"/>
+                <w:szCs w:val="20"/>
+                <w:lang w:val="es"/>
+              </w:rPr>
+            </w:pPr>
+            <w:r>
+              <w:rPr>
+                <w:rFonts w:asciiTheme="majorHAnsi" w:hAnsiTheme="majorHAnsi" w:cstheme="majorHAnsi"/>
+                <w:sz w:val="20"/>
+                <w:szCs w:val="20"/>
+                <w:lang w:val="es"/>
+              </w:rPr>
+              <w:t>Puro y simple</w:t>
+            </w:r>
+          </w:p>
+        </w:tc>
+      </w:tr>
+      <w:tr>
+        <w:trPr>
+          <w:trHeight w:val="731"/>
+        </w:trPr>
+        <w:tc>
+          <w:tcPr>
+            <w:tcW w:w="1843" w:type="dxa"/>
+            <w:tcBorders>
+              <w:top w:val="single" w:sz="6" w:space="0" w:color="D9D9DD"/>
+              <w:left w:val="single" w:sz="6" w:space="0" w:color="D9D9DD"/>
+              <w:bottom w:val="single" w:sz="6" w:space="0" w:color="D9D9DD"/>
+              <w:right w:val="single" w:sz="6" w:space="0" w:color="D9D9DD"/>
+            </w:tcBorders>
+            <w:tcMar>
+              <w:top w:w="100" w:type="dxa"/>
+              <w:left w:w="200" w:type="dxa"/>
+              <w:bottom w:w="100" w:type="dxa"/>
+              <w:right w:w="200" w:type="dxa"/>
+            </w:tcMar>
+          </w:tcPr>
+          <w:p>
+            <w:pPr>
+              <w:rPr>
+                <w:rFonts w:asciiTheme="majorHAnsi" w:hAnsiTheme="majorHAnsi" w:cstheme="majorHAnsi"/>
+                <w:sz w:val="20"/>
+                <w:szCs w:val="20"/>
+                <w:lang w:val="es"/>
+              </w:rPr>
+            </w:pPr>
+            <w:r>
+              <w:rPr>
+                <w:rFonts w:asciiTheme="majorHAnsi" w:hAnsiTheme="majorHAnsi" w:cstheme="majorHAnsi"/>
+                <w:sz w:val="20"/>
+                <w:szCs w:val="20"/>
+                <w:lang w:val="es"/>
+              </w:rPr>
+              <w:t>3. Crédito a pagar en 24 meses</w:t>
+            </w:r>
+          </w:p>
+        </w:tc>
+        <w:tc>
+          <w:tcPr>
+            <w:tcW w:w="1418" w:type="dxa"/>
+            <w:tcBorders>
+              <w:top w:val="single" w:sz="6" w:space="0" w:color="D9D9DD"/>
+              <w:left w:val="single" w:sz="6" w:space="0" w:color="D9D9DD"/>
+              <w:bottom w:val="single" w:sz="6" w:space="0" w:color="D9D9DD"/>
+              <w:right w:val="single" w:sz="6" w:space="0" w:color="D9D9DD"/>
+            </w:tcBorders>
+            <w:tcMar>
+              <w:top w:w="100" w:type="dxa"/>
+              <w:left w:w="200" w:type="dxa"/>
+              <w:bottom w:w="100" w:type="dxa"/>
+              <w:right w:w="200" w:type="dxa"/>
+            </w:tcMar>
+          </w:tcPr>
+          <w:p>
+            <w:pPr>
+              <w:rPr>
+                <w:rFonts w:asciiTheme="majorHAnsi" w:hAnsiTheme="majorHAnsi" w:cstheme="majorHAnsi"/>
+                <w:sz w:val="20"/>
+                <w:szCs w:val="20"/>
+                <w:lang w:val="es"/>
+              </w:rPr>
+            </w:pPr>
+            <w:r>
+              <w:rPr>
+                <w:rFonts w:asciiTheme="majorHAnsi" w:hAnsiTheme="majorHAnsi" w:cstheme="majorHAnsi"/>
+                <w:sz w:val="20"/>
+                <w:szCs w:val="20"/>
+                <w:lang w:val="es"/>
+              </w:rPr>
+              <w:t>Bilateral</w:t>
+            </w:r>
+          </w:p>
+        </w:tc>
+        <w:tc>
+          <w:tcPr>
+            <w:tcW w:w="1417" w:type="dxa"/>
+            <w:tcBorders>
+              <w:top w:val="single" w:sz="6" w:space="0" w:color="D9D9DD"/>
+              <w:left w:val="single" w:sz="6" w:space="0" w:color="D9D9DD"/>
+              <w:bottom w:val="single" w:sz="6" w:space="0" w:color="D9D9DD"/>
+              <w:right w:val="single" w:sz="6" w:space="0" w:color="D9D9DD"/>
+            </w:tcBorders>
+            <w:tcMar>
+              <w:top w:w="100" w:type="dxa"/>
+              <w:left w:w="200" w:type="dxa"/>
+              <w:bottom w:w="100" w:type="dxa"/>
+              <w:right w:w="200" w:type="dxa"/>
+            </w:tcMar>
+          </w:tcPr>
+          <w:p>
+            <w:pPr>
+              <w:rPr>
+                <w:rFonts w:asciiTheme="majorHAnsi" w:hAnsiTheme="majorHAnsi" w:cstheme="majorHAnsi"/>
+                <w:sz w:val="20"/>
+                <w:szCs w:val="20"/>
+                <w:lang w:val="es"/>
+              </w:rPr>
+            </w:pPr>
+            <w:r>
+              <w:rPr>
+                <w:rFonts w:asciiTheme="majorHAnsi" w:hAnsiTheme="majorHAnsi" w:cstheme="majorHAnsi"/>
+                <w:sz w:val="20"/>
+                <w:szCs w:val="20"/>
+                <w:lang w:val="es"/>
+              </w:rPr>
+              <w:t>Entre vivos</w:t>
+            </w:r>
+          </w:p>
+        </w:tc>
+        <w:tc>
+          <w:tcPr>
+            <w:tcW w:w="1276" w:type="dxa"/>
+            <w:tcBorders>
+              <w:top w:val="single" w:sz="6" w:space="0" w:color="D9D9DD"/>
+              <w:left w:val="single" w:sz="6" w:space="0" w:color="D9D9DD"/>
+              <w:bottom w:val="single" w:sz="6" w:space="0" w:color="D9D9DD"/>
+              <w:right w:val="single" w:sz="6" w:space="0" w:color="D9D9DD"/>
+            </w:tcBorders>
+            <w:tcMar>
+              <w:top w:w="100" w:type="dxa"/>
+              <w:left w:w="200" w:type="dxa"/>
+              <w:bottom w:w="100" w:type="dxa"/>
+              <w:right w:w="200" w:type="dxa"/>
+            </w:tcMar>
+          </w:tcPr>
+          <w:p>
+            <w:pPr>
+              <w:rPr>
+                <w:rFonts w:asciiTheme="majorHAnsi" w:hAnsiTheme="majorHAnsi" w:cstheme="majorHAnsi"/>
+                <w:sz w:val="20"/>
+                <w:szCs w:val="20"/>
+                <w:lang w:val="es"/>
+              </w:rPr>
+            </w:pPr>
+            <w:r>
+              <w:rPr>
+                <w:rFonts w:asciiTheme="majorHAnsi" w:hAnsiTheme="majorHAnsi" w:cstheme="majorHAnsi"/>
+                <w:sz w:val="20"/>
+                <w:szCs w:val="20"/>
+                <w:lang w:val="es"/>
+              </w:rPr>
+              <w:t>Positivo</w:t>
+            </w:r>
+          </w:p>
+        </w:tc>
+        <w:tc>
+          <w:tcPr>
+            <w:tcW w:w="1843" w:type="dxa"/>
+            <w:tcBorders>
+              <w:top w:val="single" w:sz="6" w:space="0" w:color="D9D9DD"/>
+              <w:left w:val="single" w:sz="6" w:space="0" w:color="D9D9DD"/>
+              <w:bottom w:val="single" w:sz="6" w:space="0" w:color="D9D9DD"/>
+              <w:right w:val="single" w:sz="6" w:space="0" w:color="D9D9DD"/>
+            </w:tcBorders>
+            <w:tcMar>
+              <w:top w:w="100" w:type="dxa"/>
+              <w:left w:w="200" w:type="dxa"/>
+              <w:bottom w:w="100" w:type="dxa"/>
+              <w:right w:w="200" w:type="dxa"/>
+            </w:tcMar>
+          </w:tcPr>
+          <w:p>
+            <w:pPr>
+              <w:rPr>
+                <w:rFonts w:asciiTheme="majorHAnsi" w:hAnsiTheme="majorHAnsi" w:cstheme="majorHAnsi"/>
+                <w:sz w:val="20"/>
+                <w:szCs w:val="20"/>
+                <w:lang w:val="es"/>
+              </w:rPr>
+            </w:pPr>
+            <w:r>
+              <w:rPr>
+                <w:rFonts w:asciiTheme="majorHAnsi" w:hAnsiTheme="majorHAnsi" w:cstheme="majorHAnsi"/>
+                <w:sz w:val="20"/>
+                <w:szCs w:val="20"/>
+                <w:lang w:val="es"/>
+              </w:rPr>
+              <w:t>Patrimonial</w:t>
+            </w:r>
+          </w:p>
+          <w:p>
+            <w:pPr>
+              <w:rPr>
+                <w:rFonts w:asciiTheme="majorHAnsi" w:hAnsiTheme="majorHAnsi" w:cstheme="majorHAnsi"/>
+                <w:sz w:val="20"/>
+                <w:szCs w:val="20"/>
+                <w:lang w:val="es"/>
+              </w:rPr>
+            </w:pPr>
+          </w:p>
+        </w:tc>
+        <w:tc>
+          <w:tcPr>
+            <w:tcW w:w="1134" w:type="dxa"/>
+            <w:tcBorders>
+              <w:top w:val="single" w:sz="6" w:space="0" w:color="D9D9DD"/>
+              <w:left w:val="single" w:sz="6" w:space="0" w:color="D9D9DD"/>
+              <w:bottom w:val="single" w:sz="6" w:space="0" w:color="D9D9DD"/>
+              <w:right w:val="single" w:sz="6" w:space="0" w:color="D9D9DD"/>
+            </w:tcBorders>
+            <w:tcMar>
+              <w:top w:w="100" w:type="dxa"/>
+              <w:left w:w="200" w:type="dxa"/>
+              <w:bottom w:w="100" w:type="dxa"/>
+              <w:right w:w="200" w:type="dxa"/>
+            </w:tcMar>
+          </w:tcPr>
+          <w:p>
+            <w:pPr>
+              <w:rPr>
+                <w:rFonts w:asciiTheme="majorHAnsi" w:hAnsiTheme="majorHAnsi" w:cstheme="majorHAnsi"/>
+                <w:sz w:val="20"/>
+                <w:szCs w:val="20"/>
+                <w:lang w:val="es"/>
+              </w:rPr>
+            </w:pPr>
+            <w:r>
+              <w:rPr>
+                <w:rFonts w:asciiTheme="majorHAnsi" w:hAnsiTheme="majorHAnsi" w:cstheme="majorHAnsi"/>
+                <w:sz w:val="20"/>
+                <w:szCs w:val="20"/>
+                <w:lang w:val="es"/>
+              </w:rPr>
+              <w:t>Oneroso</w:t>
+            </w:r>
+          </w:p>
+        </w:tc>
+        <w:tc>
+          <w:tcPr>
+            <w:tcW w:w="1134" w:type="dxa"/>
+            <w:tcBorders>
+              <w:top w:val="single" w:sz="6" w:space="0" w:color="D9D9DD"/>
+              <w:left w:val="single" w:sz="6" w:space="0" w:color="D9D9DD"/>
+              <w:bottom w:val="single" w:sz="6" w:space="0" w:color="D9D9DD"/>
+              <w:right w:val="single" w:sz="6" w:space="0" w:color="D9D9DD"/>
+            </w:tcBorders>
+            <w:tcMar>
+              <w:top w:w="100" w:type="dxa"/>
+              <w:left w:w="200" w:type="dxa"/>
+              <w:bottom w:w="100" w:type="dxa"/>
+              <w:right w:w="200" w:type="dxa"/>
+            </w:tcMar>
+          </w:tcPr>
+          <w:p>
+            <w:pPr>
+              <w:rPr>
+                <w:rFonts w:asciiTheme="majorHAnsi" w:hAnsiTheme="majorHAnsi" w:cstheme="majorHAnsi"/>
+                <w:sz w:val="20"/>
+                <w:szCs w:val="20"/>
+                <w:lang w:val="es"/>
+              </w:rPr>
+            </w:pPr>
+            <w:r>
+              <w:rPr>
+                <w:rFonts w:asciiTheme="majorHAnsi" w:hAnsiTheme="majorHAnsi" w:cstheme="majorHAnsi"/>
+                <w:sz w:val="20"/>
+                <w:szCs w:val="20"/>
+                <w:lang w:val="es"/>
+              </w:rPr>
+              <w:t>Formal</w:t>
+            </w:r>
+          </w:p>
+        </w:tc>
+        <w:tc>
+          <w:tcPr>
+            <w:tcW w:w="1417" w:type="dxa"/>
+            <w:tcBorders>
+              <w:top w:val="single" w:sz="6" w:space="0" w:color="D9D9DD"/>
+              <w:left w:val="single" w:sz="6" w:space="0" w:color="D9D9DD"/>
+              <w:bottom w:val="single" w:sz="6" w:space="0" w:color="D9D9DD"/>
+              <w:right w:val="single" w:sz="6" w:space="0" w:color="D9D9DD"/>
+            </w:tcBorders>
+            <w:tcMar>
+              <w:top w:w="100" w:type="dxa"/>
+              <w:left w:w="200" w:type="dxa"/>
+              <w:bottom w:w="100" w:type="dxa"/>
+              <w:right w:w="200" w:type="dxa"/>
+            </w:tcMar>
+          </w:tcPr>
+          <w:p>
+            <w:pPr>
+              <w:rPr>
+                <w:rFonts w:asciiTheme="majorHAnsi" w:hAnsiTheme="majorHAnsi" w:cstheme="majorHAnsi"/>
+                <w:sz w:val="20"/>
+                <w:szCs w:val="20"/>
+                <w:lang w:val="es"/>
+              </w:rPr>
+            </w:pPr>
+            <w:r>
+              <w:rPr>
+                <w:rFonts w:asciiTheme="majorHAnsi" w:hAnsiTheme="majorHAnsi" w:cstheme="majorHAnsi"/>
+                <w:sz w:val="20"/>
+                <w:szCs w:val="20"/>
+                <w:lang w:val="es"/>
+              </w:rPr>
+              <w:t>Puro y simple</w:t>
+            </w:r>
+          </w:p>
+        </w:tc>
+      </w:tr>
+      <w:tr>
+        <w:trPr>
+          <w:trHeight w:val="765"/>
+        </w:trPr>
+        <w:tc>
+          <w:tcPr>
+            <w:tcW w:w="1843" w:type="dxa"/>
+            <w:tcBorders>
+              <w:top w:val="single" w:sz="6" w:space="0" w:color="D9D9DD"/>
+              <w:left w:val="single" w:sz="6" w:space="0" w:color="D9D9DD"/>
+              <w:bottom w:val="single" w:sz="6" w:space="0" w:color="D9D9DD"/>
+              <w:right w:val="single" w:sz="6" w:space="0" w:color="D9D9DD"/>
+            </w:tcBorders>
+            <w:tcMar>
+              <w:top w:w="100" w:type="dxa"/>
+              <w:left w:w="200" w:type="dxa"/>
+              <w:bottom w:w="100" w:type="dxa"/>
+              <w:right w:w="200" w:type="dxa"/>
+            </w:tcMar>
+          </w:tcPr>
+          <w:p>
+            <w:pPr>
+              <w:rPr>
+                <w:rFonts w:asciiTheme="majorHAnsi" w:hAnsiTheme="majorHAnsi" w:cstheme="majorHAnsi"/>
+                <w:sz w:val="20"/>
+                <w:szCs w:val="20"/>
+                <w:lang w:val="es"/>
+              </w:rPr>
+            </w:pPr>
+            <w:r>
+              <w:rPr>
+                <w:rFonts w:asciiTheme="majorHAnsi" w:hAnsiTheme="majorHAnsi" w:cstheme="majorHAnsi"/>
+                <w:sz w:val="20"/>
+                <w:szCs w:val="20"/>
+                <w:lang w:val="es"/>
+              </w:rPr>
+              <w:t>4. Donación a ONG con carga</w:t>
+            </w:r>
+          </w:p>
+        </w:tc>
+        <w:tc>
+          <w:tcPr>
+            <w:tcW w:w="1418" w:type="dxa"/>
+            <w:tcBorders>
+              <w:top w:val="single" w:sz="6" w:space="0" w:color="D9D9DD"/>
+              <w:left w:val="single" w:sz="6" w:space="0" w:color="D9D9DD"/>
+              <w:bottom w:val="single" w:sz="6" w:space="0" w:color="D9D9DD"/>
+              <w:right w:val="single" w:sz="6" w:space="0" w:color="D9D9DD"/>
+            </w:tcBorders>
+            <w:tcMar>
+              <w:top w:w="100" w:type="dxa"/>
+              <w:left w:w="200" w:type="dxa"/>
+              <w:bottom w:w="100" w:type="dxa"/>
+              <w:right w:w="200" w:type="dxa"/>
+            </w:tcMar>
+          </w:tcPr>
+          <w:p>
+            <w:pPr>
+              <w:rPr>
+                <w:rFonts w:asciiTheme="majorHAnsi" w:hAnsiTheme="majorHAnsi" w:cstheme="majorHAnsi"/>
+                <w:sz w:val="20"/>
+                <w:szCs w:val="20"/>
+                <w:lang w:val="es"/>
+              </w:rPr>
+            </w:pPr>
+            <w:r>
+              <w:rPr>
+                <w:rFonts w:asciiTheme="majorHAnsi" w:hAnsiTheme="majorHAnsi" w:cstheme="majorHAnsi"/>
+                <w:sz w:val="20"/>
+                <w:szCs w:val="20"/>
+                <w:lang w:val="es"/>
+              </w:rPr>
+              <w:t>Unilateral</w:t>
+            </w:r>
+          </w:p>
+        </w:tc>
+        <w:tc>
+          <w:tcPr>
+            <w:tcW w:w="1417" w:type="dxa"/>
+            <w:tcBorders>
+              <w:top w:val="single" w:sz="6" w:space="0" w:color="D9D9DD"/>
+              <w:left w:val="single" w:sz="6" w:space="0" w:color="D9D9DD"/>
+              <w:bottom w:val="single" w:sz="6" w:space="0" w:color="D9D9DD"/>
+              <w:right w:val="single" w:sz="6" w:space="0" w:color="D9D9DD"/>
+            </w:tcBorders>
+            <w:tcMar>
+              <w:top w:w="100" w:type="dxa"/>
+              <w:left w:w="200" w:type="dxa"/>
+              <w:bottom w:w="100" w:type="dxa"/>
+              <w:right w:w="200" w:type="dxa"/>
+            </w:tcMar>
+          </w:tcPr>
+          <w:p>
+            <w:pPr>
+              <w:rPr>
+                <w:rFonts w:asciiTheme="majorHAnsi" w:hAnsiTheme="majorHAnsi" w:cstheme="majorHAnsi"/>
+                <w:sz w:val="20"/>
+                <w:szCs w:val="20"/>
+                <w:lang w:val="es"/>
+              </w:rPr>
+            </w:pPr>
+            <w:r>
+              <w:rPr>
+                <w:rFonts w:asciiTheme="majorHAnsi" w:hAnsiTheme="majorHAnsi" w:cstheme="majorHAnsi"/>
+                <w:sz w:val="20"/>
+                <w:szCs w:val="20"/>
+                <w:lang w:val="es"/>
+              </w:rPr>
+              <w:t>Entre vivos</w:t>
+            </w:r>
+          </w:p>
+        </w:tc>
+        <w:tc>
+          <w:tcPr>
+            <w:tcW w:w="1276" w:type="dxa"/>
+            <w:tcBorders>
+              <w:top w:val="single" w:sz="6" w:space="0" w:color="D9D9DD"/>
+              <w:left w:val="single" w:sz="6" w:space="0" w:color="D9D9DD"/>
+              <w:bottom w:val="single" w:sz="6" w:space="0" w:color="D9D9DD"/>
+              <w:right w:val="single" w:sz="6" w:space="0" w:color="D9D9DD"/>
+            </w:tcBorders>
+            <w:tcMar>
+              <w:top w:w="100" w:type="dxa"/>
+              <w:left w:w="200" w:type="dxa"/>
+              <w:bottom w:w="100" w:type="dxa"/>
+              <w:right w:w="200" w:type="dxa"/>
+            </w:tcMar>
+          </w:tcPr>
+          <w:p>
+            <w:pPr>
+              <w:rPr>
+                <w:rFonts w:asciiTheme="majorHAnsi" w:hAnsiTheme="majorHAnsi" w:cstheme="majorHAnsi"/>
+                <w:sz w:val="20"/>
+                <w:szCs w:val="20"/>
+                <w:lang w:val="es"/>
+              </w:rPr>
+            </w:pPr>
+            <w:r>
+              <w:rPr>
+                <w:rFonts w:asciiTheme="majorHAnsi" w:hAnsiTheme="majorHAnsi" w:cstheme="majorHAnsi"/>
+                <w:sz w:val="20"/>
+                <w:szCs w:val="20"/>
+                <w:lang w:val="es"/>
+              </w:rPr>
+              <w:t>Positivo</w:t>
+            </w:r>
+          </w:p>
+        </w:tc>
+        <w:tc>
+          <w:tcPr>
+            <w:tcW w:w="1843" w:type="dxa"/>
+            <w:tcBorders>
+              <w:top w:val="single" w:sz="6" w:space="0" w:color="D9D9DD"/>
+              <w:left w:val="single" w:sz="6" w:space="0" w:color="D9D9DD"/>
+              <w:bottom w:val="single" w:sz="6" w:space="0" w:color="D9D9DD"/>
+              <w:right w:val="single" w:sz="6" w:space="0" w:color="D9D9DD"/>
+            </w:tcBorders>
+            <w:tcMar>
+              <w:top w:w="100" w:type="dxa"/>
+              <w:left w:w="200" w:type="dxa"/>
+              <w:bottom w:w="100" w:type="dxa"/>
+              <w:right w:w="200" w:type="dxa"/>
+            </w:tcMar>
+          </w:tcPr>
+          <w:p>
+            <w:pPr>
+              <w:rPr>
+                <w:rFonts w:asciiTheme="majorHAnsi" w:hAnsiTheme="majorHAnsi" w:cstheme="majorHAnsi"/>
+                <w:sz w:val="20"/>
+                <w:szCs w:val="20"/>
+                <w:lang w:val="es"/>
+              </w:rPr>
+            </w:pPr>
+            <w:r>
+              <w:rPr>
+                <w:rFonts w:asciiTheme="majorHAnsi" w:hAnsiTheme="majorHAnsi" w:cstheme="majorHAnsi"/>
+                <w:sz w:val="20"/>
+                <w:szCs w:val="20"/>
+                <w:lang w:val="es"/>
+              </w:rPr>
+              <w:t>Patrimonial</w:t>
+            </w:r>
+          </w:p>
+        </w:tc>
+        <w:tc>
+          <w:tcPr>
+            <w:tcW w:w="1134" w:type="dxa"/>
+            <w:tcBorders>
+              <w:top w:val="single" w:sz="6" w:space="0" w:color="D9D9DD"/>
+              <w:left w:val="single" w:sz="6" w:space="0" w:color="D9D9DD"/>
+              <w:bottom w:val="single" w:sz="6" w:space="0" w:color="D9D9DD"/>
+              <w:right w:val="single" w:sz="6" w:space="0" w:color="D9D9DD"/>
+            </w:tcBorders>
+            <w:tcMar>
+              <w:top w:w="100" w:type="dxa"/>
+              <w:left w:w="200" w:type="dxa"/>
+              <w:bottom w:w="100" w:type="dxa"/>
+              <w:right w:w="200" w:type="dxa"/>
+            </w:tcMar>
+          </w:tcPr>
+          <w:p>
+            <w:pPr>
+              <w:rPr>
+                <w:rFonts w:asciiTheme="majorHAnsi" w:hAnsiTheme="majorHAnsi" w:cstheme="majorHAnsi"/>
+                <w:sz w:val="20"/>
+                <w:szCs w:val="20"/>
+                <w:lang w:val="es"/>
+              </w:rPr>
+            </w:pPr>
+            <w:r>
+              <w:rPr>
+                <w:rFonts w:asciiTheme="majorHAnsi" w:hAnsiTheme="majorHAnsi" w:cstheme="majorHAnsi"/>
+                <w:sz w:val="20"/>
+                <w:szCs w:val="20"/>
+                <w:lang w:val="es"/>
+              </w:rPr>
+              <w:t>Gratuito</w:t>
+            </w:r>
+          </w:p>
+        </w:tc>
+        <w:tc>
+          <w:tcPr>
+            <w:tcW w:w="1134" w:type="dxa"/>
+            <w:tcBorders>
+              <w:top w:val="single" w:sz="6" w:space="0" w:color="D9D9DD"/>
+              <w:left w:val="single" w:sz="6" w:space="0" w:color="D9D9DD"/>
+              <w:bottom w:val="single" w:sz="6" w:space="0" w:color="D9D9DD"/>
+              <w:right w:val="single" w:sz="6" w:space="0" w:color="D9D9DD"/>
+            </w:tcBorders>
+            <w:tcMar>
+              <w:top w:w="100" w:type="dxa"/>
+              <w:left w:w="200" w:type="dxa"/>
+              <w:bottom w:w="100" w:type="dxa"/>
+              <w:right w:w="200" w:type="dxa"/>
+            </w:tcMar>
+          </w:tcPr>
+          <w:p>
+            <w:pPr>
+              <w:rPr>
+                <w:rFonts w:asciiTheme="majorHAnsi" w:hAnsiTheme="majorHAnsi" w:cstheme="majorHAnsi"/>
+                <w:sz w:val="20"/>
+                <w:szCs w:val="20"/>
+                <w:lang w:val="es"/>
+              </w:rPr>
+            </w:pPr>
+            <w:r>
+              <w:rPr>
+                <w:rFonts w:asciiTheme="majorHAnsi" w:hAnsiTheme="majorHAnsi" w:cstheme="majorHAnsi"/>
+                <w:sz w:val="20"/>
+                <w:szCs w:val="20"/>
+                <w:lang w:val="es"/>
+              </w:rPr>
+              <w:t>Formal</w:t>
+            </w:r>
+          </w:p>
+        </w:tc>
+        <w:tc>
+          <w:tcPr>
+            <w:tcW w:w="1417" w:type="dxa"/>
+            <w:tcBorders>
+              <w:top w:val="single" w:sz="6" w:space="0" w:color="D9D9DD"/>
+              <w:left w:val="single" w:sz="6" w:space="0" w:color="D9D9DD"/>
+              <w:bottom w:val="single" w:sz="6" w:space="0" w:color="D9D9DD"/>
+              <w:right w:val="single" w:sz="6" w:space="0" w:color="D9D9DD"/>
+            </w:tcBorders>
+            <w:tcMar>
+              <w:top w:w="100" w:type="dxa"/>
+              <w:left w:w="200" w:type="dxa"/>
+              <w:bottom w:w="100" w:type="dxa"/>
+              <w:right w:w="200" w:type="dxa"/>
+            </w:tcMar>
+          </w:tcPr>
+          <w:p>
+            <w:pPr>
+              <w:rPr>
+                <w:rFonts w:asciiTheme="majorHAnsi" w:hAnsiTheme="majorHAnsi" w:cstheme="majorHAnsi"/>
+                <w:sz w:val="20"/>
+                <w:szCs w:val="20"/>
+                <w:lang w:val="es"/>
+              </w:rPr>
+            </w:pPr>
+            <w:r>
+              <w:rPr>
+                <w:rFonts w:asciiTheme="majorHAnsi" w:hAnsiTheme="majorHAnsi" w:cstheme="majorHAnsi"/>
+                <w:sz w:val="20"/>
+                <w:szCs w:val="20"/>
+                <w:lang w:val="es"/>
+              </w:rPr>
+              <w:t>Modal (condición)</w:t>
+            </w:r>
+          </w:p>
+        </w:tc>
+      </w:tr>
+      <w:tr>
+        <w:trPr>
+          <w:trHeight w:val="510"/>
+        </w:trPr>
+        <w:tc>
+          <w:tcPr>
+            <w:tcW w:w="1843" w:type="dxa"/>
+            <w:tcBorders>
+              <w:top w:val="single" w:sz="6" w:space="0" w:color="D9D9DD"/>
+              <w:left w:val="single" w:sz="6" w:space="0" w:color="D9D9DD"/>
+              <w:bottom w:val="single" w:sz="6" w:space="0" w:color="D9D9DD"/>
+              <w:right w:val="single" w:sz="6" w:space="0" w:color="D9D9DD"/>
+            </w:tcBorders>
+            <w:tcMar>
+              <w:top w:w="100" w:type="dxa"/>
+              <w:left w:w="200" w:type="dxa"/>
+              <w:bottom w:w="100" w:type="dxa"/>
+              <w:right w:w="200" w:type="dxa"/>
+            </w:tcMar>
+          </w:tcPr>
+          <w:p>
+            <w:pPr>
+              <w:rPr>
+                <w:rFonts w:asciiTheme="majorHAnsi" w:hAnsiTheme="majorHAnsi" w:cstheme="majorHAnsi"/>
+                <w:sz w:val="20"/>
+                <w:szCs w:val="20"/>
+                <w:lang w:val="es"/>
+              </w:rPr>
+            </w:pPr>
+            <w:r>
+              <w:rPr>
+                <w:rFonts w:asciiTheme="majorHAnsi" w:hAnsiTheme="majorHAnsi" w:cstheme="majorHAnsi"/>
+                <w:sz w:val="20"/>
+                <w:szCs w:val="20"/>
+                <w:lang w:val="es"/>
+              </w:rPr>
+              <w:t>5. Contrato de trabajo</w:t>
+            </w:r>
+          </w:p>
+        </w:tc>
+        <w:tc>
+          <w:tcPr>
+            <w:tcW w:w="1418" w:type="dxa"/>
+            <w:tcBorders>
+              <w:top w:val="single" w:sz="6" w:space="0" w:color="D9D9DD"/>
+              <w:left w:val="single" w:sz="6" w:space="0" w:color="D9D9DD"/>
+              <w:bottom w:val="single" w:sz="6" w:space="0" w:color="D9D9DD"/>
+              <w:right w:val="single" w:sz="6" w:space="0" w:color="D9D9DD"/>
+            </w:tcBorders>
+            <w:tcMar>
+              <w:top w:w="100" w:type="dxa"/>
+              <w:left w:w="200" w:type="dxa"/>
+              <w:bottom w:w="100" w:type="dxa"/>
+              <w:right w:w="200" w:type="dxa"/>
+            </w:tcMar>
+          </w:tcPr>
+          <w:p>
+            <w:pPr>
+              <w:rPr>
+                <w:rFonts w:asciiTheme="majorHAnsi" w:hAnsiTheme="majorHAnsi" w:cstheme="majorHAnsi"/>
+                <w:sz w:val="20"/>
+                <w:szCs w:val="20"/>
+                <w:lang w:val="es"/>
+              </w:rPr>
+            </w:pPr>
+            <w:r>
+              <w:rPr>
+                <w:rFonts w:asciiTheme="majorHAnsi" w:hAnsiTheme="majorHAnsi" w:cstheme="majorHAnsi"/>
+                <w:sz w:val="20"/>
+                <w:szCs w:val="20"/>
+                <w:lang w:val="es"/>
+              </w:rPr>
+              <w:t>Bilateral</w:t>
+            </w:r>
+          </w:p>
+        </w:tc>
+        <w:tc>
+          <w:tcPr>
+            <w:tcW w:w="1417" w:type="dxa"/>
+            <w:tcBorders>
+              <w:top w:val="single" w:sz="6" w:space="0" w:color="D9D9DD"/>
+              <w:left w:val="single" w:sz="6" w:space="0" w:color="D9D9DD"/>
+              <w:bottom w:val="single" w:sz="6" w:space="0" w:color="D9D9DD"/>
+              <w:right w:val="single" w:sz="6" w:space="0" w:color="D9D9DD"/>
+            </w:tcBorders>
+            <w:tcMar>
+              <w:top w:w="100" w:type="dxa"/>
+              <w:left w:w="200" w:type="dxa"/>
+              <w:bottom w:w="100" w:type="dxa"/>
+              <w:right w:w="200" w:type="dxa"/>
+            </w:tcMar>
+          </w:tcPr>
+          <w:p>
+            <w:pPr>
+              <w:rPr>
+                <w:rFonts w:asciiTheme="majorHAnsi" w:hAnsiTheme="majorHAnsi" w:cstheme="majorHAnsi"/>
+                <w:sz w:val="20"/>
+                <w:szCs w:val="20"/>
+                <w:lang w:val="es"/>
+              </w:rPr>
+            </w:pPr>
+            <w:r>
+              <w:rPr>
+                <w:rFonts w:asciiTheme="majorHAnsi" w:hAnsiTheme="majorHAnsi" w:cstheme="majorHAnsi"/>
+                <w:sz w:val="20"/>
+                <w:szCs w:val="20"/>
+                <w:lang w:val="es"/>
+              </w:rPr>
+              <w:t>Entre vivos</w:t>
+            </w:r>
+          </w:p>
+        </w:tc>
+        <w:tc>
+          <w:tcPr>
+            <w:tcW w:w="1276" w:type="dxa"/>
+            <w:tcBorders>
+              <w:top w:val="single" w:sz="6" w:space="0" w:color="D9D9DD"/>
+              <w:left w:val="single" w:sz="6" w:space="0" w:color="D9D9DD"/>
+              <w:bottom w:val="single" w:sz="6" w:space="0" w:color="D9D9DD"/>
+              <w:right w:val="single" w:sz="6" w:space="0" w:color="D9D9DD"/>
+            </w:tcBorders>
+            <w:tcMar>
+              <w:top w:w="100" w:type="dxa"/>
+              <w:left w:w="200" w:type="dxa"/>
+              <w:bottom w:w="100" w:type="dxa"/>
+              <w:right w:w="200" w:type="dxa"/>
+            </w:tcMar>
+          </w:tcPr>
+          <w:p>
+            <w:pPr>
+              <w:rPr>
+                <w:rFonts w:asciiTheme="majorHAnsi" w:hAnsiTheme="majorHAnsi" w:cstheme="majorHAnsi"/>
+                <w:sz w:val="20"/>
+                <w:szCs w:val="20"/>
+                <w:lang w:val="es"/>
+              </w:rPr>
+            </w:pPr>
+            <w:r>
+              <w:rPr>
+                <w:rFonts w:asciiTheme="majorHAnsi" w:hAnsiTheme="majorHAnsi" w:cstheme="majorHAnsi"/>
+                <w:sz w:val="20"/>
+                <w:szCs w:val="20"/>
+                <w:lang w:val="es"/>
+              </w:rPr>
+              <w:t>Positivo</w:t>
+            </w:r>
+          </w:p>
+        </w:tc>
+        <w:tc>
+          <w:tcPr>
+            <w:tcW w:w="1843" w:type="dxa"/>
+            <w:tcBorders>
+              <w:top w:val="single" w:sz="6" w:space="0" w:color="D9D9DD"/>
+              <w:left w:val="single" w:sz="6" w:space="0" w:color="D9D9DD"/>
+              <w:bottom w:val="single" w:sz="6" w:space="0" w:color="D9D9DD"/>
+              <w:right w:val="single" w:sz="6" w:space="0" w:color="D9D9DD"/>
+            </w:tcBorders>
+            <w:tcMar>
+              <w:top w:w="100" w:type="dxa"/>
+              <w:left w:w="200" w:type="dxa"/>
+              <w:bottom w:w="100" w:type="dxa"/>
+              <w:right w:w="200" w:type="dxa"/>
+            </w:tcMar>
+          </w:tcPr>
+          <w:p>
+            <w:pPr>
+              <w:rPr>
+                <w:rFonts w:asciiTheme="majorHAnsi" w:hAnsiTheme="majorHAnsi" w:cstheme="majorHAnsi"/>
+                <w:sz w:val="20"/>
+                <w:szCs w:val="20"/>
+                <w:lang w:val="es"/>
+              </w:rPr>
+            </w:pPr>
+            <w:r>
+              <w:rPr>
+                <w:rFonts w:asciiTheme="majorHAnsi" w:hAnsiTheme="majorHAnsi" w:cstheme="majorHAnsi"/>
+                <w:sz w:val="20"/>
+                <w:szCs w:val="20"/>
+                <w:lang w:val="es"/>
+              </w:rPr>
+              <w:t>Patrimonial</w:t>
+            </w:r>
+          </w:p>
+        </w:tc>
+        <w:tc>
+          <w:tcPr>
+            <w:tcW w:w="1134" w:type="dxa"/>
+            <w:tcBorders>
+              <w:top w:val="single" w:sz="6" w:space="0" w:color="D9D9DD"/>
+              <w:left w:val="single" w:sz="6" w:space="0" w:color="D9D9DD"/>
+              <w:bottom w:val="single" w:sz="6" w:space="0" w:color="D9D9DD"/>
+              <w:right w:val="single" w:sz="6" w:space="0" w:color="D9D9DD"/>
+            </w:tcBorders>
+            <w:tcMar>
+              <w:top w:w="100" w:type="dxa"/>
+              <w:left w:w="200" w:type="dxa"/>
+              <w:bottom w:w="100" w:type="dxa"/>
+              <w:right w:w="200" w:type="dxa"/>
+            </w:tcMar>
+          </w:tcPr>
+          <w:p>
+            <w:pPr>
+              <w:rPr>
+                <w:rFonts w:asciiTheme="majorHAnsi" w:hAnsiTheme="majorHAnsi" w:cstheme="majorHAnsi"/>
+                <w:sz w:val="20"/>
+                <w:szCs w:val="20"/>
+                <w:lang w:val="es"/>
+              </w:rPr>
+            </w:pPr>
+            <w:r>
+              <w:rPr>
+                <w:rFonts w:asciiTheme="majorHAnsi" w:hAnsiTheme="majorHAnsi" w:cstheme="majorHAnsi"/>
+                <w:sz w:val="20"/>
+                <w:szCs w:val="20"/>
+                <w:lang w:val="es"/>
+              </w:rPr>
+              <w:t>Oneroso</w:t>
+            </w:r>
+          </w:p>
+        </w:tc>
+        <w:tc>
+          <w:tcPr>
+            <w:tcW w:w="1134" w:type="dxa"/>
+            <w:tcBorders>
+              <w:top w:val="single" w:sz="6" w:space="0" w:color="D9D9DD"/>
+              <w:left w:val="single" w:sz="6" w:space="0" w:color="D9D9DD"/>
+              <w:bottom w:val="single" w:sz="6" w:space="0" w:color="D9D9DD"/>
+              <w:right w:val="single" w:sz="6" w:space="0" w:color="D9D9DD"/>
+            </w:tcBorders>
+            <w:tcMar>
+              <w:top w:w="100" w:type="dxa"/>
+              <w:left w:w="200" w:type="dxa"/>
+              <w:bottom w:w="100" w:type="dxa"/>
+              <w:right w:w="200" w:type="dxa"/>
+            </w:tcMar>
+          </w:tcPr>
+          <w:p>
+            <w:pPr>
+              <w:rPr>
+                <w:rFonts w:asciiTheme="majorHAnsi" w:hAnsiTheme="majorHAnsi" w:cstheme="majorHAnsi"/>
+                <w:sz w:val="20"/>
+                <w:szCs w:val="20"/>
+                <w:lang w:val="es"/>
+              </w:rPr>
+            </w:pPr>
+            <w:r>
+              <w:rPr>
+                <w:rFonts w:asciiTheme="majorHAnsi" w:hAnsiTheme="majorHAnsi" w:cstheme="majorHAnsi"/>
+                <w:sz w:val="20"/>
+                <w:szCs w:val="20"/>
+                <w:lang w:val="es"/>
+              </w:rPr>
+              <w:t>Formal</w:t>
+            </w:r>
+          </w:p>
+        </w:tc>
+        <w:tc>
+          <w:tcPr>
+            <w:tcW w:w="1417" w:type="dxa"/>
+            <w:tcBorders>
+              <w:top w:val="single" w:sz="6" w:space="0" w:color="D9D9DD"/>
+              <w:left w:val="single" w:sz="6" w:space="0" w:color="D9D9DD"/>
+              <w:bottom w:val="single" w:sz="6" w:space="0" w:color="D9D9DD"/>
+              <w:right w:val="single" w:sz="6" w:space="0" w:color="D9D9DD"/>
+            </w:tcBorders>
+            <w:tcMar>
+              <w:top w:w="100" w:type="dxa"/>
+              <w:left w:w="200" w:type="dxa"/>
+              <w:bottom w:w="100" w:type="dxa"/>
+              <w:right w:w="200" w:type="dxa"/>
+            </w:tcMar>
+          </w:tcPr>
+          <w:p>
+            <w:pPr>
+              <w:rPr>
+                <w:rFonts w:asciiTheme="majorHAnsi" w:hAnsiTheme="majorHAnsi" w:cstheme="majorHAnsi"/>
+                <w:sz w:val="20"/>
+                <w:szCs w:val="20"/>
+                <w:lang w:val="es"/>
+              </w:rPr>
+            </w:pPr>
+            <w:r>
+              <w:rPr>
+                <w:rFonts w:asciiTheme="majorHAnsi" w:hAnsiTheme="majorHAnsi" w:cstheme="majorHAnsi"/>
+                <w:sz w:val="20"/>
+                <w:szCs w:val="20"/>
+                <w:lang w:val="es"/>
+              </w:rPr>
+              <w:t>Puro y simple</w:t>
+            </w:r>
+          </w:p>
+        </w:tc>
+      </w:tr>
+      <w:tr>
+        <w:trPr>
+          <w:trHeight w:val="671"/>
+        </w:trPr>
+        <w:tc>
+          <w:tcPr>
+            <w:tcW w:w="1843" w:type="dxa"/>
+            <w:tcBorders>
+              <w:top w:val="single" w:sz="6" w:space="0" w:color="D9D9DD"/>
+              <w:left w:val="single" w:sz="6" w:space="0" w:color="D9D9DD"/>
+              <w:bottom w:val="single" w:sz="6" w:space="0" w:color="D9D9DD"/>
+              <w:right w:val="single" w:sz="6" w:space="0" w:color="D9D9DD"/>
+            </w:tcBorders>
+            <w:tcMar>
+              <w:top w:w="100" w:type="dxa"/>
+              <w:left w:w="200" w:type="dxa"/>
+              <w:bottom w:w="100" w:type="dxa"/>
+              <w:right w:w="200" w:type="dxa"/>
+            </w:tcMar>
+          </w:tcPr>
+          <w:p>
+            <w:pPr>
+              <w:rPr>
+                <w:rFonts w:asciiTheme="majorHAnsi" w:hAnsiTheme="majorHAnsi" w:cstheme="majorHAnsi"/>
+                <w:sz w:val="20"/>
+                <w:szCs w:val="20"/>
+                <w:lang w:val="es"/>
+              </w:rPr>
+            </w:pPr>
+            <w:r>
+              <w:rPr>
+                <w:rFonts w:asciiTheme="majorHAnsi" w:hAnsiTheme="majorHAnsi" w:cstheme="majorHAnsi"/>
+                <w:sz w:val="20"/>
+                <w:szCs w:val="20"/>
+                <w:lang w:val="es"/>
+              </w:rPr>
+              <w:t>6. Aceptación de herencia</w:t>
+            </w:r>
+          </w:p>
+        </w:tc>
+        <w:tc>
+          <w:tcPr>
+            <w:tcW w:w="1418" w:type="dxa"/>
+            <w:tcBorders>
+              <w:top w:val="single" w:sz="6" w:space="0" w:color="D9D9DD"/>
+              <w:left w:val="single" w:sz="6" w:space="0" w:color="D9D9DD"/>
+              <w:bottom w:val="single" w:sz="6" w:space="0" w:color="D9D9DD"/>
+              <w:right w:val="single" w:sz="6" w:space="0" w:color="D9D9DD"/>
+            </w:tcBorders>
+            <w:tcMar>
+              <w:top w:w="100" w:type="dxa"/>
+              <w:left w:w="200" w:type="dxa"/>
+              <w:bottom w:w="100" w:type="dxa"/>
+              <w:right w:w="200" w:type="dxa"/>
+            </w:tcMar>
+          </w:tcPr>
+          <w:p>
+            <w:pPr>
+              <w:rPr>
+                <w:rFonts w:asciiTheme="majorHAnsi" w:hAnsiTheme="majorHAnsi" w:cstheme="majorHAnsi"/>
+                <w:sz w:val="20"/>
+                <w:szCs w:val="20"/>
+                <w:lang w:val="es"/>
+              </w:rPr>
+            </w:pPr>
+            <w:r>
+              <w:rPr>
+                <w:rFonts w:asciiTheme="majorHAnsi" w:hAnsiTheme="majorHAnsi" w:cstheme="majorHAnsi"/>
+                <w:sz w:val="20"/>
+                <w:szCs w:val="20"/>
+                <w:lang w:val="es"/>
+              </w:rPr>
+              <w:t>Unilateral</w:t>
+            </w:r>
+          </w:p>
+        </w:tc>
+        <w:tc>
+          <w:tcPr>
+            <w:tcW w:w="1417" w:type="dxa"/>
+            <w:tcBorders>
+              <w:top w:val="single" w:sz="6" w:space="0" w:color="D9D9DD"/>
+              <w:left w:val="single" w:sz="6" w:space="0" w:color="D9D9DD"/>
+              <w:bottom w:val="single" w:sz="6" w:space="0" w:color="D9D9DD"/>
+              <w:right w:val="single" w:sz="6" w:space="0" w:color="D9D9DD"/>
+            </w:tcBorders>
+            <w:tcMar>
+              <w:top w:w="100" w:type="dxa"/>
+              <w:left w:w="200" w:type="dxa"/>
+              <w:bottom w:w="100" w:type="dxa"/>
+              <w:right w:w="200" w:type="dxa"/>
+            </w:tcMar>
+          </w:tcPr>
+          <w:p>
+            <w:pPr>
+              <w:rPr>
+                <w:rFonts w:asciiTheme="majorHAnsi" w:hAnsiTheme="majorHAnsi" w:cstheme="majorHAnsi"/>
+                <w:sz w:val="20"/>
+                <w:szCs w:val="20"/>
+                <w:lang w:val="es"/>
+              </w:rPr>
+            </w:pPr>
+            <w:r>
+              <w:rPr>
+                <w:rFonts w:asciiTheme="majorHAnsi" w:hAnsiTheme="majorHAnsi" w:cstheme="majorHAnsi"/>
+                <w:sz w:val="20"/>
+                <w:szCs w:val="20"/>
+                <w:lang w:val="es"/>
+              </w:rPr>
+              <w:t>Ultima voluntad</w:t>
+            </w:r>
+          </w:p>
+        </w:tc>
+        <w:tc>
+          <w:tcPr>
+            <w:tcW w:w="1276" w:type="dxa"/>
+            <w:tcBorders>
+              <w:top w:val="single" w:sz="6" w:space="0" w:color="D9D9DD"/>
+              <w:left w:val="single" w:sz="6" w:space="0" w:color="D9D9DD"/>
+              <w:bottom w:val="single" w:sz="6" w:space="0" w:color="D9D9DD"/>
+              <w:right w:val="single" w:sz="6" w:space="0" w:color="D9D9DD"/>
+            </w:tcBorders>
+            <w:tcMar>
+              <w:top w:w="100" w:type="dxa"/>
+              <w:left w:w="200" w:type="dxa"/>
+              <w:bottom w:w="100" w:type="dxa"/>
+              <w:right w:w="200" w:type="dxa"/>
+            </w:tcMar>
+          </w:tcPr>
+          <w:p>
+            <w:pPr>
+              <w:rPr>
+                <w:rFonts w:asciiTheme="majorHAnsi" w:hAnsiTheme="majorHAnsi" w:cstheme="majorHAnsi"/>
+                <w:sz w:val="20"/>
+                <w:szCs w:val="20"/>
+                <w:lang w:val="es"/>
+              </w:rPr>
+            </w:pPr>
+            <w:r>
+              <w:rPr>
+                <w:rFonts w:asciiTheme="majorHAnsi" w:hAnsiTheme="majorHAnsi" w:cstheme="majorHAnsi"/>
+                <w:sz w:val="20"/>
+                <w:szCs w:val="20"/>
+                <w:lang w:val="es"/>
+              </w:rPr>
+              <w:t>Positivo</w:t>
+            </w:r>
+          </w:p>
+        </w:tc>
+        <w:tc>
+          <w:tcPr>
+            <w:tcW w:w="1843" w:type="dxa"/>
+            <w:tcBorders>
+              <w:top w:val="single" w:sz="6" w:space="0" w:color="D9D9DD"/>
+              <w:left w:val="single" w:sz="6" w:space="0" w:color="D9D9DD"/>
+              <w:bottom w:val="single" w:sz="6" w:space="0" w:color="D9D9DD"/>
+              <w:right w:val="single" w:sz="6" w:space="0" w:color="D9D9DD"/>
+            </w:tcBorders>
+            <w:tcMar>
+              <w:top w:w="100" w:type="dxa"/>
+              <w:left w:w="200" w:type="dxa"/>
+              <w:bottom w:w="100" w:type="dxa"/>
+              <w:right w:w="200" w:type="dxa"/>
+            </w:tcMar>
+          </w:tcPr>
+          <w:p>
+            <w:pPr>
+              <w:rPr>
+                <w:rFonts w:asciiTheme="majorHAnsi" w:hAnsiTheme="majorHAnsi" w:cstheme="majorHAnsi"/>
+                <w:sz w:val="20"/>
+                <w:szCs w:val="20"/>
+                <w:lang w:val="es"/>
+              </w:rPr>
+            </w:pPr>
+            <w:r>
+              <w:rPr>
+                <w:rFonts w:asciiTheme="majorHAnsi" w:hAnsiTheme="majorHAnsi" w:cstheme="majorHAnsi"/>
+                <w:sz w:val="20"/>
+                <w:szCs w:val="20"/>
+                <w:lang w:val="es"/>
+              </w:rPr>
+              <w:t>Patrimonial</w:t>
+            </w:r>
+          </w:p>
+        </w:tc>
+        <w:tc>
+          <w:tcPr>
+            <w:tcW w:w="1134" w:type="dxa"/>
+            <w:tcBorders>
+              <w:top w:val="single" w:sz="6" w:space="0" w:color="D9D9DD"/>
+              <w:left w:val="single" w:sz="6" w:space="0" w:color="D9D9DD"/>
+              <w:bottom w:val="single" w:sz="6" w:space="0" w:color="D9D9DD"/>
+              <w:right w:val="single" w:sz="6" w:space="0" w:color="D9D9DD"/>
+            </w:tcBorders>
+            <w:tcMar>
+              <w:top w:w="100" w:type="dxa"/>
+              <w:left w:w="200" w:type="dxa"/>
+              <w:bottom w:w="100" w:type="dxa"/>
+              <w:right w:w="200" w:type="dxa"/>
+            </w:tcMar>
+          </w:tcPr>
+          <w:p>
+            <w:pPr>
+              <w:rPr>
+                <w:rFonts w:asciiTheme="majorHAnsi" w:hAnsiTheme="majorHAnsi" w:cstheme="majorHAnsi"/>
+                <w:sz w:val="20"/>
+                <w:szCs w:val="20"/>
+                <w:lang w:val="es"/>
+              </w:rPr>
+            </w:pPr>
+            <w:r>
+              <w:rPr>
+                <w:rFonts w:asciiTheme="majorHAnsi" w:hAnsiTheme="majorHAnsi" w:cstheme="majorHAnsi"/>
+                <w:sz w:val="20"/>
+                <w:szCs w:val="20"/>
+                <w:lang w:val="es"/>
+              </w:rPr>
+              <w:t>Gratuito</w:t>
+            </w:r>
+          </w:p>
+        </w:tc>
+        <w:tc>
+          <w:tcPr>
+            <w:tcW w:w="1134" w:type="dxa"/>
+            <w:tcBorders>
+              <w:top w:val="single" w:sz="6" w:space="0" w:color="D9D9DD"/>
+              <w:left w:val="single" w:sz="6" w:space="0" w:color="D9D9DD"/>
+              <w:bottom w:val="single" w:sz="6" w:space="0" w:color="D9D9DD"/>
+              <w:right w:val="single" w:sz="6" w:space="0" w:color="D9D9DD"/>
+            </w:tcBorders>
+            <w:tcMar>
+              <w:top w:w="100" w:type="dxa"/>
+              <w:left w:w="200" w:type="dxa"/>
+              <w:bottom w:w="100" w:type="dxa"/>
+              <w:right w:w="200" w:type="dxa"/>
+            </w:tcMar>
+          </w:tcPr>
+          <w:p>
+            <w:pPr>
+              <w:rPr>
+                <w:rFonts w:asciiTheme="majorHAnsi" w:hAnsiTheme="majorHAnsi" w:cstheme="majorHAnsi"/>
+                <w:sz w:val="20"/>
+                <w:szCs w:val="20"/>
+                <w:lang w:val="es"/>
+              </w:rPr>
+            </w:pPr>
+            <w:r>
+              <w:rPr>
+                <w:rFonts w:asciiTheme="majorHAnsi" w:hAnsiTheme="majorHAnsi" w:cstheme="majorHAnsi"/>
+                <w:sz w:val="20"/>
+                <w:szCs w:val="20"/>
+                <w:lang w:val="es"/>
+              </w:rPr>
+              <w:t>Formal</w:t>
+            </w:r>
+          </w:p>
+        </w:tc>
+        <w:tc>
+          <w:tcPr>
+            <w:tcW w:w="1417" w:type="dxa"/>
+            <w:tcBorders>
+              <w:top w:val="single" w:sz="6" w:space="0" w:color="D9D9DD"/>
+              <w:left w:val="single" w:sz="6" w:space="0" w:color="D9D9DD"/>
+              <w:bottom w:val="single" w:sz="6" w:space="0" w:color="D9D9DD"/>
+              <w:right w:val="single" w:sz="6" w:space="0" w:color="D9D9DD"/>
+            </w:tcBorders>
+            <w:tcMar>
+              <w:top w:w="100" w:type="dxa"/>
+              <w:left w:w="200" w:type="dxa"/>
+              <w:bottom w:w="100" w:type="dxa"/>
+              <w:right w:w="200" w:type="dxa"/>
+            </w:tcMar>
+          </w:tcPr>
+          <w:p>
+            <w:pPr>
+              <w:rPr>
+                <w:rFonts w:asciiTheme="majorHAnsi" w:hAnsiTheme="majorHAnsi" w:cstheme="majorHAnsi"/>
+                <w:sz w:val="20"/>
+                <w:szCs w:val="20"/>
+                <w:lang w:val="es"/>
+              </w:rPr>
+            </w:pPr>
+            <w:r>
+              <w:rPr>
+                <w:rFonts w:asciiTheme="majorHAnsi" w:hAnsiTheme="majorHAnsi" w:cstheme="majorHAnsi"/>
+                <w:sz w:val="20"/>
+                <w:szCs w:val="20"/>
+                <w:lang w:val="es"/>
+              </w:rPr>
+              <w:t>Puto y simple</w:t>
+            </w:r>
+          </w:p>
+        </w:tc>
+      </w:tr>
+      <w:tr>
+        <w:trPr>
+          <w:trHeight w:val="765"/>
+        </w:trPr>
+        <w:tc>
+          <w:tcPr>
+            <w:tcW w:w="1843" w:type="dxa"/>
+            <w:tcBorders>
+              <w:top w:val="single" w:sz="6" w:space="0" w:color="D9D9DD"/>
+              <w:left w:val="single" w:sz="6" w:space="0" w:color="D9D9DD"/>
+              <w:bottom w:val="single" w:sz="6" w:space="0" w:color="D9D9DD"/>
+              <w:right w:val="single" w:sz="6" w:space="0" w:color="D9D9DD"/>
+            </w:tcBorders>
+            <w:tcMar>
+              <w:top w:w="100" w:type="dxa"/>
+              <w:left w:w="200" w:type="dxa"/>
+              <w:bottom w:w="100" w:type="dxa"/>
+              <w:right w:w="200" w:type="dxa"/>
+            </w:tcMar>
+          </w:tcPr>
+          <w:p>
+            <w:pPr>
+              <w:rPr>
+                <w:rFonts w:asciiTheme="majorHAnsi" w:hAnsiTheme="majorHAnsi" w:cstheme="majorHAnsi"/>
+                <w:sz w:val="20"/>
+                <w:szCs w:val="20"/>
+                <w:lang w:val="es"/>
+              </w:rPr>
+            </w:pPr>
+            <w:r>
+              <w:rPr>
+                <w:rFonts w:asciiTheme="majorHAnsi" w:hAnsiTheme="majorHAnsi" w:cstheme="majorHAnsi"/>
+                <w:sz w:val="20"/>
+                <w:szCs w:val="20"/>
+                <w:lang w:val="es"/>
+              </w:rPr>
+              <w:t>7. Contrato de sociedad comercial</w:t>
+            </w:r>
+          </w:p>
+        </w:tc>
+        <w:tc>
+          <w:tcPr>
+            <w:tcW w:w="1418" w:type="dxa"/>
+            <w:tcBorders>
+              <w:top w:val="single" w:sz="6" w:space="0" w:color="D9D9DD"/>
+              <w:left w:val="single" w:sz="6" w:space="0" w:color="D9D9DD"/>
+              <w:bottom w:val="single" w:sz="6" w:space="0" w:color="D9D9DD"/>
+              <w:right w:val="single" w:sz="6" w:space="0" w:color="D9D9DD"/>
+            </w:tcBorders>
+            <w:tcMar>
+              <w:top w:w="100" w:type="dxa"/>
+              <w:left w:w="200" w:type="dxa"/>
+              <w:bottom w:w="100" w:type="dxa"/>
+              <w:right w:w="200" w:type="dxa"/>
+            </w:tcMar>
+          </w:tcPr>
+          <w:p>
+            <w:pPr>
+              <w:rPr>
+                <w:rFonts w:asciiTheme="majorHAnsi" w:hAnsiTheme="majorHAnsi" w:cstheme="majorHAnsi"/>
+                <w:sz w:val="20"/>
+                <w:szCs w:val="20"/>
+                <w:lang w:val="es"/>
+              </w:rPr>
+            </w:pPr>
+            <w:r>
+              <w:rPr>
+                <w:rFonts w:asciiTheme="majorHAnsi" w:hAnsiTheme="majorHAnsi" w:cstheme="majorHAnsi"/>
+                <w:sz w:val="20"/>
+                <w:szCs w:val="20"/>
+                <w:lang w:val="es"/>
+              </w:rPr>
+              <w:t>Bilateral</w:t>
+            </w:r>
+          </w:p>
+        </w:tc>
+        <w:tc>
+          <w:tcPr>
+            <w:tcW w:w="1417" w:type="dxa"/>
+            <w:tcBorders>
+              <w:top w:val="single" w:sz="6" w:space="0" w:color="D9D9DD"/>
+              <w:left w:val="single" w:sz="6" w:space="0" w:color="D9D9DD"/>
+              <w:bottom w:val="single" w:sz="6" w:space="0" w:color="D9D9DD"/>
+              <w:right w:val="single" w:sz="6" w:space="0" w:color="D9D9DD"/>
+            </w:tcBorders>
+            <w:tcMar>
+              <w:top w:w="100" w:type="dxa"/>
+              <w:left w:w="200" w:type="dxa"/>
+              <w:bottom w:w="100" w:type="dxa"/>
+              <w:right w:w="200" w:type="dxa"/>
+            </w:tcMar>
+          </w:tcPr>
+          <w:p>
+            <w:pPr>
+              <w:rPr>
+                <w:rFonts w:asciiTheme="majorHAnsi" w:hAnsiTheme="majorHAnsi" w:cstheme="majorHAnsi"/>
+                <w:sz w:val="20"/>
+                <w:szCs w:val="20"/>
+                <w:lang w:val="es"/>
+              </w:rPr>
+            </w:pPr>
+            <w:r>
+              <w:rPr>
+                <w:rFonts w:asciiTheme="majorHAnsi" w:hAnsiTheme="majorHAnsi" w:cstheme="majorHAnsi"/>
+                <w:sz w:val="20"/>
+                <w:szCs w:val="20"/>
+                <w:lang w:val="es"/>
+              </w:rPr>
+              <w:t>Entre vivos</w:t>
+            </w:r>
+          </w:p>
+        </w:tc>
+        <w:tc>
+          <w:tcPr>
+            <w:tcW w:w="1276" w:type="dxa"/>
+            <w:tcBorders>
+              <w:top w:val="single" w:sz="6" w:space="0" w:color="D9D9DD"/>
+              <w:left w:val="single" w:sz="6" w:space="0" w:color="D9D9DD"/>
+              <w:bottom w:val="single" w:sz="6" w:space="0" w:color="D9D9DD"/>
+              <w:right w:val="single" w:sz="6" w:space="0" w:color="D9D9DD"/>
+            </w:tcBorders>
+            <w:tcMar>
+              <w:top w:w="100" w:type="dxa"/>
+              <w:left w:w="200" w:type="dxa"/>
+              <w:bottom w:w="100" w:type="dxa"/>
+              <w:right w:w="200" w:type="dxa"/>
+            </w:tcMar>
+          </w:tcPr>
+          <w:p>
+            <w:pPr>
+              <w:rPr>
+                <w:rFonts w:asciiTheme="majorHAnsi" w:hAnsiTheme="majorHAnsi" w:cstheme="majorHAnsi"/>
+                <w:sz w:val="20"/>
+                <w:szCs w:val="20"/>
+                <w:lang w:val="es"/>
+              </w:rPr>
+            </w:pPr>
+            <w:r>
+              <w:rPr>
+                <w:rFonts w:asciiTheme="majorHAnsi" w:hAnsiTheme="majorHAnsi" w:cstheme="majorHAnsi"/>
+                <w:sz w:val="20"/>
+                <w:szCs w:val="20"/>
+                <w:lang w:val="es"/>
+              </w:rPr>
+              <w:t>Positivo</w:t>
+            </w:r>
+          </w:p>
+        </w:tc>
+        <w:tc>
+          <w:tcPr>
+            <w:tcW w:w="1843" w:type="dxa"/>
+            <w:tcBorders>
+              <w:top w:val="single" w:sz="6" w:space="0" w:color="D9D9DD"/>
+              <w:left w:val="single" w:sz="6" w:space="0" w:color="D9D9DD"/>
+              <w:bottom w:val="single" w:sz="6" w:space="0" w:color="D9D9DD"/>
+              <w:right w:val="single" w:sz="6" w:space="0" w:color="D9D9DD"/>
+            </w:tcBorders>
+            <w:tcMar>
+              <w:top w:w="100" w:type="dxa"/>
+              <w:left w:w="200" w:type="dxa"/>
+              <w:bottom w:w="100" w:type="dxa"/>
+              <w:right w:w="200" w:type="dxa"/>
+            </w:tcMar>
+          </w:tcPr>
+          <w:p>
+            <w:pPr>
+              <w:rPr>
+                <w:rFonts w:asciiTheme="majorHAnsi" w:hAnsiTheme="majorHAnsi" w:cstheme="majorHAnsi"/>
+                <w:sz w:val="20"/>
+                <w:szCs w:val="20"/>
+                <w:lang w:val="es"/>
+              </w:rPr>
+            </w:pPr>
+            <w:r>
+              <w:rPr>
+                <w:rFonts w:asciiTheme="majorHAnsi" w:hAnsiTheme="majorHAnsi" w:cstheme="majorHAnsi"/>
+                <w:sz w:val="20"/>
+                <w:szCs w:val="20"/>
+                <w:lang w:val="es"/>
+              </w:rPr>
+              <w:t>Patrimonial</w:t>
+            </w:r>
+          </w:p>
+        </w:tc>
+        <w:tc>
+          <w:tcPr>
+            <w:tcW w:w="1134" w:type="dxa"/>
+            <w:tcBorders>
+              <w:top w:val="single" w:sz="6" w:space="0" w:color="D9D9DD"/>
+              <w:left w:val="single" w:sz="6" w:space="0" w:color="D9D9DD"/>
+              <w:bottom w:val="single" w:sz="6" w:space="0" w:color="D9D9DD"/>
+              <w:right w:val="single" w:sz="6" w:space="0" w:color="D9D9DD"/>
+            </w:tcBorders>
+            <w:tcMar>
+              <w:top w:w="100" w:type="dxa"/>
+              <w:left w:w="200" w:type="dxa"/>
+              <w:bottom w:w="100" w:type="dxa"/>
+              <w:right w:w="200" w:type="dxa"/>
+            </w:tcMar>
+          </w:tcPr>
+          <w:p>
+            <w:pPr>
+              <w:rPr>
+                <w:rFonts w:asciiTheme="majorHAnsi" w:hAnsiTheme="majorHAnsi" w:cstheme="majorHAnsi"/>
+                <w:sz w:val="20"/>
+                <w:szCs w:val="20"/>
+                <w:lang w:val="es"/>
+              </w:rPr>
+            </w:pPr>
+            <w:r>
+              <w:rPr>
+                <w:rFonts w:asciiTheme="majorHAnsi" w:hAnsiTheme="majorHAnsi" w:cstheme="majorHAnsi"/>
+                <w:sz w:val="20"/>
+                <w:szCs w:val="20"/>
+                <w:lang w:val="es"/>
+              </w:rPr>
+              <w:t>Oneroso</w:t>
+            </w:r>
+          </w:p>
+        </w:tc>
+        <w:tc>
+          <w:tcPr>
+            <w:tcW w:w="1134" w:type="dxa"/>
+            <w:tcBorders>
+              <w:top w:val="single" w:sz="6" w:space="0" w:color="D9D9DD"/>
+              <w:left w:val="single" w:sz="6" w:space="0" w:color="D9D9DD"/>
+              <w:bottom w:val="single" w:sz="6" w:space="0" w:color="D9D9DD"/>
+              <w:right w:val="single" w:sz="6" w:space="0" w:color="D9D9DD"/>
+            </w:tcBorders>
+            <w:tcMar>
+              <w:top w:w="100" w:type="dxa"/>
+              <w:left w:w="200" w:type="dxa"/>
+              <w:bottom w:w="100" w:type="dxa"/>
+              <w:right w:w="200" w:type="dxa"/>
+            </w:tcMar>
+          </w:tcPr>
+          <w:p>
+            <w:pPr>
+              <w:rPr>
+                <w:rFonts w:asciiTheme="majorHAnsi" w:hAnsiTheme="majorHAnsi" w:cstheme="majorHAnsi"/>
+                <w:sz w:val="20"/>
+                <w:szCs w:val="20"/>
+                <w:lang w:val="es"/>
+              </w:rPr>
+            </w:pPr>
+            <w:r>
+              <w:rPr>
+                <w:rFonts w:asciiTheme="majorHAnsi" w:hAnsiTheme="majorHAnsi" w:cstheme="majorHAnsi"/>
+                <w:sz w:val="20"/>
+                <w:szCs w:val="20"/>
+                <w:lang w:val="es"/>
+              </w:rPr>
+              <w:t>Formal</w:t>
+            </w:r>
+          </w:p>
+        </w:tc>
+        <w:tc>
+          <w:tcPr>
+            <w:tcW w:w="1417" w:type="dxa"/>
+            <w:tcBorders>
+              <w:top w:val="single" w:sz="6" w:space="0" w:color="D9D9DD"/>
+              <w:left w:val="single" w:sz="6" w:space="0" w:color="D9D9DD"/>
+              <w:bottom w:val="single" w:sz="6" w:space="0" w:color="D9D9DD"/>
+              <w:right w:val="single" w:sz="6" w:space="0" w:color="D9D9DD"/>
+            </w:tcBorders>
+            <w:tcMar>
+              <w:top w:w="100" w:type="dxa"/>
+              <w:left w:w="200" w:type="dxa"/>
+              <w:bottom w:w="100" w:type="dxa"/>
+              <w:right w:w="200" w:type="dxa"/>
+            </w:tcMar>
+          </w:tcPr>
+          <w:p>
+            <w:pPr>
+              <w:rPr>
+                <w:rFonts w:asciiTheme="majorHAnsi" w:hAnsiTheme="majorHAnsi" w:cstheme="majorHAnsi"/>
+                <w:sz w:val="20"/>
+                <w:szCs w:val="20"/>
+                <w:lang w:val="es"/>
+              </w:rPr>
+            </w:pPr>
+            <w:r>
+              <w:rPr>
+                <w:rFonts w:asciiTheme="majorHAnsi" w:hAnsiTheme="majorHAnsi" w:cstheme="majorHAnsi"/>
+                <w:sz w:val="20"/>
+                <w:szCs w:val="20"/>
+                <w:lang w:val="es"/>
+              </w:rPr>
+              <w:t>Puro y simple</w:t>
+            </w:r>
+          </w:p>
+        </w:tc>
+      </w:tr>
+      <w:tr>
+        <w:trPr>
+          <w:trHeight w:val="765"/>
+        </w:trPr>
+        <w:tc>
+          <w:tcPr>
+            <w:tcW w:w="1843" w:type="dxa"/>
+            <w:tcBorders>
+              <w:top w:val="single" w:sz="6" w:space="0" w:color="D9D9DD"/>
+              <w:left w:val="single" w:sz="6" w:space="0" w:color="D9D9DD"/>
+              <w:bottom w:val="single" w:sz="6" w:space="0" w:color="D9D9DD"/>
+              <w:right w:val="single" w:sz="6" w:space="0" w:color="D9D9DD"/>
+            </w:tcBorders>
+            <w:tcMar>
+              <w:top w:w="100" w:type="dxa"/>
+              <w:left w:w="200" w:type="dxa"/>
+              <w:bottom w:w="100" w:type="dxa"/>
+              <w:right w:w="200" w:type="dxa"/>
+            </w:tcMar>
+          </w:tcPr>
+          <w:p>
+            <w:pPr>
+              <w:rPr>
+                <w:rFonts w:asciiTheme="majorHAnsi" w:hAnsiTheme="majorHAnsi" w:cstheme="majorHAnsi"/>
+                <w:sz w:val="20"/>
+                <w:szCs w:val="20"/>
+                <w:lang w:val="es"/>
+              </w:rPr>
+            </w:pPr>
+            <w:r>
+              <w:rPr>
+                <w:rFonts w:asciiTheme="majorHAnsi" w:hAnsiTheme="majorHAnsi" w:cstheme="majorHAnsi"/>
+                <w:sz w:val="20"/>
+                <w:szCs w:val="20"/>
+                <w:lang w:val="es"/>
+              </w:rPr>
+              <w:t>8. Renuncia de poder</w:t>
+            </w:r>
+          </w:p>
+        </w:tc>
+        <w:tc>
+          <w:tcPr>
+            <w:tcW w:w="1418" w:type="dxa"/>
+            <w:tcBorders>
+              <w:top w:val="single" w:sz="6" w:space="0" w:color="D9D9DD"/>
+              <w:left w:val="single" w:sz="6" w:space="0" w:color="D9D9DD"/>
+              <w:bottom w:val="single" w:sz="6" w:space="0" w:color="D9D9DD"/>
+              <w:right w:val="single" w:sz="6" w:space="0" w:color="D9D9DD"/>
+            </w:tcBorders>
+            <w:tcMar>
+              <w:top w:w="100" w:type="dxa"/>
+              <w:left w:w="200" w:type="dxa"/>
+              <w:bottom w:w="100" w:type="dxa"/>
+              <w:right w:w="200" w:type="dxa"/>
+            </w:tcMar>
+          </w:tcPr>
+          <w:p>
+            <w:pPr>
+              <w:rPr>
+                <w:rFonts w:asciiTheme="majorHAnsi" w:hAnsiTheme="majorHAnsi" w:cstheme="majorHAnsi"/>
+                <w:sz w:val="20"/>
+                <w:szCs w:val="20"/>
+                <w:lang w:val="es"/>
+              </w:rPr>
+            </w:pPr>
+            <w:r>
+              <w:rPr>
+                <w:rFonts w:asciiTheme="majorHAnsi" w:hAnsiTheme="majorHAnsi" w:cstheme="majorHAnsi"/>
+                <w:sz w:val="20"/>
+                <w:szCs w:val="20"/>
+                <w:lang w:val="es"/>
+              </w:rPr>
+              <w:t>Unilateral</w:t>
+            </w:r>
+          </w:p>
+        </w:tc>
+        <w:tc>
+          <w:tcPr>
+            <w:tcW w:w="1417" w:type="dxa"/>
+            <w:tcBorders>
+              <w:top w:val="single" w:sz="6" w:space="0" w:color="D9D9DD"/>
+              <w:left w:val="single" w:sz="6" w:space="0" w:color="D9D9DD"/>
+              <w:bottom w:val="single" w:sz="6" w:space="0" w:color="D9D9DD"/>
+              <w:right w:val="single" w:sz="6" w:space="0" w:color="D9D9DD"/>
+            </w:tcBorders>
+            <w:tcMar>
+              <w:top w:w="100" w:type="dxa"/>
+              <w:left w:w="200" w:type="dxa"/>
+              <w:bottom w:w="100" w:type="dxa"/>
+              <w:right w:w="200" w:type="dxa"/>
+            </w:tcMar>
+          </w:tcPr>
+          <w:p>
+            <w:pPr>
+              <w:rPr>
+                <w:rFonts w:asciiTheme="majorHAnsi" w:hAnsiTheme="majorHAnsi" w:cstheme="majorHAnsi"/>
+                <w:sz w:val="20"/>
+                <w:szCs w:val="20"/>
+                <w:lang w:val="es"/>
+              </w:rPr>
+            </w:pPr>
+            <w:r>
+              <w:rPr>
+                <w:rFonts w:asciiTheme="majorHAnsi" w:hAnsiTheme="majorHAnsi" w:cstheme="majorHAnsi"/>
+                <w:sz w:val="20"/>
+                <w:szCs w:val="20"/>
+                <w:lang w:val="es"/>
+              </w:rPr>
+              <w:t>Entre vivos</w:t>
+            </w:r>
+          </w:p>
+        </w:tc>
+        <w:tc>
+          <w:tcPr>
+            <w:tcW w:w="1276" w:type="dxa"/>
+            <w:tcBorders>
+              <w:top w:val="single" w:sz="6" w:space="0" w:color="D9D9DD"/>
+              <w:left w:val="single" w:sz="6" w:space="0" w:color="D9D9DD"/>
+              <w:bottom w:val="single" w:sz="6" w:space="0" w:color="D9D9DD"/>
+              <w:right w:val="single" w:sz="6" w:space="0" w:color="D9D9DD"/>
+            </w:tcBorders>
+            <w:tcMar>
+              <w:top w:w="100" w:type="dxa"/>
+              <w:left w:w="200" w:type="dxa"/>
+              <w:bottom w:w="100" w:type="dxa"/>
+              <w:right w:w="200" w:type="dxa"/>
+            </w:tcMar>
+          </w:tcPr>
+          <w:p>
+            <w:pPr>
+              <w:rPr>
+                <w:rFonts w:asciiTheme="majorHAnsi" w:hAnsiTheme="majorHAnsi" w:cstheme="majorHAnsi"/>
+                <w:sz w:val="20"/>
+                <w:szCs w:val="20"/>
+                <w:lang w:val="es"/>
+              </w:rPr>
+            </w:pPr>
+            <w:r>
+              <w:rPr>
+                <w:rFonts w:asciiTheme="majorHAnsi" w:hAnsiTheme="majorHAnsi" w:cstheme="majorHAnsi"/>
+                <w:sz w:val="20"/>
+                <w:szCs w:val="20"/>
+                <w:lang w:val="es"/>
+              </w:rPr>
+              <w:t>Negativo</w:t>
+            </w:r>
+          </w:p>
+        </w:tc>
+        <w:tc>
+          <w:tcPr>
+            <w:tcW w:w="1843" w:type="dxa"/>
+            <w:tcBorders>
+              <w:top w:val="single" w:sz="6" w:space="0" w:color="D9D9DD"/>
+              <w:left w:val="single" w:sz="6" w:space="0" w:color="D9D9DD"/>
+              <w:bottom w:val="single" w:sz="6" w:space="0" w:color="D9D9DD"/>
+              <w:right w:val="single" w:sz="6" w:space="0" w:color="D9D9DD"/>
+            </w:tcBorders>
+            <w:tcMar>
+              <w:top w:w="100" w:type="dxa"/>
+              <w:left w:w="200" w:type="dxa"/>
+              <w:bottom w:w="100" w:type="dxa"/>
+              <w:right w:w="200" w:type="dxa"/>
+            </w:tcMar>
+          </w:tcPr>
+          <w:p>
+            <w:pPr>
+              <w:rPr>
+                <w:rFonts w:asciiTheme="majorHAnsi" w:hAnsiTheme="majorHAnsi" w:cstheme="majorHAnsi"/>
+                <w:sz w:val="20"/>
+                <w:szCs w:val="20"/>
+                <w:lang w:val="es"/>
+              </w:rPr>
+            </w:pPr>
+            <w:r>
+              <w:rPr>
+                <w:rFonts w:asciiTheme="majorHAnsi" w:hAnsiTheme="majorHAnsi" w:cstheme="majorHAnsi"/>
+                <w:sz w:val="20"/>
+                <w:szCs w:val="20"/>
+                <w:lang w:val="es"/>
+              </w:rPr>
+              <w:t>Extrapatrimonial</w:t>
+            </w:r>
+          </w:p>
+        </w:tc>
+        <w:tc>
+          <w:tcPr>
+            <w:tcW w:w="1134" w:type="dxa"/>
+            <w:tcBorders>
+              <w:top w:val="single" w:sz="6" w:space="0" w:color="D9D9DD"/>
+              <w:left w:val="single" w:sz="6" w:space="0" w:color="D9D9DD"/>
+              <w:bottom w:val="single" w:sz="6" w:space="0" w:color="D9D9DD"/>
+              <w:right w:val="single" w:sz="6" w:space="0" w:color="D9D9DD"/>
+            </w:tcBorders>
+            <w:tcMar>
+              <w:top w:w="100" w:type="dxa"/>
+              <w:left w:w="200" w:type="dxa"/>
+              <w:bottom w:w="100" w:type="dxa"/>
+              <w:right w:w="200" w:type="dxa"/>
+            </w:tcMar>
+          </w:tcPr>
+          <w:p>
+            <w:pPr>
+              <w:rPr>
+                <w:rFonts w:asciiTheme="majorHAnsi" w:hAnsiTheme="majorHAnsi" w:cstheme="majorHAnsi"/>
+                <w:sz w:val="20"/>
+                <w:szCs w:val="20"/>
+                <w:lang w:val="es"/>
+              </w:rPr>
+            </w:pPr>
+            <w:r>
+              <w:rPr>
+                <w:rFonts w:asciiTheme="majorHAnsi" w:hAnsiTheme="majorHAnsi" w:cstheme="majorHAnsi"/>
+                <w:sz w:val="20"/>
+                <w:szCs w:val="20"/>
+                <w:lang w:val="es"/>
+              </w:rPr>
+              <w:t>Gratuito</w:t>
+            </w:r>
+          </w:p>
+        </w:tc>
+        <w:tc>
+          <w:tcPr>
+            <w:tcW w:w="1134" w:type="dxa"/>
+            <w:tcBorders>
+              <w:top w:val="single" w:sz="6" w:space="0" w:color="D9D9DD"/>
+              <w:left w:val="single" w:sz="6" w:space="0" w:color="D9D9DD"/>
+              <w:bottom w:val="single" w:sz="6" w:space="0" w:color="D9D9DD"/>
+              <w:right w:val="single" w:sz="6" w:space="0" w:color="D9D9DD"/>
+            </w:tcBorders>
+            <w:tcMar>
+              <w:top w:w="100" w:type="dxa"/>
+              <w:left w:w="200" w:type="dxa"/>
+              <w:bottom w:w="100" w:type="dxa"/>
+              <w:right w:w="200" w:type="dxa"/>
+            </w:tcMar>
+          </w:tcPr>
+          <w:p>
+            <w:pPr>
+              <w:rPr>
+                <w:rFonts w:asciiTheme="majorHAnsi" w:hAnsiTheme="majorHAnsi" w:cstheme="majorHAnsi"/>
+                <w:sz w:val="20"/>
+                <w:szCs w:val="20"/>
+                <w:lang w:val="es"/>
+              </w:rPr>
+            </w:pPr>
+            <w:r>
+              <w:rPr>
+                <w:rFonts w:asciiTheme="majorHAnsi" w:hAnsiTheme="majorHAnsi" w:cstheme="majorHAnsi"/>
+                <w:sz w:val="20"/>
+                <w:szCs w:val="20"/>
+                <w:lang w:val="es"/>
+              </w:rPr>
+              <w:t>Formal</w:t>
+            </w:r>
+          </w:p>
+        </w:tc>
+        <w:tc>
+          <w:tcPr>
+            <w:tcW w:w="1417" w:type="dxa"/>
+            <w:tcBorders>
+              <w:top w:val="single" w:sz="6" w:space="0" w:color="D9D9DD"/>
+              <w:left w:val="single" w:sz="6" w:space="0" w:color="D9D9DD"/>
+              <w:bottom w:val="single" w:sz="6" w:space="0" w:color="D9D9DD"/>
+              <w:right w:val="single" w:sz="6" w:space="0" w:color="D9D9DD"/>
+            </w:tcBorders>
+            <w:tcMar>
+              <w:top w:w="100" w:type="dxa"/>
+              <w:left w:w="200" w:type="dxa"/>
+              <w:bottom w:w="100" w:type="dxa"/>
+              <w:right w:w="200" w:type="dxa"/>
+            </w:tcMar>
+          </w:tcPr>
+          <w:p>
+            <w:pPr>
+              <w:rPr>
+                <w:rFonts w:asciiTheme="majorHAnsi" w:hAnsiTheme="majorHAnsi" w:cstheme="majorHAnsi"/>
+                <w:sz w:val="20"/>
+                <w:szCs w:val="20"/>
+                <w:lang w:val="es"/>
+              </w:rPr>
+            </w:pPr>
+            <w:r>
+              <w:rPr>
+                <w:rFonts w:asciiTheme="majorHAnsi" w:hAnsiTheme="majorHAnsi" w:cstheme="majorHAnsi"/>
+                <w:sz w:val="20"/>
+                <w:szCs w:val="20"/>
+                <w:lang w:val="es"/>
+              </w:rPr>
+              <w:t>Puro y simple</w:t>
+            </w:r>
+          </w:p>
+        </w:tc>
+      </w:tr>
+      <w:tr>
+        <w:trPr>
+          <w:trHeight w:val="581"/>
+        </w:trPr>
+        <w:tc>
+          <w:tcPr>
+            <w:tcW w:w="1843" w:type="dxa"/>
+            <w:tcBorders>
+              <w:top w:val="single" w:sz="6" w:space="0" w:color="D9D9DD"/>
+              <w:left w:val="single" w:sz="6" w:space="0" w:color="D9D9DD"/>
+              <w:bottom w:val="single" w:sz="6" w:space="0" w:color="D9D9DD"/>
+              <w:right w:val="single" w:sz="6" w:space="0" w:color="D9D9DD"/>
+            </w:tcBorders>
+            <w:tcMar>
+              <w:top w:w="100" w:type="dxa"/>
+              <w:left w:w="200" w:type="dxa"/>
+              <w:bottom w:w="100" w:type="dxa"/>
+              <w:right w:w="200" w:type="dxa"/>
+            </w:tcMar>
+          </w:tcPr>
+          <w:p>
+            <w:pPr>
+              <w:rPr>
+                <w:rFonts w:asciiTheme="majorHAnsi" w:hAnsiTheme="majorHAnsi" w:cstheme="majorHAnsi"/>
+                <w:sz w:val="20"/>
+                <w:szCs w:val="20"/>
+                <w:lang w:val="es"/>
+              </w:rPr>
+            </w:pPr>
+            <w:r>
+              <w:rPr>
+                <w:rFonts w:asciiTheme="majorHAnsi" w:hAnsiTheme="majorHAnsi" w:cstheme="majorHAnsi"/>
+                <w:sz w:val="20"/>
+                <w:szCs w:val="20"/>
+                <w:lang w:val="es"/>
+              </w:rPr>
+              <w:t>9. Pacto de no competencia</w:t>
+            </w:r>
+          </w:p>
+        </w:tc>
+        <w:tc>
+          <w:tcPr>
+            <w:tcW w:w="1418" w:type="dxa"/>
+            <w:tcBorders>
+              <w:top w:val="single" w:sz="6" w:space="0" w:color="D9D9DD"/>
+              <w:left w:val="single" w:sz="6" w:space="0" w:color="D9D9DD"/>
+              <w:bottom w:val="single" w:sz="6" w:space="0" w:color="D9D9DD"/>
+              <w:right w:val="single" w:sz="6" w:space="0" w:color="D9D9DD"/>
+            </w:tcBorders>
+            <w:tcMar>
+              <w:top w:w="100" w:type="dxa"/>
+              <w:left w:w="200" w:type="dxa"/>
+              <w:bottom w:w="100" w:type="dxa"/>
+              <w:right w:w="200" w:type="dxa"/>
+            </w:tcMar>
+          </w:tcPr>
+          <w:p>
+            <w:pPr>
+              <w:rPr>
+                <w:rFonts w:asciiTheme="majorHAnsi" w:hAnsiTheme="majorHAnsi" w:cstheme="majorHAnsi"/>
+                <w:sz w:val="20"/>
+                <w:szCs w:val="20"/>
+                <w:lang w:val="es"/>
+              </w:rPr>
+            </w:pPr>
+            <w:r>
+              <w:rPr>
+                <w:rFonts w:asciiTheme="majorHAnsi" w:hAnsiTheme="majorHAnsi" w:cstheme="majorHAnsi"/>
+                <w:sz w:val="20"/>
+                <w:szCs w:val="20"/>
+                <w:lang w:val="es"/>
+              </w:rPr>
+              <w:t>Bilateral</w:t>
+            </w:r>
+          </w:p>
+        </w:tc>
+        <w:tc>
+          <w:tcPr>
+            <w:tcW w:w="1417" w:type="dxa"/>
+            <w:tcBorders>
+              <w:top w:val="single" w:sz="6" w:space="0" w:color="D9D9DD"/>
+              <w:left w:val="single" w:sz="6" w:space="0" w:color="D9D9DD"/>
+              <w:bottom w:val="single" w:sz="6" w:space="0" w:color="D9D9DD"/>
+              <w:right w:val="single" w:sz="6" w:space="0" w:color="D9D9DD"/>
+            </w:tcBorders>
+            <w:tcMar>
+              <w:top w:w="100" w:type="dxa"/>
+              <w:left w:w="200" w:type="dxa"/>
+              <w:bottom w:w="100" w:type="dxa"/>
+              <w:right w:w="200" w:type="dxa"/>
+            </w:tcMar>
+          </w:tcPr>
+          <w:p>
+            <w:pPr>
+              <w:rPr>
+                <w:rFonts w:asciiTheme="majorHAnsi" w:hAnsiTheme="majorHAnsi" w:cstheme="majorHAnsi"/>
+                <w:sz w:val="20"/>
+                <w:szCs w:val="20"/>
+                <w:lang w:val="es"/>
+              </w:rPr>
+            </w:pPr>
+            <w:r>
+              <w:rPr>
+                <w:rFonts w:asciiTheme="majorHAnsi" w:hAnsiTheme="majorHAnsi" w:cstheme="majorHAnsi"/>
+                <w:sz w:val="20"/>
+                <w:szCs w:val="20"/>
+                <w:lang w:val="es"/>
+              </w:rPr>
+              <w:t>Entre vivos</w:t>
+            </w:r>
+          </w:p>
+        </w:tc>
+        <w:tc>
+          <w:tcPr>
+            <w:tcW w:w="1276" w:type="dxa"/>
+            <w:tcBorders>
+              <w:top w:val="single" w:sz="6" w:space="0" w:color="D9D9DD"/>
+              <w:left w:val="single" w:sz="6" w:space="0" w:color="D9D9DD"/>
+              <w:bottom w:val="single" w:sz="6" w:space="0" w:color="D9D9DD"/>
+              <w:right w:val="single" w:sz="6" w:space="0" w:color="D9D9DD"/>
+            </w:tcBorders>
+            <w:tcMar>
+              <w:top w:w="100" w:type="dxa"/>
+              <w:left w:w="200" w:type="dxa"/>
+              <w:bottom w:w="100" w:type="dxa"/>
+              <w:right w:w="200" w:type="dxa"/>
+            </w:tcMar>
+          </w:tcPr>
+          <w:p>
+            <w:pPr>
+              <w:rPr>
+                <w:rFonts w:asciiTheme="majorHAnsi" w:hAnsiTheme="majorHAnsi" w:cstheme="majorHAnsi"/>
+                <w:sz w:val="20"/>
+                <w:szCs w:val="20"/>
+                <w:lang w:val="es"/>
+              </w:rPr>
+            </w:pPr>
+            <w:r>
+              <w:rPr>
+                <w:rFonts w:asciiTheme="majorHAnsi" w:hAnsiTheme="majorHAnsi" w:cstheme="majorHAnsi"/>
+                <w:sz w:val="20"/>
+                <w:szCs w:val="20"/>
+                <w:lang w:val="es"/>
+              </w:rPr>
+              <w:t>Negativo</w:t>
+            </w:r>
+          </w:p>
+        </w:tc>
+        <w:tc>
+          <w:tcPr>
+            <w:tcW w:w="1843" w:type="dxa"/>
+            <w:tcBorders>
+              <w:top w:val="single" w:sz="6" w:space="0" w:color="D9D9DD"/>
+              <w:left w:val="single" w:sz="6" w:space="0" w:color="D9D9DD"/>
+              <w:bottom w:val="single" w:sz="6" w:space="0" w:color="D9D9DD"/>
+              <w:right w:val="single" w:sz="6" w:space="0" w:color="D9D9DD"/>
+            </w:tcBorders>
+            <w:tcMar>
+              <w:top w:w="100" w:type="dxa"/>
+              <w:left w:w="200" w:type="dxa"/>
+              <w:bottom w:w="100" w:type="dxa"/>
+              <w:right w:w="200" w:type="dxa"/>
+            </w:tcMar>
+          </w:tcPr>
+          <w:p>
+            <w:pPr>
+              <w:rPr>
+                <w:rFonts w:asciiTheme="majorHAnsi" w:hAnsiTheme="majorHAnsi" w:cstheme="majorHAnsi"/>
+                <w:sz w:val="20"/>
+                <w:szCs w:val="20"/>
+                <w:lang w:val="es"/>
+              </w:rPr>
+            </w:pPr>
+            <w:r>
+              <w:rPr>
+                <w:rFonts w:asciiTheme="majorHAnsi" w:hAnsiTheme="majorHAnsi" w:cstheme="majorHAnsi"/>
+                <w:sz w:val="20"/>
+                <w:szCs w:val="20"/>
+                <w:lang w:val="es"/>
+              </w:rPr>
+              <w:t>Patrimonial</w:t>
+            </w:r>
+          </w:p>
+        </w:tc>
+        <w:tc>
+          <w:tcPr>
+            <w:tcW w:w="1134" w:type="dxa"/>
+            <w:tcBorders>
+              <w:top w:val="single" w:sz="6" w:space="0" w:color="D9D9DD"/>
+              <w:left w:val="single" w:sz="6" w:space="0" w:color="D9D9DD"/>
+              <w:bottom w:val="single" w:sz="6" w:space="0" w:color="D9D9DD"/>
+              <w:right w:val="single" w:sz="6" w:space="0" w:color="D9D9DD"/>
+            </w:tcBorders>
+            <w:tcMar>
+              <w:top w:w="100" w:type="dxa"/>
+              <w:left w:w="200" w:type="dxa"/>
+              <w:bottom w:w="100" w:type="dxa"/>
+              <w:right w:w="200" w:type="dxa"/>
+            </w:tcMar>
+          </w:tcPr>
+          <w:p>
+            <w:pPr>
+              <w:rPr>
+                <w:rFonts w:asciiTheme="majorHAnsi" w:hAnsiTheme="majorHAnsi" w:cstheme="majorHAnsi"/>
+                <w:sz w:val="20"/>
+                <w:szCs w:val="20"/>
+                <w:lang w:val="es"/>
+              </w:rPr>
+            </w:pPr>
+            <w:r>
+              <w:rPr>
+                <w:rFonts w:asciiTheme="majorHAnsi" w:hAnsiTheme="majorHAnsi" w:cstheme="majorHAnsi"/>
+                <w:sz w:val="20"/>
+                <w:szCs w:val="20"/>
+                <w:lang w:val="es"/>
+              </w:rPr>
+              <w:t>Oneroso</w:t>
+            </w:r>
+          </w:p>
+        </w:tc>
+        <w:tc>
+          <w:tcPr>
+            <w:tcW w:w="1134" w:type="dxa"/>
+            <w:tcBorders>
+              <w:top w:val="single" w:sz="6" w:space="0" w:color="D9D9DD"/>
+              <w:left w:val="single" w:sz="6" w:space="0" w:color="D9D9DD"/>
+              <w:bottom w:val="single" w:sz="6" w:space="0" w:color="D9D9DD"/>
+              <w:right w:val="single" w:sz="6" w:space="0" w:color="D9D9DD"/>
+            </w:tcBorders>
+            <w:tcMar>
+              <w:top w:w="100" w:type="dxa"/>
+              <w:left w:w="200" w:type="dxa"/>
+              <w:bottom w:w="100" w:type="dxa"/>
+              <w:right w:w="200" w:type="dxa"/>
+            </w:tcMar>
+          </w:tcPr>
+          <w:p>
+            <w:pPr>
+              <w:rPr>
+                <w:rFonts w:asciiTheme="majorHAnsi" w:hAnsiTheme="majorHAnsi" w:cstheme="majorHAnsi"/>
+                <w:sz w:val="20"/>
+                <w:szCs w:val="20"/>
+                <w:lang w:val="es"/>
+              </w:rPr>
+            </w:pPr>
+            <w:r>
+              <w:rPr>
+                <w:rFonts w:asciiTheme="majorHAnsi" w:hAnsiTheme="majorHAnsi" w:cstheme="majorHAnsi"/>
+                <w:sz w:val="20"/>
+                <w:szCs w:val="20"/>
+                <w:lang w:val="es"/>
+              </w:rPr>
+              <w:t>Formal</w:t>
+            </w:r>
+          </w:p>
+        </w:tc>
+        <w:tc>
+          <w:tcPr>
+            <w:tcW w:w="1417" w:type="dxa"/>
+            <w:tcBorders>
+              <w:top w:val="single" w:sz="6" w:space="0" w:color="D9D9DD"/>
+              <w:left w:val="single" w:sz="6" w:space="0" w:color="D9D9DD"/>
+              <w:bottom w:val="single" w:sz="6" w:space="0" w:color="D9D9DD"/>
+              <w:right w:val="single" w:sz="6" w:space="0" w:color="D9D9DD"/>
+            </w:tcBorders>
+            <w:tcMar>
+              <w:top w:w="100" w:type="dxa"/>
+              <w:left w:w="200" w:type="dxa"/>
+              <w:bottom w:w="100" w:type="dxa"/>
+              <w:right w:w="200" w:type="dxa"/>
+            </w:tcMar>
+          </w:tcPr>
+          <w:p>
+            <w:pPr>
+              <w:rPr>
+                <w:rFonts w:asciiTheme="majorHAnsi" w:hAnsiTheme="majorHAnsi" w:cstheme="majorHAnsi"/>
+                <w:sz w:val="20"/>
+                <w:szCs w:val="20"/>
+                <w:lang w:val="es"/>
+              </w:rPr>
+            </w:pPr>
+            <w:r>
+              <w:rPr>
+                <w:rFonts w:asciiTheme="majorHAnsi" w:hAnsiTheme="majorHAnsi" w:cstheme="majorHAnsi"/>
+                <w:sz w:val="20"/>
+                <w:szCs w:val="20"/>
+                <w:lang w:val="es"/>
+              </w:rPr>
+              <w:t>Modal</w:t>
+            </w:r>
+          </w:p>
+        </w:tc>
+      </w:tr>
+      <w:tr>
+        <w:trPr>
+          <w:trHeight w:val="836"/>
+        </w:trPr>
+        <w:tc>
+          <w:tcPr>
+            <w:tcW w:w="1843" w:type="dxa"/>
+            <w:tcBorders>
+              <w:top w:val="single" w:sz="6" w:space="0" w:color="D9D9DD"/>
+              <w:left w:val="single" w:sz="6" w:space="0" w:color="D9D9DD"/>
+              <w:bottom w:val="single" w:sz="6" w:space="0" w:color="D9D9DD"/>
+              <w:right w:val="single" w:sz="6" w:space="0" w:color="D9D9DD"/>
+            </w:tcBorders>
+            <w:tcMar>
+              <w:top w:w="100" w:type="dxa"/>
+              <w:left w:w="200" w:type="dxa"/>
+              <w:bottom w:w="100" w:type="dxa"/>
+              <w:right w:w="200" w:type="dxa"/>
+            </w:tcMar>
+          </w:tcPr>
+          <w:p>
+            <w:pPr>
+              <w:rPr>
+                <w:rFonts w:asciiTheme="majorHAnsi" w:hAnsiTheme="majorHAnsi" w:cstheme="majorHAnsi"/>
+                <w:sz w:val="20"/>
+                <w:szCs w:val="20"/>
+                <w:lang w:val="es"/>
+              </w:rPr>
+            </w:pPr>
+            <w:r>
+              <w:rPr>
+                <w:rFonts w:asciiTheme="majorHAnsi" w:hAnsiTheme="majorHAnsi" w:cstheme="majorHAnsi"/>
+                <w:sz w:val="20"/>
+                <w:szCs w:val="20"/>
+                <w:lang w:val="es"/>
+              </w:rPr>
+              <w:lastRenderedPageBreak/>
+              <w:t>10. Reconocimiento voluntario de hijo</w:t>
+            </w:r>
+          </w:p>
+        </w:tc>
+        <w:tc>
+          <w:tcPr>
+            <w:tcW w:w="1418" w:type="dxa"/>
+            <w:tcBorders>
+              <w:top w:val="single" w:sz="6" w:space="0" w:color="D9D9DD"/>
+              <w:left w:val="single" w:sz="6" w:space="0" w:color="D9D9DD"/>
+              <w:bottom w:val="single" w:sz="6" w:space="0" w:color="D9D9DD"/>
+              <w:right w:val="single" w:sz="6" w:space="0" w:color="D9D9DD"/>
+            </w:tcBorders>
+            <w:tcMar>
+              <w:top w:w="100" w:type="dxa"/>
+              <w:left w:w="200" w:type="dxa"/>
+              <w:bottom w:w="100" w:type="dxa"/>
+              <w:right w:w="200" w:type="dxa"/>
+            </w:tcMar>
+          </w:tcPr>
+          <w:p>
+            <w:pPr>
+              <w:rPr>
+                <w:rFonts w:asciiTheme="majorHAnsi" w:hAnsiTheme="majorHAnsi" w:cstheme="majorHAnsi"/>
+                <w:sz w:val="20"/>
+                <w:szCs w:val="20"/>
+                <w:lang w:val="es"/>
+              </w:rPr>
+            </w:pPr>
+            <w:r>
+              <w:rPr>
+                <w:rFonts w:asciiTheme="majorHAnsi" w:hAnsiTheme="majorHAnsi" w:cstheme="majorHAnsi"/>
+                <w:sz w:val="20"/>
+                <w:szCs w:val="20"/>
+                <w:lang w:val="es"/>
+              </w:rPr>
+              <w:t>Unilateral</w:t>
+            </w:r>
+          </w:p>
+        </w:tc>
+        <w:tc>
+          <w:tcPr>
+            <w:tcW w:w="1417" w:type="dxa"/>
+            <w:tcBorders>
+              <w:top w:val="single" w:sz="6" w:space="0" w:color="D9D9DD"/>
+              <w:left w:val="single" w:sz="6" w:space="0" w:color="D9D9DD"/>
+              <w:bottom w:val="single" w:sz="6" w:space="0" w:color="D9D9DD"/>
+              <w:right w:val="single" w:sz="6" w:space="0" w:color="D9D9DD"/>
+            </w:tcBorders>
+            <w:tcMar>
+              <w:top w:w="100" w:type="dxa"/>
+              <w:left w:w="200" w:type="dxa"/>
+              <w:bottom w:w="100" w:type="dxa"/>
+              <w:right w:w="200" w:type="dxa"/>
+            </w:tcMar>
+          </w:tcPr>
+          <w:p>
+            <w:pPr>
+              <w:rPr>
+                <w:rFonts w:asciiTheme="majorHAnsi" w:hAnsiTheme="majorHAnsi" w:cstheme="majorHAnsi"/>
+                <w:sz w:val="20"/>
+                <w:szCs w:val="20"/>
+                <w:lang w:val="es"/>
+              </w:rPr>
+            </w:pPr>
+            <w:r>
+              <w:rPr>
+                <w:rFonts w:asciiTheme="majorHAnsi" w:hAnsiTheme="majorHAnsi" w:cstheme="majorHAnsi"/>
+                <w:sz w:val="20"/>
+                <w:szCs w:val="20"/>
+                <w:lang w:val="es"/>
+              </w:rPr>
+              <w:t>Entre vivos</w:t>
+            </w:r>
+          </w:p>
+        </w:tc>
+        <w:tc>
+          <w:tcPr>
+            <w:tcW w:w="1276" w:type="dxa"/>
+            <w:tcBorders>
+              <w:top w:val="single" w:sz="6" w:space="0" w:color="D9D9DD"/>
+              <w:left w:val="single" w:sz="6" w:space="0" w:color="D9D9DD"/>
+              <w:bottom w:val="single" w:sz="6" w:space="0" w:color="D9D9DD"/>
+              <w:right w:val="single" w:sz="6" w:space="0" w:color="D9D9DD"/>
+            </w:tcBorders>
+            <w:tcMar>
+              <w:top w:w="100" w:type="dxa"/>
+              <w:left w:w="200" w:type="dxa"/>
+              <w:bottom w:w="100" w:type="dxa"/>
+              <w:right w:w="200" w:type="dxa"/>
+            </w:tcMar>
+          </w:tcPr>
+          <w:p>
+            <w:pPr>
+              <w:rPr>
+                <w:rFonts w:asciiTheme="majorHAnsi" w:hAnsiTheme="majorHAnsi" w:cstheme="majorHAnsi"/>
+                <w:sz w:val="20"/>
+                <w:szCs w:val="20"/>
+                <w:lang w:val="es"/>
+              </w:rPr>
+            </w:pPr>
+            <w:r>
+              <w:rPr>
+                <w:rFonts w:asciiTheme="majorHAnsi" w:hAnsiTheme="majorHAnsi" w:cstheme="majorHAnsi"/>
+                <w:sz w:val="20"/>
+                <w:szCs w:val="20"/>
+                <w:lang w:val="es"/>
+              </w:rPr>
+              <w:t>Positivo</w:t>
+            </w:r>
+          </w:p>
+        </w:tc>
+        <w:tc>
+          <w:tcPr>
+            <w:tcW w:w="1843" w:type="dxa"/>
+            <w:tcBorders>
+              <w:top w:val="single" w:sz="6" w:space="0" w:color="D9D9DD"/>
+              <w:left w:val="single" w:sz="6" w:space="0" w:color="D9D9DD"/>
+              <w:bottom w:val="single" w:sz="6" w:space="0" w:color="D9D9DD"/>
+              <w:right w:val="single" w:sz="6" w:space="0" w:color="D9D9DD"/>
+            </w:tcBorders>
+            <w:tcMar>
+              <w:top w:w="100" w:type="dxa"/>
+              <w:left w:w="200" w:type="dxa"/>
+              <w:bottom w:w="100" w:type="dxa"/>
+              <w:right w:w="200" w:type="dxa"/>
+            </w:tcMar>
+          </w:tcPr>
+          <w:p>
+            <w:pPr>
+              <w:rPr>
+                <w:rFonts w:asciiTheme="majorHAnsi" w:hAnsiTheme="majorHAnsi" w:cstheme="majorHAnsi"/>
+                <w:sz w:val="20"/>
+                <w:szCs w:val="20"/>
+                <w:lang w:val="es"/>
+              </w:rPr>
+            </w:pPr>
+            <w:r>
+              <w:rPr>
+                <w:rFonts w:asciiTheme="majorHAnsi" w:hAnsiTheme="majorHAnsi" w:cstheme="majorHAnsi"/>
+                <w:sz w:val="20"/>
+                <w:szCs w:val="20"/>
+                <w:lang w:val="es"/>
+              </w:rPr>
+              <w:t>Extrapatrimonial</w:t>
+            </w:r>
+          </w:p>
+        </w:tc>
+        <w:tc>
+          <w:tcPr>
+            <w:tcW w:w="1134" w:type="dxa"/>
+            <w:tcBorders>
+              <w:top w:val="single" w:sz="6" w:space="0" w:color="D9D9DD"/>
+              <w:left w:val="single" w:sz="6" w:space="0" w:color="D9D9DD"/>
+              <w:bottom w:val="single" w:sz="6" w:space="0" w:color="D9D9DD"/>
+              <w:right w:val="single" w:sz="6" w:space="0" w:color="D9D9DD"/>
+            </w:tcBorders>
+            <w:tcMar>
+              <w:top w:w="100" w:type="dxa"/>
+              <w:left w:w="200" w:type="dxa"/>
+              <w:bottom w:w="100" w:type="dxa"/>
+              <w:right w:w="200" w:type="dxa"/>
+            </w:tcMar>
+          </w:tcPr>
+          <w:p>
+            <w:pPr>
+              <w:rPr>
+                <w:rFonts w:asciiTheme="majorHAnsi" w:hAnsiTheme="majorHAnsi" w:cstheme="majorHAnsi"/>
+                <w:sz w:val="20"/>
+                <w:szCs w:val="20"/>
+                <w:lang w:val="es"/>
+              </w:rPr>
+            </w:pPr>
+            <w:r>
+              <w:rPr>
+                <w:rFonts w:asciiTheme="majorHAnsi" w:hAnsiTheme="majorHAnsi" w:cstheme="majorHAnsi"/>
+                <w:sz w:val="20"/>
+                <w:szCs w:val="20"/>
+                <w:lang w:val="es"/>
+              </w:rPr>
+              <w:t>Gratuito</w:t>
+            </w:r>
+          </w:p>
+        </w:tc>
+        <w:tc>
+          <w:tcPr>
+            <w:tcW w:w="1134" w:type="dxa"/>
+            <w:tcBorders>
+              <w:top w:val="single" w:sz="6" w:space="0" w:color="D9D9DD"/>
+              <w:left w:val="single" w:sz="6" w:space="0" w:color="D9D9DD"/>
+              <w:bottom w:val="single" w:sz="6" w:space="0" w:color="D9D9DD"/>
+              <w:right w:val="single" w:sz="6" w:space="0" w:color="D9D9DD"/>
+            </w:tcBorders>
+            <w:tcMar>
+              <w:top w:w="100" w:type="dxa"/>
+              <w:left w:w="200" w:type="dxa"/>
+              <w:bottom w:w="100" w:type="dxa"/>
+              <w:right w:w="200" w:type="dxa"/>
+            </w:tcMar>
+          </w:tcPr>
+          <w:p>
+            <w:pPr>
+              <w:rPr>
+                <w:rFonts w:asciiTheme="majorHAnsi" w:hAnsiTheme="majorHAnsi" w:cstheme="majorHAnsi"/>
+                <w:sz w:val="20"/>
+                <w:szCs w:val="20"/>
+                <w:lang w:val="es"/>
+              </w:rPr>
+            </w:pPr>
+            <w:r>
+              <w:rPr>
+                <w:rFonts w:asciiTheme="majorHAnsi" w:hAnsiTheme="majorHAnsi" w:cstheme="majorHAnsi"/>
+                <w:sz w:val="20"/>
+                <w:szCs w:val="20"/>
+                <w:lang w:val="es"/>
+              </w:rPr>
+              <w:t>Formal</w:t>
+            </w:r>
+          </w:p>
+        </w:tc>
+        <w:tc>
+          <w:tcPr>
+            <w:tcW w:w="1417" w:type="dxa"/>
+            <w:tcBorders>
+              <w:top w:val="single" w:sz="6" w:space="0" w:color="D9D9DD"/>
+              <w:left w:val="single" w:sz="6" w:space="0" w:color="D9D9DD"/>
+              <w:bottom w:val="single" w:sz="6" w:space="0" w:color="D9D9DD"/>
+              <w:right w:val="single" w:sz="6" w:space="0" w:color="D9D9DD"/>
+            </w:tcBorders>
+            <w:tcMar>
+              <w:top w:w="100" w:type="dxa"/>
+              <w:left w:w="200" w:type="dxa"/>
+              <w:bottom w:w="100" w:type="dxa"/>
+              <w:right w:w="200" w:type="dxa"/>
+            </w:tcMar>
+          </w:tcPr>
+          <w:p>
+            <w:pPr>
+              <w:rPr>
+                <w:rFonts w:asciiTheme="majorHAnsi" w:hAnsiTheme="majorHAnsi" w:cstheme="majorHAnsi"/>
+                <w:sz w:val="20"/>
+                <w:szCs w:val="20"/>
+                <w:lang w:val="es"/>
+              </w:rPr>
+            </w:pPr>
+            <w:r>
+              <w:rPr>
+                <w:rFonts w:asciiTheme="majorHAnsi" w:hAnsiTheme="majorHAnsi" w:cstheme="majorHAnsi"/>
+                <w:sz w:val="20"/>
+                <w:szCs w:val="20"/>
+                <w:lang w:val="es"/>
+              </w:rPr>
+              <w:t>Puro y simple</w:t>
+            </w:r>
+          </w:p>
+        </w:tc>
+      </w:tr>
+      <w:tr>
+        <w:trPr>
+          <w:trHeight w:val="671"/>
+        </w:trPr>
+        <w:tc>
+          <w:tcPr>
+            <w:tcW w:w="1843" w:type="dxa"/>
+            <w:tcBorders>
+              <w:top w:val="single" w:sz="6" w:space="0" w:color="D9D9DD"/>
+              <w:left w:val="single" w:sz="6" w:space="0" w:color="D9D9DD"/>
+              <w:bottom w:val="single" w:sz="6" w:space="0" w:color="D9D9DD"/>
+              <w:right w:val="single" w:sz="6" w:space="0" w:color="D9D9DD"/>
+            </w:tcBorders>
+            <w:tcMar>
+              <w:top w:w="100" w:type="dxa"/>
+              <w:left w:w="200" w:type="dxa"/>
+              <w:bottom w:w="100" w:type="dxa"/>
+              <w:right w:w="200" w:type="dxa"/>
+            </w:tcMar>
+          </w:tcPr>
+          <w:p>
+            <w:pPr>
+              <w:rPr>
+                <w:rFonts w:asciiTheme="majorHAnsi" w:hAnsiTheme="majorHAnsi" w:cstheme="majorHAnsi"/>
+                <w:sz w:val="20"/>
+                <w:szCs w:val="20"/>
+                <w:lang w:val="es"/>
+              </w:rPr>
+            </w:pPr>
+            <w:r>
+              <w:rPr>
+                <w:rFonts w:asciiTheme="majorHAnsi" w:hAnsiTheme="majorHAnsi" w:cstheme="majorHAnsi"/>
+                <w:sz w:val="20"/>
+                <w:szCs w:val="20"/>
+                <w:lang w:val="es"/>
+              </w:rPr>
+              <w:t>11. Convenio de divorcio</w:t>
+            </w:r>
+          </w:p>
+        </w:tc>
+        <w:tc>
+          <w:tcPr>
+            <w:tcW w:w="1418" w:type="dxa"/>
+            <w:tcBorders>
+              <w:top w:val="single" w:sz="6" w:space="0" w:color="D9D9DD"/>
+              <w:left w:val="single" w:sz="6" w:space="0" w:color="D9D9DD"/>
+              <w:bottom w:val="single" w:sz="6" w:space="0" w:color="D9D9DD"/>
+              <w:right w:val="single" w:sz="6" w:space="0" w:color="D9D9DD"/>
+            </w:tcBorders>
+            <w:tcMar>
+              <w:top w:w="100" w:type="dxa"/>
+              <w:left w:w="200" w:type="dxa"/>
+              <w:bottom w:w="100" w:type="dxa"/>
+              <w:right w:w="200" w:type="dxa"/>
+            </w:tcMar>
+          </w:tcPr>
+          <w:p>
+            <w:pPr>
+              <w:rPr>
+                <w:rFonts w:asciiTheme="majorHAnsi" w:hAnsiTheme="majorHAnsi" w:cstheme="majorHAnsi"/>
+                <w:sz w:val="20"/>
+                <w:szCs w:val="20"/>
+                <w:lang w:val="es"/>
+              </w:rPr>
+            </w:pPr>
+            <w:r>
+              <w:rPr>
+                <w:rFonts w:asciiTheme="majorHAnsi" w:hAnsiTheme="majorHAnsi" w:cstheme="majorHAnsi"/>
+                <w:sz w:val="20"/>
+                <w:szCs w:val="20"/>
+                <w:lang w:val="es"/>
+              </w:rPr>
+              <w:t>Bilateral</w:t>
+            </w:r>
+          </w:p>
+        </w:tc>
+        <w:tc>
+          <w:tcPr>
+            <w:tcW w:w="1417" w:type="dxa"/>
+            <w:tcBorders>
+              <w:top w:val="single" w:sz="6" w:space="0" w:color="D9D9DD"/>
+              <w:left w:val="single" w:sz="6" w:space="0" w:color="D9D9DD"/>
+              <w:bottom w:val="single" w:sz="6" w:space="0" w:color="D9D9DD"/>
+              <w:right w:val="single" w:sz="6" w:space="0" w:color="D9D9DD"/>
+            </w:tcBorders>
+            <w:tcMar>
+              <w:top w:w="100" w:type="dxa"/>
+              <w:left w:w="200" w:type="dxa"/>
+              <w:bottom w:w="100" w:type="dxa"/>
+              <w:right w:w="200" w:type="dxa"/>
+            </w:tcMar>
+          </w:tcPr>
+          <w:p>
+            <w:pPr>
+              <w:rPr>
+                <w:rFonts w:asciiTheme="majorHAnsi" w:hAnsiTheme="majorHAnsi" w:cstheme="majorHAnsi"/>
+                <w:sz w:val="20"/>
+                <w:szCs w:val="20"/>
+                <w:lang w:val="es"/>
+              </w:rPr>
+            </w:pPr>
+            <w:r>
+              <w:rPr>
+                <w:rFonts w:asciiTheme="majorHAnsi" w:hAnsiTheme="majorHAnsi" w:cstheme="majorHAnsi"/>
+                <w:sz w:val="20"/>
+                <w:szCs w:val="20"/>
+                <w:lang w:val="es"/>
+              </w:rPr>
+              <w:t>Entre vivos</w:t>
+            </w:r>
+          </w:p>
+        </w:tc>
+        <w:tc>
+          <w:tcPr>
+            <w:tcW w:w="1276" w:type="dxa"/>
+            <w:tcBorders>
+              <w:top w:val="single" w:sz="6" w:space="0" w:color="D9D9DD"/>
+              <w:left w:val="single" w:sz="6" w:space="0" w:color="D9D9DD"/>
+              <w:bottom w:val="single" w:sz="6" w:space="0" w:color="D9D9DD"/>
+              <w:right w:val="single" w:sz="6" w:space="0" w:color="D9D9DD"/>
+            </w:tcBorders>
+            <w:tcMar>
+              <w:top w:w="100" w:type="dxa"/>
+              <w:left w:w="200" w:type="dxa"/>
+              <w:bottom w:w="100" w:type="dxa"/>
+              <w:right w:w="200" w:type="dxa"/>
+            </w:tcMar>
+          </w:tcPr>
+          <w:p>
+            <w:pPr>
+              <w:rPr>
+                <w:rFonts w:asciiTheme="majorHAnsi" w:hAnsiTheme="majorHAnsi" w:cstheme="majorHAnsi"/>
+                <w:sz w:val="20"/>
+                <w:szCs w:val="20"/>
+                <w:lang w:val="es"/>
+              </w:rPr>
+            </w:pPr>
+            <w:r>
+              <w:rPr>
+                <w:rFonts w:asciiTheme="majorHAnsi" w:hAnsiTheme="majorHAnsi" w:cstheme="majorHAnsi"/>
+                <w:sz w:val="20"/>
+                <w:szCs w:val="20"/>
+                <w:lang w:val="es"/>
+              </w:rPr>
+              <w:t>Negativo</w:t>
+            </w:r>
+          </w:p>
+        </w:tc>
+        <w:tc>
+          <w:tcPr>
+            <w:tcW w:w="1843" w:type="dxa"/>
+            <w:tcBorders>
+              <w:top w:val="single" w:sz="6" w:space="0" w:color="D9D9DD"/>
+              <w:left w:val="single" w:sz="6" w:space="0" w:color="D9D9DD"/>
+              <w:bottom w:val="single" w:sz="6" w:space="0" w:color="D9D9DD"/>
+              <w:right w:val="single" w:sz="6" w:space="0" w:color="D9D9DD"/>
+            </w:tcBorders>
+            <w:tcMar>
+              <w:top w:w="100" w:type="dxa"/>
+              <w:left w:w="200" w:type="dxa"/>
+              <w:bottom w:w="100" w:type="dxa"/>
+              <w:right w:w="200" w:type="dxa"/>
+            </w:tcMar>
+          </w:tcPr>
+          <w:p>
+            <w:pPr>
+              <w:rPr>
+                <w:rFonts w:asciiTheme="majorHAnsi" w:hAnsiTheme="majorHAnsi" w:cstheme="majorHAnsi"/>
+                <w:sz w:val="20"/>
+                <w:szCs w:val="20"/>
+                <w:lang w:val="es"/>
+              </w:rPr>
+            </w:pPr>
+            <w:r>
+              <w:rPr>
+                <w:rFonts w:asciiTheme="majorHAnsi" w:hAnsiTheme="majorHAnsi" w:cstheme="majorHAnsi"/>
+                <w:sz w:val="20"/>
+                <w:szCs w:val="20"/>
+                <w:lang w:val="es"/>
+              </w:rPr>
+              <w:t>Extrapatrimonial</w:t>
+            </w:r>
+          </w:p>
+        </w:tc>
+        <w:tc>
+          <w:tcPr>
+            <w:tcW w:w="1134" w:type="dxa"/>
+            <w:tcBorders>
+              <w:top w:val="single" w:sz="6" w:space="0" w:color="D9D9DD"/>
+              <w:left w:val="single" w:sz="6" w:space="0" w:color="D9D9DD"/>
+              <w:bottom w:val="single" w:sz="6" w:space="0" w:color="D9D9DD"/>
+              <w:right w:val="single" w:sz="6" w:space="0" w:color="D9D9DD"/>
+            </w:tcBorders>
+            <w:tcMar>
+              <w:top w:w="100" w:type="dxa"/>
+              <w:left w:w="200" w:type="dxa"/>
+              <w:bottom w:w="100" w:type="dxa"/>
+              <w:right w:w="200" w:type="dxa"/>
+            </w:tcMar>
+          </w:tcPr>
+          <w:p>
+            <w:pPr>
+              <w:rPr>
+                <w:rFonts w:asciiTheme="majorHAnsi" w:hAnsiTheme="majorHAnsi" w:cstheme="majorHAnsi"/>
+                <w:sz w:val="20"/>
+                <w:szCs w:val="20"/>
+                <w:lang w:val="es"/>
+              </w:rPr>
+            </w:pPr>
+            <w:r>
+              <w:rPr>
+                <w:rFonts w:asciiTheme="majorHAnsi" w:hAnsiTheme="majorHAnsi" w:cstheme="majorHAnsi"/>
+                <w:sz w:val="20"/>
+                <w:szCs w:val="20"/>
+                <w:lang w:val="es"/>
+              </w:rPr>
+              <w:t>Gratuito</w:t>
+            </w:r>
+          </w:p>
+        </w:tc>
+        <w:tc>
+          <w:tcPr>
+            <w:tcW w:w="1134" w:type="dxa"/>
+            <w:tcBorders>
+              <w:top w:val="single" w:sz="6" w:space="0" w:color="D9D9DD"/>
+              <w:left w:val="single" w:sz="6" w:space="0" w:color="D9D9DD"/>
+              <w:bottom w:val="single" w:sz="6" w:space="0" w:color="D9D9DD"/>
+              <w:right w:val="single" w:sz="6" w:space="0" w:color="D9D9DD"/>
+            </w:tcBorders>
+            <w:tcMar>
+              <w:top w:w="100" w:type="dxa"/>
+              <w:left w:w="200" w:type="dxa"/>
+              <w:bottom w:w="100" w:type="dxa"/>
+              <w:right w:w="200" w:type="dxa"/>
+            </w:tcMar>
+          </w:tcPr>
+          <w:p>
+            <w:pPr>
+              <w:rPr>
+                <w:rFonts w:asciiTheme="majorHAnsi" w:hAnsiTheme="majorHAnsi" w:cstheme="majorHAnsi"/>
+                <w:sz w:val="20"/>
+                <w:szCs w:val="20"/>
+                <w:lang w:val="es"/>
+              </w:rPr>
+            </w:pPr>
+            <w:r>
+              <w:rPr>
+                <w:rFonts w:asciiTheme="majorHAnsi" w:hAnsiTheme="majorHAnsi" w:cstheme="majorHAnsi"/>
+                <w:sz w:val="20"/>
+                <w:szCs w:val="20"/>
+                <w:lang w:val="es"/>
+              </w:rPr>
+              <w:t>Formal</w:t>
+            </w:r>
+          </w:p>
+        </w:tc>
+        <w:tc>
+          <w:tcPr>
+            <w:tcW w:w="1417" w:type="dxa"/>
+            <w:tcBorders>
+              <w:top w:val="single" w:sz="6" w:space="0" w:color="D9D9DD"/>
+              <w:left w:val="single" w:sz="6" w:space="0" w:color="D9D9DD"/>
+              <w:bottom w:val="single" w:sz="6" w:space="0" w:color="D9D9DD"/>
+              <w:right w:val="single" w:sz="6" w:space="0" w:color="D9D9DD"/>
+            </w:tcBorders>
+            <w:tcMar>
+              <w:top w:w="100" w:type="dxa"/>
+              <w:left w:w="200" w:type="dxa"/>
+              <w:bottom w:w="100" w:type="dxa"/>
+              <w:right w:w="200" w:type="dxa"/>
+            </w:tcMar>
+          </w:tcPr>
+          <w:p>
+            <w:pPr>
+              <w:rPr>
+                <w:rFonts w:asciiTheme="majorHAnsi" w:hAnsiTheme="majorHAnsi" w:cstheme="majorHAnsi"/>
+                <w:sz w:val="20"/>
+                <w:szCs w:val="20"/>
+                <w:lang w:val="es"/>
+              </w:rPr>
+            </w:pPr>
+            <w:r>
+              <w:rPr>
+                <w:rFonts w:asciiTheme="majorHAnsi" w:hAnsiTheme="majorHAnsi" w:cstheme="majorHAnsi"/>
+                <w:sz w:val="20"/>
+                <w:szCs w:val="20"/>
+                <w:lang w:val="es"/>
+              </w:rPr>
+              <w:t>Puro y simple</w:t>
+            </w:r>
+          </w:p>
+        </w:tc>
+      </w:tr>
+      <w:tr>
+        <w:trPr>
+          <w:trHeight w:val="596"/>
+        </w:trPr>
+        <w:tc>
+          <w:tcPr>
+            <w:tcW w:w="1843" w:type="dxa"/>
+            <w:tcBorders>
+              <w:top w:val="single" w:sz="6" w:space="0" w:color="D9D9DD"/>
+              <w:left w:val="single" w:sz="6" w:space="0" w:color="D9D9DD"/>
+              <w:bottom w:val="single" w:sz="6" w:space="0" w:color="D9D9DD"/>
+              <w:right w:val="single" w:sz="6" w:space="0" w:color="D9D9DD"/>
+            </w:tcBorders>
+            <w:tcMar>
+              <w:top w:w="100" w:type="dxa"/>
+              <w:left w:w="200" w:type="dxa"/>
+              <w:bottom w:w="100" w:type="dxa"/>
+              <w:right w:w="200" w:type="dxa"/>
+            </w:tcMar>
+          </w:tcPr>
+          <w:p>
+            <w:pPr>
+              <w:rPr>
+                <w:rFonts w:asciiTheme="majorHAnsi" w:hAnsiTheme="majorHAnsi" w:cstheme="majorHAnsi"/>
+                <w:sz w:val="20"/>
+                <w:szCs w:val="20"/>
+                <w:lang w:val="es"/>
+              </w:rPr>
+            </w:pPr>
+            <w:r>
+              <w:rPr>
+                <w:rFonts w:asciiTheme="majorHAnsi" w:hAnsiTheme="majorHAnsi" w:cstheme="majorHAnsi"/>
+                <w:sz w:val="20"/>
+                <w:szCs w:val="20"/>
+                <w:lang w:val="es"/>
+              </w:rPr>
+              <w:t>12. Contrato de comodato</w:t>
+            </w:r>
+          </w:p>
+        </w:tc>
+        <w:tc>
+          <w:tcPr>
+            <w:tcW w:w="1418" w:type="dxa"/>
+            <w:tcBorders>
+              <w:top w:val="single" w:sz="6" w:space="0" w:color="D9D9DD"/>
+              <w:left w:val="single" w:sz="6" w:space="0" w:color="D9D9DD"/>
+              <w:bottom w:val="single" w:sz="6" w:space="0" w:color="D9D9DD"/>
+              <w:right w:val="single" w:sz="6" w:space="0" w:color="D9D9DD"/>
+            </w:tcBorders>
+            <w:tcMar>
+              <w:top w:w="100" w:type="dxa"/>
+              <w:left w:w="200" w:type="dxa"/>
+              <w:bottom w:w="100" w:type="dxa"/>
+              <w:right w:w="200" w:type="dxa"/>
+            </w:tcMar>
+          </w:tcPr>
+          <w:p>
+            <w:pPr>
+              <w:rPr>
+                <w:rFonts w:asciiTheme="majorHAnsi" w:hAnsiTheme="majorHAnsi" w:cstheme="majorHAnsi"/>
+                <w:sz w:val="20"/>
+                <w:szCs w:val="20"/>
+                <w:lang w:val="es"/>
+              </w:rPr>
+            </w:pPr>
+            <w:r>
+              <w:rPr>
+                <w:rFonts w:asciiTheme="majorHAnsi" w:hAnsiTheme="majorHAnsi" w:cstheme="majorHAnsi"/>
+                <w:sz w:val="20"/>
+                <w:szCs w:val="20"/>
+                <w:lang w:val="es"/>
+              </w:rPr>
+              <w:t>Bilateral</w:t>
+            </w:r>
+          </w:p>
+        </w:tc>
+        <w:tc>
+          <w:tcPr>
+            <w:tcW w:w="1417" w:type="dxa"/>
+            <w:tcBorders>
+              <w:top w:val="single" w:sz="6" w:space="0" w:color="D9D9DD"/>
+              <w:left w:val="single" w:sz="6" w:space="0" w:color="D9D9DD"/>
+              <w:bottom w:val="single" w:sz="6" w:space="0" w:color="D9D9DD"/>
+              <w:right w:val="single" w:sz="6" w:space="0" w:color="D9D9DD"/>
+            </w:tcBorders>
+            <w:tcMar>
+              <w:top w:w="100" w:type="dxa"/>
+              <w:left w:w="200" w:type="dxa"/>
+              <w:bottom w:w="100" w:type="dxa"/>
+              <w:right w:w="200" w:type="dxa"/>
+            </w:tcMar>
+          </w:tcPr>
+          <w:p>
+            <w:pPr>
+              <w:rPr>
+                <w:rFonts w:asciiTheme="majorHAnsi" w:hAnsiTheme="majorHAnsi" w:cstheme="majorHAnsi"/>
+                <w:sz w:val="20"/>
+                <w:szCs w:val="20"/>
+                <w:lang w:val="es"/>
+              </w:rPr>
+            </w:pPr>
+            <w:r>
+              <w:rPr>
+                <w:rFonts w:asciiTheme="majorHAnsi" w:hAnsiTheme="majorHAnsi" w:cstheme="majorHAnsi"/>
+                <w:sz w:val="20"/>
+                <w:szCs w:val="20"/>
+                <w:lang w:val="es"/>
+              </w:rPr>
+              <w:t>Entre vivos</w:t>
+            </w:r>
+          </w:p>
+        </w:tc>
+        <w:tc>
+          <w:tcPr>
+            <w:tcW w:w="1276" w:type="dxa"/>
+            <w:tcBorders>
+              <w:top w:val="single" w:sz="6" w:space="0" w:color="D9D9DD"/>
+              <w:left w:val="single" w:sz="6" w:space="0" w:color="D9D9DD"/>
+              <w:bottom w:val="single" w:sz="6" w:space="0" w:color="D9D9DD"/>
+              <w:right w:val="single" w:sz="6" w:space="0" w:color="D9D9DD"/>
+            </w:tcBorders>
+            <w:tcMar>
+              <w:top w:w="100" w:type="dxa"/>
+              <w:left w:w="200" w:type="dxa"/>
+              <w:bottom w:w="100" w:type="dxa"/>
+              <w:right w:w="200" w:type="dxa"/>
+            </w:tcMar>
+          </w:tcPr>
+          <w:p>
+            <w:pPr>
+              <w:rPr>
+                <w:rFonts w:asciiTheme="majorHAnsi" w:hAnsiTheme="majorHAnsi" w:cstheme="majorHAnsi"/>
+                <w:sz w:val="20"/>
+                <w:szCs w:val="20"/>
+                <w:lang w:val="es"/>
+              </w:rPr>
+            </w:pPr>
+            <w:r>
+              <w:rPr>
+                <w:rFonts w:asciiTheme="majorHAnsi" w:hAnsiTheme="majorHAnsi" w:cstheme="majorHAnsi"/>
+                <w:sz w:val="20"/>
+                <w:szCs w:val="20"/>
+                <w:lang w:val="es"/>
+              </w:rPr>
+              <w:t>Positivo</w:t>
+            </w:r>
+          </w:p>
+        </w:tc>
+        <w:tc>
+          <w:tcPr>
+            <w:tcW w:w="1843" w:type="dxa"/>
+            <w:tcBorders>
+              <w:top w:val="single" w:sz="6" w:space="0" w:color="D9D9DD"/>
+              <w:left w:val="single" w:sz="6" w:space="0" w:color="D9D9DD"/>
+              <w:bottom w:val="single" w:sz="6" w:space="0" w:color="D9D9DD"/>
+              <w:right w:val="single" w:sz="6" w:space="0" w:color="D9D9DD"/>
+            </w:tcBorders>
+            <w:tcMar>
+              <w:top w:w="100" w:type="dxa"/>
+              <w:left w:w="200" w:type="dxa"/>
+              <w:bottom w:w="100" w:type="dxa"/>
+              <w:right w:w="200" w:type="dxa"/>
+            </w:tcMar>
+          </w:tcPr>
+          <w:p>
+            <w:pPr>
+              <w:rPr>
+                <w:rFonts w:asciiTheme="majorHAnsi" w:hAnsiTheme="majorHAnsi" w:cstheme="majorHAnsi"/>
+                <w:sz w:val="20"/>
+                <w:szCs w:val="20"/>
+                <w:lang w:val="es"/>
+              </w:rPr>
+            </w:pPr>
+            <w:r>
+              <w:rPr>
+                <w:rFonts w:asciiTheme="majorHAnsi" w:hAnsiTheme="majorHAnsi" w:cstheme="majorHAnsi"/>
+                <w:sz w:val="20"/>
+                <w:szCs w:val="20"/>
+                <w:lang w:val="es"/>
+              </w:rPr>
+              <w:t>Patrimonial</w:t>
+            </w:r>
+          </w:p>
+        </w:tc>
+        <w:tc>
+          <w:tcPr>
+            <w:tcW w:w="1134" w:type="dxa"/>
+            <w:tcBorders>
+              <w:top w:val="single" w:sz="6" w:space="0" w:color="D9D9DD"/>
+              <w:left w:val="single" w:sz="6" w:space="0" w:color="D9D9DD"/>
+              <w:bottom w:val="single" w:sz="6" w:space="0" w:color="D9D9DD"/>
+              <w:right w:val="single" w:sz="6" w:space="0" w:color="D9D9DD"/>
+            </w:tcBorders>
+            <w:tcMar>
+              <w:top w:w="100" w:type="dxa"/>
+              <w:left w:w="200" w:type="dxa"/>
+              <w:bottom w:w="100" w:type="dxa"/>
+              <w:right w:w="200" w:type="dxa"/>
+            </w:tcMar>
+          </w:tcPr>
+          <w:p>
+            <w:pPr>
+              <w:rPr>
+                <w:rFonts w:asciiTheme="majorHAnsi" w:hAnsiTheme="majorHAnsi" w:cstheme="majorHAnsi"/>
+                <w:sz w:val="20"/>
+                <w:szCs w:val="20"/>
+                <w:lang w:val="es"/>
+              </w:rPr>
+            </w:pPr>
+            <w:r>
+              <w:rPr>
+                <w:rFonts w:asciiTheme="majorHAnsi" w:hAnsiTheme="majorHAnsi" w:cstheme="majorHAnsi"/>
+                <w:sz w:val="20"/>
+                <w:szCs w:val="20"/>
+                <w:lang w:val="es"/>
+              </w:rPr>
+              <w:t>Gratuito</w:t>
+            </w:r>
+          </w:p>
+        </w:tc>
+        <w:tc>
+          <w:tcPr>
+            <w:tcW w:w="1134" w:type="dxa"/>
+            <w:tcBorders>
+              <w:top w:val="single" w:sz="6" w:space="0" w:color="D9D9DD"/>
+              <w:left w:val="single" w:sz="6" w:space="0" w:color="D9D9DD"/>
+              <w:bottom w:val="single" w:sz="6" w:space="0" w:color="D9D9DD"/>
+              <w:right w:val="single" w:sz="6" w:space="0" w:color="D9D9DD"/>
+            </w:tcBorders>
+            <w:tcMar>
+              <w:top w:w="100" w:type="dxa"/>
+              <w:left w:w="200" w:type="dxa"/>
+              <w:bottom w:w="100" w:type="dxa"/>
+              <w:right w:w="200" w:type="dxa"/>
+            </w:tcMar>
+          </w:tcPr>
+          <w:p>
+            <w:pPr>
+              <w:rPr>
+                <w:rFonts w:asciiTheme="majorHAnsi" w:hAnsiTheme="majorHAnsi" w:cstheme="majorHAnsi"/>
+                <w:sz w:val="20"/>
+                <w:szCs w:val="20"/>
+                <w:lang w:val="es"/>
+              </w:rPr>
+            </w:pPr>
+            <w:r>
+              <w:rPr>
+                <w:rFonts w:asciiTheme="majorHAnsi" w:hAnsiTheme="majorHAnsi" w:cstheme="majorHAnsi"/>
+                <w:sz w:val="20"/>
+                <w:szCs w:val="20"/>
+                <w:lang w:val="es"/>
+              </w:rPr>
+              <w:t>Formal</w:t>
+            </w:r>
+          </w:p>
+        </w:tc>
+        <w:tc>
+          <w:tcPr>
+            <w:tcW w:w="1417" w:type="dxa"/>
+            <w:tcBorders>
+              <w:top w:val="single" w:sz="6" w:space="0" w:color="D9D9DD"/>
+              <w:left w:val="single" w:sz="6" w:space="0" w:color="D9D9DD"/>
+              <w:bottom w:val="single" w:sz="6" w:space="0" w:color="D9D9DD"/>
+              <w:right w:val="single" w:sz="6" w:space="0" w:color="D9D9DD"/>
+            </w:tcBorders>
+            <w:tcMar>
+              <w:top w:w="100" w:type="dxa"/>
+              <w:left w:w="200" w:type="dxa"/>
+              <w:bottom w:w="100" w:type="dxa"/>
+              <w:right w:w="200" w:type="dxa"/>
+            </w:tcMar>
+          </w:tcPr>
+          <w:p>
+            <w:pPr>
+              <w:rPr>
+                <w:rFonts w:asciiTheme="majorHAnsi" w:hAnsiTheme="majorHAnsi" w:cstheme="majorHAnsi"/>
+                <w:sz w:val="20"/>
+                <w:szCs w:val="20"/>
+                <w:lang w:val="es"/>
+              </w:rPr>
+            </w:pPr>
+            <w:r>
+              <w:rPr>
+                <w:rFonts w:asciiTheme="majorHAnsi" w:hAnsiTheme="majorHAnsi" w:cstheme="majorHAnsi"/>
+                <w:sz w:val="20"/>
+                <w:szCs w:val="20"/>
+                <w:lang w:val="es"/>
+              </w:rPr>
+              <w:t>Puro y simple</w:t>
+            </w:r>
+          </w:p>
+        </w:tc>
+      </w:tr>
+      <w:tr>
+        <w:trPr>
+          <w:trHeight w:val="596"/>
+        </w:trPr>
+        <w:tc>
+          <w:tcPr>
+            <w:tcW w:w="1843" w:type="dxa"/>
+            <w:tcBorders>
+              <w:top w:val="single" w:sz="6" w:space="0" w:color="D9D9DD"/>
+              <w:left w:val="single" w:sz="6" w:space="0" w:color="D9D9DD"/>
+              <w:bottom w:val="single" w:sz="6" w:space="0" w:color="D9D9DD"/>
+              <w:right w:val="single" w:sz="6" w:space="0" w:color="D9D9DD"/>
+            </w:tcBorders>
+            <w:tcMar>
+              <w:top w:w="100" w:type="dxa"/>
+              <w:left w:w="200" w:type="dxa"/>
+              <w:bottom w:w="100" w:type="dxa"/>
+              <w:right w:w="200" w:type="dxa"/>
+            </w:tcMar>
+          </w:tcPr>
+          <w:p>
+            <w:pPr>
+              <w:rPr>
+                <w:rFonts w:asciiTheme="majorHAnsi" w:hAnsiTheme="majorHAnsi" w:cstheme="majorHAnsi"/>
+                <w:sz w:val="20"/>
+                <w:szCs w:val="20"/>
+                <w:lang w:val="es"/>
+              </w:rPr>
+            </w:pPr>
+            <w:r>
+              <w:rPr>
+                <w:rFonts w:asciiTheme="majorHAnsi" w:hAnsiTheme="majorHAnsi" w:cstheme="majorHAnsi"/>
+                <w:sz w:val="20"/>
+                <w:szCs w:val="20"/>
+                <w:lang w:val="es"/>
+              </w:rPr>
+              <w:t>13. Otorgamiento de poder notarial</w:t>
+            </w:r>
+          </w:p>
+        </w:tc>
+        <w:tc>
+          <w:tcPr>
+            <w:tcW w:w="1418" w:type="dxa"/>
+            <w:tcBorders>
+              <w:top w:val="single" w:sz="6" w:space="0" w:color="D9D9DD"/>
+              <w:left w:val="single" w:sz="6" w:space="0" w:color="D9D9DD"/>
+              <w:bottom w:val="single" w:sz="6" w:space="0" w:color="D9D9DD"/>
+              <w:right w:val="single" w:sz="6" w:space="0" w:color="D9D9DD"/>
+            </w:tcBorders>
+            <w:tcMar>
+              <w:top w:w="100" w:type="dxa"/>
+              <w:left w:w="200" w:type="dxa"/>
+              <w:bottom w:w="100" w:type="dxa"/>
+              <w:right w:w="200" w:type="dxa"/>
+            </w:tcMar>
+          </w:tcPr>
+          <w:p>
+            <w:pPr>
+              <w:rPr>
+                <w:rFonts w:asciiTheme="majorHAnsi" w:hAnsiTheme="majorHAnsi" w:cstheme="majorHAnsi"/>
+                <w:sz w:val="20"/>
+                <w:szCs w:val="20"/>
+                <w:lang w:val="es"/>
+              </w:rPr>
+            </w:pPr>
+            <w:r>
+              <w:rPr>
+                <w:rFonts w:asciiTheme="majorHAnsi" w:hAnsiTheme="majorHAnsi" w:cstheme="majorHAnsi"/>
+                <w:sz w:val="20"/>
+                <w:szCs w:val="20"/>
+                <w:lang w:val="es"/>
+              </w:rPr>
+              <w:t>Unilateral</w:t>
+            </w:r>
+          </w:p>
+        </w:tc>
+        <w:tc>
+          <w:tcPr>
+            <w:tcW w:w="1417" w:type="dxa"/>
+            <w:tcBorders>
+              <w:top w:val="single" w:sz="6" w:space="0" w:color="D9D9DD"/>
+              <w:left w:val="single" w:sz="6" w:space="0" w:color="D9D9DD"/>
+              <w:bottom w:val="single" w:sz="6" w:space="0" w:color="D9D9DD"/>
+              <w:right w:val="single" w:sz="6" w:space="0" w:color="D9D9DD"/>
+            </w:tcBorders>
+            <w:tcMar>
+              <w:top w:w="100" w:type="dxa"/>
+              <w:left w:w="200" w:type="dxa"/>
+              <w:bottom w:w="100" w:type="dxa"/>
+              <w:right w:w="200" w:type="dxa"/>
+            </w:tcMar>
+          </w:tcPr>
+          <w:p>
+            <w:pPr>
+              <w:rPr>
+                <w:rFonts w:asciiTheme="majorHAnsi" w:hAnsiTheme="majorHAnsi" w:cstheme="majorHAnsi"/>
+                <w:sz w:val="20"/>
+                <w:szCs w:val="20"/>
+                <w:lang w:val="es"/>
+              </w:rPr>
+            </w:pPr>
+            <w:r>
+              <w:rPr>
+                <w:rFonts w:asciiTheme="majorHAnsi" w:hAnsiTheme="majorHAnsi" w:cstheme="majorHAnsi"/>
+                <w:sz w:val="20"/>
+                <w:szCs w:val="20"/>
+                <w:lang w:val="es"/>
+              </w:rPr>
+              <w:t>Entre vivos</w:t>
+            </w:r>
+          </w:p>
+        </w:tc>
+        <w:tc>
+          <w:tcPr>
+            <w:tcW w:w="1276" w:type="dxa"/>
+            <w:tcBorders>
+              <w:top w:val="single" w:sz="6" w:space="0" w:color="D9D9DD"/>
+              <w:left w:val="single" w:sz="6" w:space="0" w:color="D9D9DD"/>
+              <w:bottom w:val="single" w:sz="6" w:space="0" w:color="D9D9DD"/>
+              <w:right w:val="single" w:sz="6" w:space="0" w:color="D9D9DD"/>
+            </w:tcBorders>
+            <w:tcMar>
+              <w:top w:w="100" w:type="dxa"/>
+              <w:left w:w="200" w:type="dxa"/>
+              <w:bottom w:w="100" w:type="dxa"/>
+              <w:right w:w="200" w:type="dxa"/>
+            </w:tcMar>
+          </w:tcPr>
+          <w:p>
+            <w:pPr>
+              <w:rPr>
+                <w:rFonts w:asciiTheme="majorHAnsi" w:hAnsiTheme="majorHAnsi" w:cstheme="majorHAnsi"/>
+                <w:sz w:val="20"/>
+                <w:szCs w:val="20"/>
+                <w:lang w:val="es"/>
+              </w:rPr>
+            </w:pPr>
+            <w:r>
+              <w:rPr>
+                <w:rFonts w:asciiTheme="majorHAnsi" w:hAnsiTheme="majorHAnsi" w:cstheme="majorHAnsi"/>
+                <w:sz w:val="20"/>
+                <w:szCs w:val="20"/>
+                <w:lang w:val="es"/>
+              </w:rPr>
+              <w:t>Positivo</w:t>
+            </w:r>
+          </w:p>
+        </w:tc>
+        <w:tc>
+          <w:tcPr>
+            <w:tcW w:w="1843" w:type="dxa"/>
+            <w:tcBorders>
+              <w:top w:val="single" w:sz="6" w:space="0" w:color="D9D9DD"/>
+              <w:left w:val="single" w:sz="6" w:space="0" w:color="D9D9DD"/>
+              <w:bottom w:val="single" w:sz="6" w:space="0" w:color="D9D9DD"/>
+              <w:right w:val="single" w:sz="6" w:space="0" w:color="D9D9DD"/>
+            </w:tcBorders>
+            <w:tcMar>
+              <w:top w:w="100" w:type="dxa"/>
+              <w:left w:w="200" w:type="dxa"/>
+              <w:bottom w:w="100" w:type="dxa"/>
+              <w:right w:w="200" w:type="dxa"/>
+            </w:tcMar>
+          </w:tcPr>
+          <w:p>
+            <w:pPr>
+              <w:rPr>
+                <w:rFonts w:asciiTheme="majorHAnsi" w:hAnsiTheme="majorHAnsi" w:cstheme="majorHAnsi"/>
+                <w:sz w:val="20"/>
+                <w:szCs w:val="20"/>
+                <w:lang w:val="es"/>
+              </w:rPr>
+            </w:pPr>
+            <w:r>
+              <w:rPr>
+                <w:rFonts w:asciiTheme="majorHAnsi" w:hAnsiTheme="majorHAnsi" w:cstheme="majorHAnsi"/>
+                <w:sz w:val="20"/>
+                <w:szCs w:val="20"/>
+                <w:lang w:val="es"/>
+              </w:rPr>
+              <w:t>Extrapatrimonial</w:t>
+            </w:r>
+          </w:p>
+        </w:tc>
+        <w:tc>
+          <w:tcPr>
+            <w:tcW w:w="1134" w:type="dxa"/>
+            <w:tcBorders>
+              <w:top w:val="single" w:sz="6" w:space="0" w:color="D9D9DD"/>
+              <w:left w:val="single" w:sz="6" w:space="0" w:color="D9D9DD"/>
+              <w:bottom w:val="single" w:sz="6" w:space="0" w:color="D9D9DD"/>
+              <w:right w:val="single" w:sz="6" w:space="0" w:color="D9D9DD"/>
+            </w:tcBorders>
+            <w:tcMar>
+              <w:top w:w="100" w:type="dxa"/>
+              <w:left w:w="200" w:type="dxa"/>
+              <w:bottom w:w="100" w:type="dxa"/>
+              <w:right w:w="200" w:type="dxa"/>
+            </w:tcMar>
+          </w:tcPr>
+          <w:p>
+            <w:pPr>
+              <w:rPr>
+                <w:rFonts w:asciiTheme="majorHAnsi" w:hAnsiTheme="majorHAnsi" w:cstheme="majorHAnsi"/>
+                <w:sz w:val="20"/>
+                <w:szCs w:val="20"/>
+                <w:lang w:val="es"/>
+              </w:rPr>
+            </w:pPr>
+            <w:r>
+              <w:rPr>
+                <w:rFonts w:asciiTheme="majorHAnsi" w:hAnsiTheme="majorHAnsi" w:cstheme="majorHAnsi"/>
+                <w:sz w:val="20"/>
+                <w:szCs w:val="20"/>
+                <w:lang w:val="es"/>
+              </w:rPr>
+              <w:t>Gratuito</w:t>
+            </w:r>
+          </w:p>
+        </w:tc>
+        <w:tc>
+          <w:tcPr>
+            <w:tcW w:w="1134" w:type="dxa"/>
+            <w:tcBorders>
+              <w:top w:val="single" w:sz="6" w:space="0" w:color="D9D9DD"/>
+              <w:left w:val="single" w:sz="6" w:space="0" w:color="D9D9DD"/>
+              <w:bottom w:val="single" w:sz="6" w:space="0" w:color="D9D9DD"/>
+              <w:right w:val="single" w:sz="6" w:space="0" w:color="D9D9DD"/>
+            </w:tcBorders>
+            <w:tcMar>
+              <w:top w:w="100" w:type="dxa"/>
+              <w:left w:w="200" w:type="dxa"/>
+              <w:bottom w:w="100" w:type="dxa"/>
+              <w:right w:w="200" w:type="dxa"/>
+            </w:tcMar>
+          </w:tcPr>
+          <w:p>
+            <w:pPr>
+              <w:rPr>
+                <w:rFonts w:asciiTheme="majorHAnsi" w:hAnsiTheme="majorHAnsi" w:cstheme="majorHAnsi"/>
+                <w:sz w:val="20"/>
+                <w:szCs w:val="20"/>
+                <w:lang w:val="es"/>
+              </w:rPr>
+            </w:pPr>
+            <w:r>
+              <w:rPr>
+                <w:rFonts w:asciiTheme="majorHAnsi" w:hAnsiTheme="majorHAnsi" w:cstheme="majorHAnsi"/>
+                <w:sz w:val="20"/>
+                <w:szCs w:val="20"/>
+                <w:lang w:val="es"/>
+              </w:rPr>
+              <w:t>Formal</w:t>
+            </w:r>
+          </w:p>
+        </w:tc>
+        <w:tc>
+          <w:tcPr>
+            <w:tcW w:w="1417" w:type="dxa"/>
+            <w:tcBorders>
+              <w:top w:val="single" w:sz="6" w:space="0" w:color="D9D9DD"/>
+              <w:left w:val="single" w:sz="6" w:space="0" w:color="D9D9DD"/>
+              <w:bottom w:val="single" w:sz="6" w:space="0" w:color="D9D9DD"/>
+              <w:right w:val="single" w:sz="6" w:space="0" w:color="D9D9DD"/>
+            </w:tcBorders>
+            <w:tcMar>
+              <w:top w:w="100" w:type="dxa"/>
+              <w:left w:w="200" w:type="dxa"/>
+              <w:bottom w:w="100" w:type="dxa"/>
+              <w:right w:w="200" w:type="dxa"/>
+            </w:tcMar>
+          </w:tcPr>
+          <w:p>
+            <w:pPr>
+              <w:rPr>
+                <w:rFonts w:asciiTheme="majorHAnsi" w:hAnsiTheme="majorHAnsi" w:cstheme="majorHAnsi"/>
+                <w:sz w:val="20"/>
+                <w:szCs w:val="20"/>
+                <w:lang w:val="es"/>
+              </w:rPr>
+            </w:pPr>
+            <w:r>
+              <w:rPr>
+                <w:rFonts w:asciiTheme="majorHAnsi" w:hAnsiTheme="majorHAnsi" w:cstheme="majorHAnsi"/>
+                <w:sz w:val="20"/>
+                <w:szCs w:val="20"/>
+                <w:lang w:val="es"/>
+              </w:rPr>
+              <w:t>Puro y simple</w:t>
+            </w:r>
+          </w:p>
+        </w:tc>
+      </w:tr>
+      <w:tr>
+        <w:trPr>
+          <w:trHeight w:val="600"/>
+        </w:trPr>
+        <w:tc>
+          <w:tcPr>
+            <w:tcW w:w="1843" w:type="dxa"/>
+            <w:tcBorders>
+              <w:top w:val="single" w:sz="6" w:space="0" w:color="D9D9DD"/>
+              <w:left w:val="single" w:sz="6" w:space="0" w:color="D9D9DD"/>
+              <w:bottom w:val="single" w:sz="6" w:space="0" w:color="D9D9DD"/>
+              <w:right w:val="single" w:sz="6" w:space="0" w:color="D9D9DD"/>
+            </w:tcBorders>
+            <w:tcMar>
+              <w:top w:w="100" w:type="dxa"/>
+              <w:left w:w="200" w:type="dxa"/>
+              <w:bottom w:w="100" w:type="dxa"/>
+              <w:right w:w="200" w:type="dxa"/>
+            </w:tcMar>
+          </w:tcPr>
+          <w:p>
+            <w:pPr>
+              <w:rPr>
+                <w:rFonts w:asciiTheme="majorHAnsi" w:hAnsiTheme="majorHAnsi" w:cstheme="majorHAnsi"/>
+                <w:sz w:val="20"/>
+                <w:szCs w:val="20"/>
+                <w:lang w:val="es"/>
+              </w:rPr>
+            </w:pPr>
+            <w:r>
+              <w:rPr>
+                <w:rFonts w:asciiTheme="majorHAnsi" w:hAnsiTheme="majorHAnsi" w:cstheme="majorHAnsi"/>
+                <w:sz w:val="20"/>
+                <w:szCs w:val="20"/>
+                <w:lang w:val="es"/>
+              </w:rPr>
+              <w:t>14. Contrato de alquiler con cláusula</w:t>
+            </w:r>
+          </w:p>
+        </w:tc>
+        <w:tc>
+          <w:tcPr>
+            <w:tcW w:w="1418" w:type="dxa"/>
+            <w:tcBorders>
+              <w:top w:val="single" w:sz="6" w:space="0" w:color="D9D9DD"/>
+              <w:left w:val="single" w:sz="6" w:space="0" w:color="D9D9DD"/>
+              <w:bottom w:val="single" w:sz="6" w:space="0" w:color="D9D9DD"/>
+              <w:right w:val="single" w:sz="6" w:space="0" w:color="D9D9DD"/>
+            </w:tcBorders>
+            <w:tcMar>
+              <w:top w:w="100" w:type="dxa"/>
+              <w:left w:w="200" w:type="dxa"/>
+              <w:bottom w:w="100" w:type="dxa"/>
+              <w:right w:w="200" w:type="dxa"/>
+            </w:tcMar>
+          </w:tcPr>
+          <w:p>
+            <w:pPr>
+              <w:rPr>
+                <w:rFonts w:asciiTheme="majorHAnsi" w:hAnsiTheme="majorHAnsi" w:cstheme="majorHAnsi"/>
+                <w:sz w:val="20"/>
+                <w:szCs w:val="20"/>
+                <w:lang w:val="es"/>
+              </w:rPr>
+            </w:pPr>
+            <w:r>
+              <w:rPr>
+                <w:rFonts w:asciiTheme="majorHAnsi" w:hAnsiTheme="majorHAnsi" w:cstheme="majorHAnsi"/>
+                <w:sz w:val="20"/>
+                <w:szCs w:val="20"/>
+                <w:lang w:val="es"/>
+              </w:rPr>
+              <w:t>Bilateral</w:t>
+            </w:r>
+          </w:p>
+        </w:tc>
+        <w:tc>
+          <w:tcPr>
+            <w:tcW w:w="1417" w:type="dxa"/>
+            <w:tcBorders>
+              <w:top w:val="single" w:sz="6" w:space="0" w:color="D9D9DD"/>
+              <w:left w:val="single" w:sz="6" w:space="0" w:color="D9D9DD"/>
+              <w:bottom w:val="single" w:sz="6" w:space="0" w:color="D9D9DD"/>
+              <w:right w:val="single" w:sz="6" w:space="0" w:color="D9D9DD"/>
+            </w:tcBorders>
+            <w:tcMar>
+              <w:top w:w="100" w:type="dxa"/>
+              <w:left w:w="200" w:type="dxa"/>
+              <w:bottom w:w="100" w:type="dxa"/>
+              <w:right w:w="200" w:type="dxa"/>
+            </w:tcMar>
+          </w:tcPr>
+          <w:p>
+            <w:pPr>
+              <w:rPr>
+                <w:rFonts w:asciiTheme="majorHAnsi" w:hAnsiTheme="majorHAnsi" w:cstheme="majorHAnsi"/>
+                <w:sz w:val="20"/>
+                <w:szCs w:val="20"/>
+                <w:lang w:val="es"/>
+              </w:rPr>
+            </w:pPr>
+            <w:r>
+              <w:rPr>
+                <w:rFonts w:asciiTheme="majorHAnsi" w:hAnsiTheme="majorHAnsi" w:cstheme="majorHAnsi"/>
+                <w:sz w:val="20"/>
+                <w:szCs w:val="20"/>
+                <w:lang w:val="es"/>
+              </w:rPr>
+              <w:t>Entre vivos</w:t>
+            </w:r>
+          </w:p>
+        </w:tc>
+        <w:tc>
+          <w:tcPr>
+            <w:tcW w:w="1276" w:type="dxa"/>
+            <w:tcBorders>
+              <w:top w:val="single" w:sz="6" w:space="0" w:color="D9D9DD"/>
+              <w:left w:val="single" w:sz="6" w:space="0" w:color="D9D9DD"/>
+              <w:bottom w:val="single" w:sz="6" w:space="0" w:color="D9D9DD"/>
+              <w:right w:val="single" w:sz="6" w:space="0" w:color="D9D9DD"/>
+            </w:tcBorders>
+            <w:tcMar>
+              <w:top w:w="100" w:type="dxa"/>
+              <w:left w:w="200" w:type="dxa"/>
+              <w:bottom w:w="100" w:type="dxa"/>
+              <w:right w:w="200" w:type="dxa"/>
+            </w:tcMar>
+          </w:tcPr>
+          <w:p>
+            <w:pPr>
+              <w:rPr>
+                <w:rFonts w:asciiTheme="majorHAnsi" w:hAnsiTheme="majorHAnsi" w:cstheme="majorHAnsi"/>
+                <w:sz w:val="20"/>
+                <w:szCs w:val="20"/>
+                <w:lang w:val="es"/>
+              </w:rPr>
+            </w:pPr>
+            <w:r>
+              <w:rPr>
+                <w:rFonts w:asciiTheme="majorHAnsi" w:hAnsiTheme="majorHAnsi" w:cstheme="majorHAnsi"/>
+                <w:sz w:val="20"/>
+                <w:szCs w:val="20"/>
+                <w:lang w:val="es"/>
+              </w:rPr>
+              <w:t>Positivo</w:t>
+            </w:r>
+          </w:p>
+        </w:tc>
+        <w:tc>
+          <w:tcPr>
+            <w:tcW w:w="1843" w:type="dxa"/>
+            <w:tcBorders>
+              <w:top w:val="single" w:sz="6" w:space="0" w:color="D9D9DD"/>
+              <w:left w:val="single" w:sz="6" w:space="0" w:color="D9D9DD"/>
+              <w:bottom w:val="single" w:sz="6" w:space="0" w:color="D9D9DD"/>
+              <w:right w:val="single" w:sz="6" w:space="0" w:color="D9D9DD"/>
+            </w:tcBorders>
+            <w:tcMar>
+              <w:top w:w="100" w:type="dxa"/>
+              <w:left w:w="200" w:type="dxa"/>
+              <w:bottom w:w="100" w:type="dxa"/>
+              <w:right w:w="200" w:type="dxa"/>
+            </w:tcMar>
+          </w:tcPr>
+          <w:p>
+            <w:pPr>
+              <w:rPr>
+                <w:rFonts w:asciiTheme="majorHAnsi" w:hAnsiTheme="majorHAnsi" w:cstheme="majorHAnsi"/>
+                <w:sz w:val="20"/>
+                <w:szCs w:val="20"/>
+                <w:lang w:val="es"/>
+              </w:rPr>
+            </w:pPr>
+            <w:r>
+              <w:rPr>
+                <w:rFonts w:asciiTheme="majorHAnsi" w:hAnsiTheme="majorHAnsi" w:cstheme="majorHAnsi"/>
+                <w:sz w:val="20"/>
+                <w:szCs w:val="20"/>
+                <w:lang w:val="es"/>
+              </w:rPr>
+              <w:t>Patrimonial</w:t>
+            </w:r>
+          </w:p>
+        </w:tc>
+        <w:tc>
+          <w:tcPr>
+            <w:tcW w:w="1134" w:type="dxa"/>
+            <w:tcBorders>
+              <w:top w:val="single" w:sz="6" w:space="0" w:color="D9D9DD"/>
+              <w:left w:val="single" w:sz="6" w:space="0" w:color="D9D9DD"/>
+              <w:bottom w:val="single" w:sz="6" w:space="0" w:color="D9D9DD"/>
+              <w:right w:val="single" w:sz="6" w:space="0" w:color="D9D9DD"/>
+            </w:tcBorders>
+            <w:tcMar>
+              <w:top w:w="100" w:type="dxa"/>
+              <w:left w:w="200" w:type="dxa"/>
+              <w:bottom w:w="100" w:type="dxa"/>
+              <w:right w:w="200" w:type="dxa"/>
+            </w:tcMar>
+          </w:tcPr>
+          <w:p>
+            <w:pPr>
+              <w:rPr>
+                <w:rFonts w:asciiTheme="majorHAnsi" w:hAnsiTheme="majorHAnsi" w:cstheme="majorHAnsi"/>
+                <w:sz w:val="20"/>
+                <w:szCs w:val="20"/>
+                <w:lang w:val="es"/>
+              </w:rPr>
+            </w:pPr>
+            <w:r>
+              <w:rPr>
+                <w:rFonts w:asciiTheme="majorHAnsi" w:hAnsiTheme="majorHAnsi" w:cstheme="majorHAnsi"/>
+                <w:sz w:val="20"/>
+                <w:szCs w:val="20"/>
+                <w:lang w:val="es"/>
+              </w:rPr>
+              <w:t>Oneroso</w:t>
+            </w:r>
+          </w:p>
+        </w:tc>
+        <w:tc>
+          <w:tcPr>
+            <w:tcW w:w="1134" w:type="dxa"/>
+            <w:tcBorders>
+              <w:top w:val="single" w:sz="6" w:space="0" w:color="D9D9DD"/>
+              <w:left w:val="single" w:sz="6" w:space="0" w:color="D9D9DD"/>
+              <w:bottom w:val="single" w:sz="6" w:space="0" w:color="D9D9DD"/>
+              <w:right w:val="single" w:sz="6" w:space="0" w:color="D9D9DD"/>
+            </w:tcBorders>
+            <w:tcMar>
+              <w:top w:w="100" w:type="dxa"/>
+              <w:left w:w="200" w:type="dxa"/>
+              <w:bottom w:w="100" w:type="dxa"/>
+              <w:right w:w="200" w:type="dxa"/>
+            </w:tcMar>
+          </w:tcPr>
+          <w:p>
+            <w:pPr>
+              <w:rPr>
+                <w:rFonts w:asciiTheme="majorHAnsi" w:hAnsiTheme="majorHAnsi" w:cstheme="majorHAnsi"/>
+                <w:sz w:val="20"/>
+                <w:szCs w:val="20"/>
+                <w:lang w:val="es"/>
+              </w:rPr>
+            </w:pPr>
+            <w:r>
+              <w:rPr>
+                <w:rFonts w:asciiTheme="majorHAnsi" w:hAnsiTheme="majorHAnsi" w:cstheme="majorHAnsi"/>
+                <w:sz w:val="20"/>
+                <w:szCs w:val="20"/>
+                <w:lang w:val="es"/>
+              </w:rPr>
+              <w:t>Formal</w:t>
+            </w:r>
+          </w:p>
+        </w:tc>
+        <w:tc>
+          <w:tcPr>
+            <w:tcW w:w="1417" w:type="dxa"/>
+            <w:tcBorders>
+              <w:top w:val="single" w:sz="6" w:space="0" w:color="D9D9DD"/>
+              <w:left w:val="single" w:sz="6" w:space="0" w:color="D9D9DD"/>
+              <w:bottom w:val="single" w:sz="6" w:space="0" w:color="D9D9DD"/>
+              <w:right w:val="single" w:sz="6" w:space="0" w:color="D9D9DD"/>
+            </w:tcBorders>
+            <w:tcMar>
+              <w:top w:w="100" w:type="dxa"/>
+              <w:left w:w="200" w:type="dxa"/>
+              <w:bottom w:w="100" w:type="dxa"/>
+              <w:right w:w="200" w:type="dxa"/>
+            </w:tcMar>
+          </w:tcPr>
+          <w:p>
+            <w:pPr>
+              <w:rPr>
+                <w:rFonts w:asciiTheme="majorHAnsi" w:hAnsiTheme="majorHAnsi" w:cstheme="majorHAnsi"/>
+                <w:sz w:val="20"/>
+                <w:szCs w:val="20"/>
+                <w:lang w:val="es"/>
+              </w:rPr>
+            </w:pPr>
+            <w:r>
+              <w:rPr>
+                <w:rFonts w:asciiTheme="majorHAnsi" w:hAnsiTheme="majorHAnsi" w:cstheme="majorHAnsi"/>
+                <w:sz w:val="20"/>
+                <w:szCs w:val="20"/>
+                <w:lang w:val="es"/>
+              </w:rPr>
+              <w:t>Modal (carga)</w:t>
+            </w:r>
+          </w:p>
+        </w:tc>
+      </w:tr>
+      <w:tr>
+        <w:trPr>
+          <w:trHeight w:val="765"/>
+        </w:trPr>
+        <w:tc>
+          <w:tcPr>
+            <w:tcW w:w="1843" w:type="dxa"/>
+            <w:tcBorders>
+              <w:top w:val="single" w:sz="6" w:space="0" w:color="D9D9DD"/>
+              <w:left w:val="single" w:sz="6" w:space="0" w:color="D9D9DD"/>
+              <w:bottom w:val="single" w:sz="6" w:space="0" w:color="D9D9DD"/>
+              <w:right w:val="single" w:sz="6" w:space="0" w:color="D9D9DD"/>
+            </w:tcBorders>
+            <w:tcMar>
+              <w:top w:w="100" w:type="dxa"/>
+              <w:left w:w="200" w:type="dxa"/>
+              <w:bottom w:w="100" w:type="dxa"/>
+              <w:right w:w="200" w:type="dxa"/>
+            </w:tcMar>
+          </w:tcPr>
+          <w:p>
+            <w:pPr>
+              <w:rPr>
+                <w:rFonts w:asciiTheme="majorHAnsi" w:hAnsiTheme="majorHAnsi" w:cstheme="majorHAnsi"/>
+                <w:sz w:val="20"/>
+                <w:szCs w:val="20"/>
+                <w:lang w:val="es"/>
+              </w:rPr>
+            </w:pPr>
+            <w:r>
+              <w:rPr>
+                <w:rFonts w:asciiTheme="majorHAnsi" w:hAnsiTheme="majorHAnsi" w:cstheme="majorHAnsi"/>
+                <w:sz w:val="20"/>
+                <w:szCs w:val="20"/>
+                <w:lang w:val="es"/>
+              </w:rPr>
+              <w:t>15. Renuncia a herencia</w:t>
+            </w:r>
+          </w:p>
+        </w:tc>
+        <w:tc>
+          <w:tcPr>
+            <w:tcW w:w="1418" w:type="dxa"/>
+            <w:tcBorders>
+              <w:top w:val="single" w:sz="6" w:space="0" w:color="D9D9DD"/>
+              <w:left w:val="single" w:sz="6" w:space="0" w:color="D9D9DD"/>
+              <w:bottom w:val="single" w:sz="6" w:space="0" w:color="D9D9DD"/>
+              <w:right w:val="single" w:sz="6" w:space="0" w:color="D9D9DD"/>
+            </w:tcBorders>
+            <w:tcMar>
+              <w:top w:w="100" w:type="dxa"/>
+              <w:left w:w="200" w:type="dxa"/>
+              <w:bottom w:w="100" w:type="dxa"/>
+              <w:right w:w="200" w:type="dxa"/>
+            </w:tcMar>
+          </w:tcPr>
+          <w:p>
+            <w:pPr>
+              <w:rPr>
+                <w:rFonts w:asciiTheme="majorHAnsi" w:hAnsiTheme="majorHAnsi" w:cstheme="majorHAnsi"/>
+                <w:sz w:val="20"/>
+                <w:szCs w:val="20"/>
+                <w:lang w:val="es"/>
+              </w:rPr>
+            </w:pPr>
+            <w:r>
+              <w:rPr>
+                <w:rFonts w:asciiTheme="majorHAnsi" w:hAnsiTheme="majorHAnsi" w:cstheme="majorHAnsi"/>
+                <w:sz w:val="20"/>
+                <w:szCs w:val="20"/>
+                <w:lang w:val="es"/>
+              </w:rPr>
+              <w:t>Unilateral</w:t>
+            </w:r>
+          </w:p>
+        </w:tc>
+        <w:tc>
+          <w:tcPr>
+            <w:tcW w:w="1417" w:type="dxa"/>
+            <w:tcBorders>
+              <w:top w:val="single" w:sz="6" w:space="0" w:color="D9D9DD"/>
+              <w:left w:val="single" w:sz="6" w:space="0" w:color="D9D9DD"/>
+              <w:bottom w:val="single" w:sz="6" w:space="0" w:color="D9D9DD"/>
+              <w:right w:val="single" w:sz="6" w:space="0" w:color="D9D9DD"/>
+            </w:tcBorders>
+            <w:tcMar>
+              <w:top w:w="100" w:type="dxa"/>
+              <w:left w:w="200" w:type="dxa"/>
+              <w:bottom w:w="100" w:type="dxa"/>
+              <w:right w:w="200" w:type="dxa"/>
+            </w:tcMar>
+          </w:tcPr>
+          <w:p>
+            <w:pPr>
+              <w:rPr>
+                <w:rFonts w:asciiTheme="majorHAnsi" w:hAnsiTheme="majorHAnsi" w:cstheme="majorHAnsi"/>
+                <w:sz w:val="20"/>
+                <w:szCs w:val="20"/>
+                <w:lang w:val="es"/>
+              </w:rPr>
+            </w:pPr>
+            <w:r>
+              <w:rPr>
+                <w:rFonts w:asciiTheme="majorHAnsi" w:hAnsiTheme="majorHAnsi" w:cstheme="majorHAnsi"/>
+                <w:sz w:val="20"/>
+                <w:szCs w:val="20"/>
+                <w:lang w:val="es"/>
+              </w:rPr>
+              <w:t>Entre vivos</w:t>
+            </w:r>
+          </w:p>
+        </w:tc>
+        <w:tc>
+          <w:tcPr>
+            <w:tcW w:w="1276" w:type="dxa"/>
+            <w:tcBorders>
+              <w:top w:val="single" w:sz="6" w:space="0" w:color="D9D9DD"/>
+              <w:left w:val="single" w:sz="6" w:space="0" w:color="D9D9DD"/>
+              <w:bottom w:val="single" w:sz="6" w:space="0" w:color="D9D9DD"/>
+              <w:right w:val="single" w:sz="6" w:space="0" w:color="D9D9DD"/>
+            </w:tcBorders>
+            <w:tcMar>
+              <w:top w:w="100" w:type="dxa"/>
+              <w:left w:w="200" w:type="dxa"/>
+              <w:bottom w:w="100" w:type="dxa"/>
+              <w:right w:w="200" w:type="dxa"/>
+            </w:tcMar>
+          </w:tcPr>
+          <w:p>
+            <w:pPr>
+              <w:rPr>
+                <w:rFonts w:asciiTheme="majorHAnsi" w:hAnsiTheme="majorHAnsi" w:cstheme="majorHAnsi"/>
+                <w:sz w:val="20"/>
+                <w:szCs w:val="20"/>
+                <w:lang w:val="es"/>
+              </w:rPr>
+            </w:pPr>
+            <w:r>
+              <w:rPr>
+                <w:rFonts w:asciiTheme="majorHAnsi" w:hAnsiTheme="majorHAnsi" w:cstheme="majorHAnsi"/>
+                <w:sz w:val="20"/>
+                <w:szCs w:val="20"/>
+                <w:lang w:val="es"/>
+              </w:rPr>
+              <w:t>Negativo</w:t>
+            </w:r>
+          </w:p>
+        </w:tc>
+        <w:tc>
+          <w:tcPr>
+            <w:tcW w:w="1843" w:type="dxa"/>
+            <w:tcBorders>
+              <w:top w:val="single" w:sz="6" w:space="0" w:color="D9D9DD"/>
+              <w:left w:val="single" w:sz="6" w:space="0" w:color="D9D9DD"/>
+              <w:bottom w:val="single" w:sz="6" w:space="0" w:color="D9D9DD"/>
+              <w:right w:val="single" w:sz="6" w:space="0" w:color="D9D9DD"/>
+            </w:tcBorders>
+            <w:tcMar>
+              <w:top w:w="100" w:type="dxa"/>
+              <w:left w:w="200" w:type="dxa"/>
+              <w:bottom w:w="100" w:type="dxa"/>
+              <w:right w:w="200" w:type="dxa"/>
+            </w:tcMar>
+          </w:tcPr>
+          <w:p>
+            <w:pPr>
+              <w:rPr>
+                <w:rFonts w:asciiTheme="majorHAnsi" w:hAnsiTheme="majorHAnsi" w:cstheme="majorHAnsi"/>
+                <w:sz w:val="20"/>
+                <w:szCs w:val="20"/>
+                <w:lang w:val="es"/>
+              </w:rPr>
+            </w:pPr>
+            <w:r>
+              <w:rPr>
+                <w:rFonts w:asciiTheme="majorHAnsi" w:hAnsiTheme="majorHAnsi" w:cstheme="majorHAnsi"/>
+                <w:sz w:val="20"/>
+                <w:szCs w:val="20"/>
+                <w:lang w:val="es"/>
+              </w:rPr>
+              <w:t>Patrimonial</w:t>
+            </w:r>
+          </w:p>
+        </w:tc>
+        <w:tc>
+          <w:tcPr>
+            <w:tcW w:w="1134" w:type="dxa"/>
+            <w:tcBorders>
+              <w:top w:val="single" w:sz="6" w:space="0" w:color="D9D9DD"/>
+              <w:left w:val="single" w:sz="6" w:space="0" w:color="D9D9DD"/>
+              <w:bottom w:val="single" w:sz="6" w:space="0" w:color="D9D9DD"/>
+              <w:right w:val="single" w:sz="6" w:space="0" w:color="D9D9DD"/>
+            </w:tcBorders>
+            <w:tcMar>
+              <w:top w:w="100" w:type="dxa"/>
+              <w:left w:w="200" w:type="dxa"/>
+              <w:bottom w:w="100" w:type="dxa"/>
+              <w:right w:w="200" w:type="dxa"/>
+            </w:tcMar>
+          </w:tcPr>
+          <w:p>
+            <w:pPr>
+              <w:rPr>
+                <w:rFonts w:asciiTheme="majorHAnsi" w:hAnsiTheme="majorHAnsi" w:cstheme="majorHAnsi"/>
+                <w:sz w:val="20"/>
+                <w:szCs w:val="20"/>
+                <w:lang w:val="es"/>
+              </w:rPr>
+            </w:pPr>
+            <w:r>
+              <w:rPr>
+                <w:rFonts w:asciiTheme="majorHAnsi" w:hAnsiTheme="majorHAnsi" w:cstheme="majorHAnsi"/>
+                <w:sz w:val="20"/>
+                <w:szCs w:val="20"/>
+                <w:lang w:val="es"/>
+              </w:rPr>
+              <w:t>Gratuito</w:t>
+            </w:r>
+          </w:p>
+        </w:tc>
+        <w:tc>
+          <w:tcPr>
+            <w:tcW w:w="1134" w:type="dxa"/>
+            <w:tcBorders>
+              <w:top w:val="single" w:sz="6" w:space="0" w:color="D9D9DD"/>
+              <w:left w:val="single" w:sz="6" w:space="0" w:color="D9D9DD"/>
+              <w:bottom w:val="single" w:sz="6" w:space="0" w:color="D9D9DD"/>
+              <w:right w:val="single" w:sz="6" w:space="0" w:color="D9D9DD"/>
+            </w:tcBorders>
+            <w:tcMar>
+              <w:top w:w="100" w:type="dxa"/>
+              <w:left w:w="200" w:type="dxa"/>
+              <w:bottom w:w="100" w:type="dxa"/>
+              <w:right w:w="200" w:type="dxa"/>
+            </w:tcMar>
+          </w:tcPr>
+          <w:p>
+            <w:pPr>
+              <w:rPr>
+                <w:rFonts w:asciiTheme="majorHAnsi" w:hAnsiTheme="majorHAnsi" w:cstheme="majorHAnsi"/>
+                <w:sz w:val="20"/>
+                <w:szCs w:val="20"/>
+                <w:lang w:val="es"/>
+              </w:rPr>
+            </w:pPr>
+            <w:r>
+              <w:rPr>
+                <w:rFonts w:asciiTheme="majorHAnsi" w:hAnsiTheme="majorHAnsi" w:cstheme="majorHAnsi"/>
+                <w:sz w:val="20"/>
+                <w:szCs w:val="20"/>
+                <w:lang w:val="es"/>
+              </w:rPr>
+              <w:t>Formal</w:t>
+            </w:r>
+          </w:p>
+        </w:tc>
+        <w:tc>
+          <w:tcPr>
+            <w:tcW w:w="1417" w:type="dxa"/>
+            <w:tcBorders>
+              <w:top w:val="single" w:sz="6" w:space="0" w:color="D9D9DD"/>
+              <w:left w:val="single" w:sz="6" w:space="0" w:color="D9D9DD"/>
+              <w:bottom w:val="single" w:sz="6" w:space="0" w:color="D9D9DD"/>
+              <w:right w:val="single" w:sz="6" w:space="0" w:color="D9D9DD"/>
+            </w:tcBorders>
+            <w:tcMar>
+              <w:top w:w="100" w:type="dxa"/>
+              <w:left w:w="200" w:type="dxa"/>
+              <w:bottom w:w="100" w:type="dxa"/>
+              <w:right w:w="200" w:type="dxa"/>
+            </w:tcMar>
+          </w:tcPr>
+          <w:p>
+            <w:pPr>
+              <w:rPr>
+                <w:rFonts w:asciiTheme="majorHAnsi" w:hAnsiTheme="majorHAnsi" w:cstheme="majorHAnsi"/>
+                <w:sz w:val="20"/>
+                <w:szCs w:val="20"/>
+                <w:lang w:val="es"/>
+              </w:rPr>
+            </w:pPr>
+            <w:r>
+              <w:rPr>
+                <w:rFonts w:asciiTheme="majorHAnsi" w:hAnsiTheme="majorHAnsi" w:cstheme="majorHAnsi"/>
+                <w:sz w:val="20"/>
+                <w:szCs w:val="20"/>
+                <w:lang w:val="es"/>
+              </w:rPr>
+              <w:t>Puro y simple</w:t>
+            </w:r>
+          </w:p>
+        </w:tc>
+      </w:tr>
+      <w:tr>
+        <w:trPr>
+          <w:trHeight w:val="525"/>
+        </w:trPr>
+        <w:tc>
+          <w:tcPr>
+            <w:tcW w:w="1843" w:type="dxa"/>
+            <w:tcBorders>
+              <w:top w:val="single" w:sz="6" w:space="0" w:color="D9D9DD"/>
+              <w:left w:val="single" w:sz="6" w:space="0" w:color="D9D9DD"/>
+              <w:bottom w:val="single" w:sz="6" w:space="0" w:color="D9D9DD"/>
+              <w:right w:val="single" w:sz="6" w:space="0" w:color="D9D9DD"/>
+            </w:tcBorders>
+            <w:tcMar>
+              <w:top w:w="100" w:type="dxa"/>
+              <w:left w:w="200" w:type="dxa"/>
+              <w:bottom w:w="100" w:type="dxa"/>
+              <w:right w:w="200" w:type="dxa"/>
+            </w:tcMar>
+          </w:tcPr>
+          <w:p>
+            <w:pPr>
+              <w:rPr>
+                <w:rFonts w:asciiTheme="majorHAnsi" w:hAnsiTheme="majorHAnsi" w:cstheme="majorHAnsi"/>
+                <w:sz w:val="20"/>
+                <w:szCs w:val="20"/>
+                <w:lang w:val="es"/>
+              </w:rPr>
+            </w:pPr>
+            <w:r>
+              <w:rPr>
+                <w:rFonts w:asciiTheme="majorHAnsi" w:hAnsiTheme="majorHAnsi" w:cstheme="majorHAnsi"/>
+                <w:sz w:val="20"/>
+                <w:szCs w:val="20"/>
+                <w:lang w:val="es"/>
+              </w:rPr>
+              <w:t>16. Contrato prenupcial</w:t>
+            </w:r>
+          </w:p>
+        </w:tc>
+        <w:tc>
+          <w:tcPr>
+            <w:tcW w:w="1418" w:type="dxa"/>
+            <w:tcBorders>
+              <w:top w:val="single" w:sz="6" w:space="0" w:color="D9D9DD"/>
+              <w:left w:val="single" w:sz="6" w:space="0" w:color="D9D9DD"/>
+              <w:bottom w:val="single" w:sz="6" w:space="0" w:color="D9D9DD"/>
+              <w:right w:val="single" w:sz="6" w:space="0" w:color="D9D9DD"/>
+            </w:tcBorders>
+            <w:tcMar>
+              <w:top w:w="100" w:type="dxa"/>
+              <w:left w:w="200" w:type="dxa"/>
+              <w:bottom w:w="100" w:type="dxa"/>
+              <w:right w:w="200" w:type="dxa"/>
+            </w:tcMar>
+          </w:tcPr>
+          <w:p>
+            <w:pPr>
+              <w:rPr>
+                <w:rFonts w:asciiTheme="majorHAnsi" w:hAnsiTheme="majorHAnsi" w:cstheme="majorHAnsi"/>
+                <w:sz w:val="20"/>
+                <w:szCs w:val="20"/>
+                <w:lang w:val="es"/>
+              </w:rPr>
+            </w:pPr>
+            <w:r>
+              <w:rPr>
+                <w:rFonts w:asciiTheme="majorHAnsi" w:hAnsiTheme="majorHAnsi" w:cstheme="majorHAnsi"/>
+                <w:sz w:val="20"/>
+                <w:szCs w:val="20"/>
+                <w:lang w:val="es"/>
+              </w:rPr>
+              <w:t>Bilateral</w:t>
+            </w:r>
+          </w:p>
+        </w:tc>
+        <w:tc>
+          <w:tcPr>
+            <w:tcW w:w="1417" w:type="dxa"/>
+            <w:tcBorders>
+              <w:top w:val="single" w:sz="6" w:space="0" w:color="D9D9DD"/>
+              <w:left w:val="single" w:sz="6" w:space="0" w:color="D9D9DD"/>
+              <w:bottom w:val="single" w:sz="6" w:space="0" w:color="D9D9DD"/>
+              <w:right w:val="single" w:sz="6" w:space="0" w:color="D9D9DD"/>
+            </w:tcBorders>
+            <w:tcMar>
+              <w:top w:w="100" w:type="dxa"/>
+              <w:left w:w="200" w:type="dxa"/>
+              <w:bottom w:w="100" w:type="dxa"/>
+              <w:right w:w="200" w:type="dxa"/>
+            </w:tcMar>
+          </w:tcPr>
+          <w:p>
+            <w:pPr>
+              <w:rPr>
+                <w:rFonts w:asciiTheme="majorHAnsi" w:hAnsiTheme="majorHAnsi" w:cstheme="majorHAnsi"/>
+                <w:sz w:val="20"/>
+                <w:szCs w:val="20"/>
+                <w:lang w:val="es"/>
+              </w:rPr>
+            </w:pPr>
+            <w:r>
+              <w:rPr>
+                <w:rFonts w:asciiTheme="majorHAnsi" w:hAnsiTheme="majorHAnsi" w:cstheme="majorHAnsi"/>
+                <w:sz w:val="20"/>
+                <w:szCs w:val="20"/>
+                <w:lang w:val="es"/>
+              </w:rPr>
+              <w:t>Entre vivos</w:t>
+            </w:r>
+          </w:p>
+        </w:tc>
+        <w:tc>
+          <w:tcPr>
+            <w:tcW w:w="1276" w:type="dxa"/>
+            <w:tcBorders>
+              <w:top w:val="single" w:sz="6" w:space="0" w:color="D9D9DD"/>
+              <w:left w:val="single" w:sz="6" w:space="0" w:color="D9D9DD"/>
+              <w:bottom w:val="single" w:sz="6" w:space="0" w:color="D9D9DD"/>
+              <w:right w:val="single" w:sz="6" w:space="0" w:color="D9D9DD"/>
+            </w:tcBorders>
+            <w:tcMar>
+              <w:top w:w="100" w:type="dxa"/>
+              <w:left w:w="200" w:type="dxa"/>
+              <w:bottom w:w="100" w:type="dxa"/>
+              <w:right w:w="200" w:type="dxa"/>
+            </w:tcMar>
+          </w:tcPr>
+          <w:p>
+            <w:pPr>
+              <w:rPr>
+                <w:rFonts w:asciiTheme="majorHAnsi" w:hAnsiTheme="majorHAnsi" w:cstheme="majorHAnsi"/>
+                <w:sz w:val="20"/>
+                <w:szCs w:val="20"/>
+                <w:lang w:val="es"/>
+              </w:rPr>
+            </w:pPr>
+            <w:r>
+              <w:rPr>
+                <w:rFonts w:asciiTheme="majorHAnsi" w:hAnsiTheme="majorHAnsi" w:cstheme="majorHAnsi"/>
+                <w:sz w:val="20"/>
+                <w:szCs w:val="20"/>
+                <w:lang w:val="es"/>
+              </w:rPr>
+              <w:t>Positivo</w:t>
+            </w:r>
+          </w:p>
+        </w:tc>
+        <w:tc>
+          <w:tcPr>
+            <w:tcW w:w="1843" w:type="dxa"/>
+            <w:tcBorders>
+              <w:top w:val="single" w:sz="6" w:space="0" w:color="D9D9DD"/>
+              <w:left w:val="single" w:sz="6" w:space="0" w:color="D9D9DD"/>
+              <w:bottom w:val="single" w:sz="6" w:space="0" w:color="D9D9DD"/>
+              <w:right w:val="single" w:sz="6" w:space="0" w:color="D9D9DD"/>
+            </w:tcBorders>
+            <w:tcMar>
+              <w:top w:w="100" w:type="dxa"/>
+              <w:left w:w="200" w:type="dxa"/>
+              <w:bottom w:w="100" w:type="dxa"/>
+              <w:right w:w="200" w:type="dxa"/>
+            </w:tcMar>
+          </w:tcPr>
+          <w:p>
+            <w:pPr>
+              <w:rPr>
+                <w:rFonts w:asciiTheme="majorHAnsi" w:hAnsiTheme="majorHAnsi" w:cstheme="majorHAnsi"/>
+                <w:sz w:val="20"/>
+                <w:szCs w:val="20"/>
+                <w:lang w:val="es"/>
+              </w:rPr>
+            </w:pPr>
+            <w:r>
+              <w:rPr>
+                <w:rFonts w:asciiTheme="majorHAnsi" w:hAnsiTheme="majorHAnsi" w:cstheme="majorHAnsi"/>
+                <w:sz w:val="20"/>
+                <w:szCs w:val="20"/>
+                <w:lang w:val="es"/>
+              </w:rPr>
+              <w:t>Patrimonial</w:t>
+            </w:r>
+          </w:p>
+        </w:tc>
+        <w:tc>
+          <w:tcPr>
+            <w:tcW w:w="1134" w:type="dxa"/>
+            <w:tcBorders>
+              <w:top w:val="single" w:sz="6" w:space="0" w:color="D9D9DD"/>
+              <w:left w:val="single" w:sz="6" w:space="0" w:color="D9D9DD"/>
+              <w:bottom w:val="single" w:sz="6" w:space="0" w:color="D9D9DD"/>
+              <w:right w:val="single" w:sz="6" w:space="0" w:color="D9D9DD"/>
+            </w:tcBorders>
+            <w:tcMar>
+              <w:top w:w="100" w:type="dxa"/>
+              <w:left w:w="200" w:type="dxa"/>
+              <w:bottom w:w="100" w:type="dxa"/>
+              <w:right w:w="200" w:type="dxa"/>
+            </w:tcMar>
+          </w:tcPr>
+          <w:p>
+            <w:pPr>
+              <w:rPr>
+                <w:rFonts w:asciiTheme="majorHAnsi" w:hAnsiTheme="majorHAnsi" w:cstheme="majorHAnsi"/>
+                <w:sz w:val="20"/>
+                <w:szCs w:val="20"/>
+                <w:lang w:val="es"/>
+              </w:rPr>
+            </w:pPr>
+            <w:r>
+              <w:rPr>
+                <w:rFonts w:asciiTheme="majorHAnsi" w:hAnsiTheme="majorHAnsi" w:cstheme="majorHAnsi"/>
+                <w:sz w:val="20"/>
+                <w:szCs w:val="20"/>
+                <w:lang w:val="es"/>
+              </w:rPr>
+              <w:t>Oneroso</w:t>
+            </w:r>
+          </w:p>
+        </w:tc>
+        <w:tc>
+          <w:tcPr>
+            <w:tcW w:w="1134" w:type="dxa"/>
+            <w:tcBorders>
+              <w:top w:val="single" w:sz="6" w:space="0" w:color="D9D9DD"/>
+              <w:left w:val="single" w:sz="6" w:space="0" w:color="D9D9DD"/>
+              <w:bottom w:val="single" w:sz="6" w:space="0" w:color="D9D9DD"/>
+              <w:right w:val="single" w:sz="6" w:space="0" w:color="D9D9DD"/>
+            </w:tcBorders>
+            <w:tcMar>
+              <w:top w:w="100" w:type="dxa"/>
+              <w:left w:w="200" w:type="dxa"/>
+              <w:bottom w:w="100" w:type="dxa"/>
+              <w:right w:w="200" w:type="dxa"/>
+            </w:tcMar>
+          </w:tcPr>
+          <w:p>
+            <w:pPr>
+              <w:rPr>
+                <w:rFonts w:asciiTheme="majorHAnsi" w:hAnsiTheme="majorHAnsi" w:cstheme="majorHAnsi"/>
+                <w:sz w:val="20"/>
+                <w:szCs w:val="20"/>
+                <w:lang w:val="es"/>
+              </w:rPr>
+            </w:pPr>
+            <w:r>
+              <w:rPr>
+                <w:rFonts w:asciiTheme="majorHAnsi" w:hAnsiTheme="majorHAnsi" w:cstheme="majorHAnsi"/>
+                <w:sz w:val="20"/>
+                <w:szCs w:val="20"/>
+                <w:lang w:val="es"/>
+              </w:rPr>
+              <w:t>Formal</w:t>
+            </w:r>
+          </w:p>
+        </w:tc>
+        <w:tc>
+          <w:tcPr>
+            <w:tcW w:w="1417" w:type="dxa"/>
+            <w:tcBorders>
+              <w:top w:val="single" w:sz="6" w:space="0" w:color="D9D9DD"/>
+              <w:left w:val="single" w:sz="6" w:space="0" w:color="D9D9DD"/>
+              <w:bottom w:val="single" w:sz="6" w:space="0" w:color="D9D9DD"/>
+              <w:right w:val="single" w:sz="6" w:space="0" w:color="D9D9DD"/>
+            </w:tcBorders>
+            <w:tcMar>
+              <w:top w:w="100" w:type="dxa"/>
+              <w:left w:w="200" w:type="dxa"/>
+              <w:bottom w:w="100" w:type="dxa"/>
+              <w:right w:w="200" w:type="dxa"/>
+            </w:tcMar>
+          </w:tcPr>
+          <w:p>
+            <w:pPr>
+              <w:rPr>
+                <w:rFonts w:asciiTheme="majorHAnsi" w:hAnsiTheme="majorHAnsi" w:cstheme="majorHAnsi"/>
+                <w:sz w:val="20"/>
+                <w:szCs w:val="20"/>
+                <w:lang w:val="es"/>
+              </w:rPr>
+            </w:pPr>
+            <w:r>
+              <w:rPr>
+                <w:rFonts w:asciiTheme="majorHAnsi" w:hAnsiTheme="majorHAnsi" w:cstheme="majorHAnsi"/>
+                <w:sz w:val="20"/>
+                <w:szCs w:val="20"/>
+                <w:lang w:val="es"/>
+              </w:rPr>
+              <w:t>Modal (condiciones)</w:t>
+            </w:r>
+          </w:p>
+        </w:tc>
+      </w:tr>
+      <w:tr>
+        <w:trPr>
+          <w:trHeight w:val="701"/>
+        </w:trPr>
+        <w:tc>
+          <w:tcPr>
+            <w:tcW w:w="1843" w:type="dxa"/>
+            <w:tcBorders>
+              <w:top w:val="single" w:sz="6" w:space="0" w:color="D9D9DD"/>
+              <w:left w:val="single" w:sz="6" w:space="0" w:color="D9D9DD"/>
+              <w:bottom w:val="single" w:sz="6" w:space="0" w:color="D9D9DD"/>
+              <w:right w:val="single" w:sz="6" w:space="0" w:color="D9D9DD"/>
+            </w:tcBorders>
+            <w:tcMar>
+              <w:top w:w="100" w:type="dxa"/>
+              <w:left w:w="200" w:type="dxa"/>
+              <w:bottom w:w="100" w:type="dxa"/>
+              <w:right w:w="200" w:type="dxa"/>
+            </w:tcMar>
+          </w:tcPr>
+          <w:p>
+            <w:pPr>
+              <w:rPr>
+                <w:rFonts w:asciiTheme="majorHAnsi" w:hAnsiTheme="majorHAnsi" w:cstheme="majorHAnsi"/>
+                <w:sz w:val="20"/>
+                <w:szCs w:val="20"/>
+                <w:lang w:val="es"/>
+              </w:rPr>
+            </w:pPr>
+            <w:r>
+              <w:rPr>
+                <w:rFonts w:asciiTheme="majorHAnsi" w:hAnsiTheme="majorHAnsi" w:cstheme="majorHAnsi"/>
+                <w:sz w:val="20"/>
+                <w:szCs w:val="20"/>
+                <w:lang w:val="es"/>
+              </w:rPr>
+              <w:t>17. Donación de órganos</w:t>
+            </w:r>
+          </w:p>
+        </w:tc>
+        <w:tc>
+          <w:tcPr>
+            <w:tcW w:w="1418" w:type="dxa"/>
+            <w:tcBorders>
+              <w:top w:val="single" w:sz="6" w:space="0" w:color="D9D9DD"/>
+              <w:left w:val="single" w:sz="6" w:space="0" w:color="D9D9DD"/>
+              <w:bottom w:val="single" w:sz="6" w:space="0" w:color="D9D9DD"/>
+              <w:right w:val="single" w:sz="6" w:space="0" w:color="D9D9DD"/>
+            </w:tcBorders>
+            <w:tcMar>
+              <w:top w:w="100" w:type="dxa"/>
+              <w:left w:w="200" w:type="dxa"/>
+              <w:bottom w:w="100" w:type="dxa"/>
+              <w:right w:w="200" w:type="dxa"/>
+            </w:tcMar>
+          </w:tcPr>
+          <w:p>
+            <w:pPr>
+              <w:rPr>
+                <w:rFonts w:asciiTheme="majorHAnsi" w:hAnsiTheme="majorHAnsi" w:cstheme="majorHAnsi"/>
+                <w:sz w:val="20"/>
+                <w:szCs w:val="20"/>
+                <w:lang w:val="es"/>
+              </w:rPr>
+            </w:pPr>
+            <w:r>
+              <w:rPr>
+                <w:rFonts w:asciiTheme="majorHAnsi" w:hAnsiTheme="majorHAnsi" w:cstheme="majorHAnsi"/>
+                <w:sz w:val="20"/>
+                <w:szCs w:val="20"/>
+                <w:lang w:val="es"/>
+              </w:rPr>
+              <w:t>Unilateral</w:t>
+            </w:r>
+          </w:p>
+        </w:tc>
+        <w:tc>
+          <w:tcPr>
+            <w:tcW w:w="1417" w:type="dxa"/>
+            <w:tcBorders>
+              <w:top w:val="single" w:sz="6" w:space="0" w:color="D9D9DD"/>
+              <w:left w:val="single" w:sz="6" w:space="0" w:color="D9D9DD"/>
+              <w:bottom w:val="single" w:sz="6" w:space="0" w:color="D9D9DD"/>
+              <w:right w:val="single" w:sz="6" w:space="0" w:color="D9D9DD"/>
+            </w:tcBorders>
+            <w:tcMar>
+              <w:top w:w="100" w:type="dxa"/>
+              <w:left w:w="200" w:type="dxa"/>
+              <w:bottom w:w="100" w:type="dxa"/>
+              <w:right w:w="200" w:type="dxa"/>
+            </w:tcMar>
+          </w:tcPr>
+          <w:p>
+            <w:pPr>
+              <w:rPr>
+                <w:rFonts w:asciiTheme="majorHAnsi" w:hAnsiTheme="majorHAnsi" w:cstheme="majorHAnsi"/>
+                <w:sz w:val="20"/>
+                <w:szCs w:val="20"/>
+                <w:lang w:val="es"/>
+              </w:rPr>
+            </w:pPr>
+            <w:r>
+              <w:rPr>
+                <w:rFonts w:asciiTheme="majorHAnsi" w:hAnsiTheme="majorHAnsi" w:cstheme="majorHAnsi"/>
+                <w:sz w:val="20"/>
+                <w:szCs w:val="20"/>
+                <w:lang w:val="es"/>
+              </w:rPr>
+              <w:t>Ultima voluntad</w:t>
+            </w:r>
+          </w:p>
+        </w:tc>
+        <w:tc>
+          <w:tcPr>
+            <w:tcW w:w="1276" w:type="dxa"/>
+            <w:tcBorders>
+              <w:top w:val="single" w:sz="6" w:space="0" w:color="D9D9DD"/>
+              <w:left w:val="single" w:sz="6" w:space="0" w:color="D9D9DD"/>
+              <w:bottom w:val="single" w:sz="6" w:space="0" w:color="D9D9DD"/>
+              <w:right w:val="single" w:sz="6" w:space="0" w:color="D9D9DD"/>
+            </w:tcBorders>
+            <w:tcMar>
+              <w:top w:w="100" w:type="dxa"/>
+              <w:left w:w="200" w:type="dxa"/>
+              <w:bottom w:w="100" w:type="dxa"/>
+              <w:right w:w="200" w:type="dxa"/>
+            </w:tcMar>
+          </w:tcPr>
+          <w:p>
+            <w:pPr>
+              <w:rPr>
+                <w:rFonts w:asciiTheme="majorHAnsi" w:hAnsiTheme="majorHAnsi" w:cstheme="majorHAnsi"/>
+                <w:sz w:val="20"/>
+                <w:szCs w:val="20"/>
+                <w:lang w:val="es"/>
+              </w:rPr>
+            </w:pPr>
+            <w:r>
+              <w:rPr>
+                <w:rFonts w:asciiTheme="majorHAnsi" w:hAnsiTheme="majorHAnsi" w:cstheme="majorHAnsi"/>
+                <w:sz w:val="20"/>
+                <w:szCs w:val="20"/>
+                <w:lang w:val="es"/>
+              </w:rPr>
+              <w:t>Positivo</w:t>
+            </w:r>
+          </w:p>
+        </w:tc>
+        <w:tc>
+          <w:tcPr>
+            <w:tcW w:w="1843" w:type="dxa"/>
+            <w:tcBorders>
+              <w:top w:val="single" w:sz="6" w:space="0" w:color="D9D9DD"/>
+              <w:left w:val="single" w:sz="6" w:space="0" w:color="D9D9DD"/>
+              <w:bottom w:val="single" w:sz="6" w:space="0" w:color="D9D9DD"/>
+              <w:right w:val="single" w:sz="6" w:space="0" w:color="D9D9DD"/>
+            </w:tcBorders>
+            <w:tcMar>
+              <w:top w:w="100" w:type="dxa"/>
+              <w:left w:w="200" w:type="dxa"/>
+              <w:bottom w:w="100" w:type="dxa"/>
+              <w:right w:w="200" w:type="dxa"/>
+            </w:tcMar>
+          </w:tcPr>
+          <w:p>
+            <w:pPr>
+              <w:rPr>
+                <w:rFonts w:asciiTheme="majorHAnsi" w:hAnsiTheme="majorHAnsi" w:cstheme="majorHAnsi"/>
+                <w:sz w:val="20"/>
+                <w:szCs w:val="20"/>
+                <w:lang w:val="es"/>
+              </w:rPr>
+            </w:pPr>
+            <w:r>
+              <w:rPr>
+                <w:rFonts w:asciiTheme="majorHAnsi" w:hAnsiTheme="majorHAnsi" w:cstheme="majorHAnsi"/>
+                <w:sz w:val="20"/>
+                <w:szCs w:val="20"/>
+                <w:lang w:val="es"/>
+              </w:rPr>
+              <w:t>Extrapatrimonial</w:t>
+            </w:r>
+          </w:p>
+        </w:tc>
+        <w:tc>
+          <w:tcPr>
+            <w:tcW w:w="1134" w:type="dxa"/>
+            <w:tcBorders>
+              <w:top w:val="single" w:sz="6" w:space="0" w:color="D9D9DD"/>
+              <w:left w:val="single" w:sz="6" w:space="0" w:color="D9D9DD"/>
+              <w:bottom w:val="single" w:sz="6" w:space="0" w:color="D9D9DD"/>
+              <w:right w:val="single" w:sz="6" w:space="0" w:color="D9D9DD"/>
+            </w:tcBorders>
+            <w:tcMar>
+              <w:top w:w="100" w:type="dxa"/>
+              <w:left w:w="200" w:type="dxa"/>
+              <w:bottom w:w="100" w:type="dxa"/>
+              <w:right w:w="200" w:type="dxa"/>
+            </w:tcMar>
+          </w:tcPr>
+          <w:p>
+            <w:pPr>
+              <w:rPr>
+                <w:rFonts w:asciiTheme="majorHAnsi" w:hAnsiTheme="majorHAnsi" w:cstheme="majorHAnsi"/>
+                <w:sz w:val="20"/>
+                <w:szCs w:val="20"/>
+                <w:lang w:val="es"/>
+              </w:rPr>
+            </w:pPr>
+            <w:r>
+              <w:rPr>
+                <w:rFonts w:asciiTheme="majorHAnsi" w:hAnsiTheme="majorHAnsi" w:cstheme="majorHAnsi"/>
+                <w:sz w:val="20"/>
+                <w:szCs w:val="20"/>
+                <w:lang w:val="es"/>
+              </w:rPr>
+              <w:t>Gratuito</w:t>
+            </w:r>
+          </w:p>
+        </w:tc>
+        <w:tc>
+          <w:tcPr>
+            <w:tcW w:w="1134" w:type="dxa"/>
+            <w:tcBorders>
+              <w:top w:val="single" w:sz="6" w:space="0" w:color="D9D9DD"/>
+              <w:left w:val="single" w:sz="6" w:space="0" w:color="D9D9DD"/>
+              <w:bottom w:val="single" w:sz="6" w:space="0" w:color="D9D9DD"/>
+              <w:right w:val="single" w:sz="6" w:space="0" w:color="D9D9DD"/>
+            </w:tcBorders>
+            <w:tcMar>
+              <w:top w:w="100" w:type="dxa"/>
+              <w:left w:w="200" w:type="dxa"/>
+              <w:bottom w:w="100" w:type="dxa"/>
+              <w:right w:w="200" w:type="dxa"/>
+            </w:tcMar>
+          </w:tcPr>
+          <w:p>
+            <w:pPr>
+              <w:rPr>
+                <w:rFonts w:asciiTheme="majorHAnsi" w:hAnsiTheme="majorHAnsi" w:cstheme="majorHAnsi"/>
+                <w:sz w:val="20"/>
+                <w:szCs w:val="20"/>
+                <w:lang w:val="es"/>
+              </w:rPr>
+            </w:pPr>
+            <w:r>
+              <w:rPr>
+                <w:rFonts w:asciiTheme="majorHAnsi" w:hAnsiTheme="majorHAnsi" w:cstheme="majorHAnsi"/>
+                <w:sz w:val="20"/>
+                <w:szCs w:val="20"/>
+                <w:lang w:val="es"/>
+              </w:rPr>
+              <w:t>Formal</w:t>
+            </w:r>
+          </w:p>
+        </w:tc>
+        <w:tc>
+          <w:tcPr>
+            <w:tcW w:w="1417" w:type="dxa"/>
+            <w:tcBorders>
+              <w:top w:val="single" w:sz="6" w:space="0" w:color="D9D9DD"/>
+              <w:left w:val="single" w:sz="6" w:space="0" w:color="D9D9DD"/>
+              <w:bottom w:val="single" w:sz="6" w:space="0" w:color="D9D9DD"/>
+              <w:right w:val="single" w:sz="6" w:space="0" w:color="D9D9DD"/>
+            </w:tcBorders>
+            <w:tcMar>
+              <w:top w:w="100" w:type="dxa"/>
+              <w:left w:w="200" w:type="dxa"/>
+              <w:bottom w:w="100" w:type="dxa"/>
+              <w:right w:w="200" w:type="dxa"/>
+            </w:tcMar>
+          </w:tcPr>
+          <w:p>
+            <w:pPr>
+              <w:rPr>
+                <w:rFonts w:asciiTheme="majorHAnsi" w:hAnsiTheme="majorHAnsi" w:cstheme="majorHAnsi"/>
+                <w:sz w:val="20"/>
+                <w:szCs w:val="20"/>
+                <w:lang w:val="es"/>
+              </w:rPr>
+            </w:pPr>
+            <w:r>
+              <w:rPr>
+                <w:rFonts w:asciiTheme="majorHAnsi" w:hAnsiTheme="majorHAnsi" w:cstheme="majorHAnsi"/>
+                <w:sz w:val="20"/>
+                <w:szCs w:val="20"/>
+                <w:lang w:val="es"/>
+              </w:rPr>
+              <w:t>Puro y simple</w:t>
+            </w:r>
+          </w:p>
+        </w:tc>
+      </w:tr>
+      <w:tr>
+        <w:trPr>
+          <w:trHeight w:val="525"/>
+        </w:trPr>
+        <w:tc>
+          <w:tcPr>
+            <w:tcW w:w="1843" w:type="dxa"/>
+            <w:tcBorders>
+              <w:top w:val="single" w:sz="6" w:space="0" w:color="D9D9DD"/>
+              <w:left w:val="single" w:sz="6" w:space="0" w:color="D9D9DD"/>
+              <w:bottom w:val="single" w:sz="6" w:space="0" w:color="D9D9DD"/>
+              <w:right w:val="single" w:sz="6" w:space="0" w:color="D9D9DD"/>
+            </w:tcBorders>
+            <w:tcMar>
+              <w:top w:w="100" w:type="dxa"/>
+              <w:left w:w="200" w:type="dxa"/>
+              <w:bottom w:w="100" w:type="dxa"/>
+              <w:right w:w="200" w:type="dxa"/>
+            </w:tcMar>
+          </w:tcPr>
+          <w:p>
+            <w:pPr>
+              <w:rPr>
+                <w:rFonts w:asciiTheme="majorHAnsi" w:hAnsiTheme="majorHAnsi" w:cstheme="majorHAnsi"/>
+                <w:sz w:val="20"/>
+                <w:szCs w:val="20"/>
+                <w:lang w:val="es"/>
+              </w:rPr>
+            </w:pPr>
+            <w:r>
+              <w:rPr>
+                <w:rFonts w:asciiTheme="majorHAnsi" w:hAnsiTheme="majorHAnsi" w:cstheme="majorHAnsi"/>
+                <w:sz w:val="20"/>
+                <w:szCs w:val="20"/>
+                <w:lang w:val="es"/>
+              </w:rPr>
+              <w:t>18. Contrato de fianza</w:t>
+            </w:r>
+          </w:p>
+        </w:tc>
+        <w:tc>
+          <w:tcPr>
+            <w:tcW w:w="1418" w:type="dxa"/>
+            <w:tcBorders>
+              <w:top w:val="single" w:sz="6" w:space="0" w:color="D9D9DD"/>
+              <w:left w:val="single" w:sz="6" w:space="0" w:color="D9D9DD"/>
+              <w:bottom w:val="single" w:sz="6" w:space="0" w:color="D9D9DD"/>
+              <w:right w:val="single" w:sz="6" w:space="0" w:color="D9D9DD"/>
+            </w:tcBorders>
+            <w:tcMar>
+              <w:top w:w="100" w:type="dxa"/>
+              <w:left w:w="200" w:type="dxa"/>
+              <w:bottom w:w="100" w:type="dxa"/>
+              <w:right w:w="200" w:type="dxa"/>
+            </w:tcMar>
+          </w:tcPr>
+          <w:p>
+            <w:pPr>
+              <w:rPr>
+                <w:rFonts w:asciiTheme="majorHAnsi" w:hAnsiTheme="majorHAnsi" w:cstheme="majorHAnsi"/>
+                <w:sz w:val="20"/>
+                <w:szCs w:val="20"/>
+                <w:lang w:val="es"/>
+              </w:rPr>
+            </w:pPr>
+            <w:r>
+              <w:rPr>
+                <w:rFonts w:asciiTheme="majorHAnsi" w:hAnsiTheme="majorHAnsi" w:cstheme="majorHAnsi"/>
+                <w:sz w:val="20"/>
+                <w:szCs w:val="20"/>
+                <w:lang w:val="es"/>
+              </w:rPr>
+              <w:t>Bilateral</w:t>
+            </w:r>
+          </w:p>
+        </w:tc>
+        <w:tc>
+          <w:tcPr>
+            <w:tcW w:w="1417" w:type="dxa"/>
+            <w:tcBorders>
+              <w:top w:val="single" w:sz="6" w:space="0" w:color="D9D9DD"/>
+              <w:left w:val="single" w:sz="6" w:space="0" w:color="D9D9DD"/>
+              <w:bottom w:val="single" w:sz="6" w:space="0" w:color="D9D9DD"/>
+              <w:right w:val="single" w:sz="6" w:space="0" w:color="D9D9DD"/>
+            </w:tcBorders>
+            <w:tcMar>
+              <w:top w:w="100" w:type="dxa"/>
+              <w:left w:w="200" w:type="dxa"/>
+              <w:bottom w:w="100" w:type="dxa"/>
+              <w:right w:w="200" w:type="dxa"/>
+            </w:tcMar>
+          </w:tcPr>
+          <w:p>
+            <w:pPr>
+              <w:rPr>
+                <w:rFonts w:asciiTheme="majorHAnsi" w:hAnsiTheme="majorHAnsi" w:cstheme="majorHAnsi"/>
+                <w:sz w:val="20"/>
+                <w:szCs w:val="20"/>
+                <w:lang w:val="es"/>
+              </w:rPr>
+            </w:pPr>
+            <w:r>
+              <w:rPr>
+                <w:rFonts w:asciiTheme="majorHAnsi" w:hAnsiTheme="majorHAnsi" w:cstheme="majorHAnsi"/>
+                <w:sz w:val="20"/>
+                <w:szCs w:val="20"/>
+                <w:lang w:val="es"/>
+              </w:rPr>
+              <w:t>Entre vivos</w:t>
+            </w:r>
+          </w:p>
+        </w:tc>
+        <w:tc>
+          <w:tcPr>
+            <w:tcW w:w="1276" w:type="dxa"/>
+            <w:tcBorders>
+              <w:top w:val="single" w:sz="6" w:space="0" w:color="D9D9DD"/>
+              <w:left w:val="single" w:sz="6" w:space="0" w:color="D9D9DD"/>
+              <w:bottom w:val="single" w:sz="6" w:space="0" w:color="D9D9DD"/>
+              <w:right w:val="single" w:sz="6" w:space="0" w:color="D9D9DD"/>
+            </w:tcBorders>
+            <w:tcMar>
+              <w:top w:w="100" w:type="dxa"/>
+              <w:left w:w="200" w:type="dxa"/>
+              <w:bottom w:w="100" w:type="dxa"/>
+              <w:right w:w="200" w:type="dxa"/>
+            </w:tcMar>
+          </w:tcPr>
+          <w:p>
+            <w:pPr>
+              <w:rPr>
+                <w:rFonts w:asciiTheme="majorHAnsi" w:hAnsiTheme="majorHAnsi" w:cstheme="majorHAnsi"/>
+                <w:sz w:val="20"/>
+                <w:szCs w:val="20"/>
+                <w:lang w:val="es"/>
+              </w:rPr>
+            </w:pPr>
+            <w:r>
+              <w:rPr>
+                <w:rFonts w:asciiTheme="majorHAnsi" w:hAnsiTheme="majorHAnsi" w:cstheme="majorHAnsi"/>
+                <w:sz w:val="20"/>
+                <w:szCs w:val="20"/>
+                <w:lang w:val="es"/>
+              </w:rPr>
+              <w:t>Positivo</w:t>
+            </w:r>
+          </w:p>
+        </w:tc>
+        <w:tc>
+          <w:tcPr>
+            <w:tcW w:w="1843" w:type="dxa"/>
+            <w:tcBorders>
+              <w:top w:val="single" w:sz="6" w:space="0" w:color="D9D9DD"/>
+              <w:left w:val="single" w:sz="6" w:space="0" w:color="D9D9DD"/>
+              <w:bottom w:val="single" w:sz="6" w:space="0" w:color="D9D9DD"/>
+              <w:right w:val="single" w:sz="6" w:space="0" w:color="D9D9DD"/>
+            </w:tcBorders>
+            <w:tcMar>
+              <w:top w:w="100" w:type="dxa"/>
+              <w:left w:w="200" w:type="dxa"/>
+              <w:bottom w:w="100" w:type="dxa"/>
+              <w:right w:w="200" w:type="dxa"/>
+            </w:tcMar>
+          </w:tcPr>
+          <w:p>
+            <w:pPr>
+              <w:rPr>
+                <w:rFonts w:asciiTheme="majorHAnsi" w:hAnsiTheme="majorHAnsi" w:cstheme="majorHAnsi"/>
+                <w:sz w:val="20"/>
+                <w:szCs w:val="20"/>
+                <w:lang w:val="es"/>
+              </w:rPr>
+            </w:pPr>
+            <w:r>
+              <w:rPr>
+                <w:rFonts w:asciiTheme="majorHAnsi" w:hAnsiTheme="majorHAnsi" w:cstheme="majorHAnsi"/>
+                <w:sz w:val="20"/>
+                <w:szCs w:val="20"/>
+                <w:lang w:val="es"/>
+              </w:rPr>
+              <w:t>Patrimonial</w:t>
+            </w:r>
+          </w:p>
+        </w:tc>
+        <w:tc>
+          <w:tcPr>
+            <w:tcW w:w="1134" w:type="dxa"/>
+            <w:tcBorders>
+              <w:top w:val="single" w:sz="6" w:space="0" w:color="D9D9DD"/>
+              <w:left w:val="single" w:sz="6" w:space="0" w:color="D9D9DD"/>
+              <w:bottom w:val="single" w:sz="6" w:space="0" w:color="D9D9DD"/>
+              <w:right w:val="single" w:sz="6" w:space="0" w:color="D9D9DD"/>
+            </w:tcBorders>
+            <w:tcMar>
+              <w:top w:w="100" w:type="dxa"/>
+              <w:left w:w="200" w:type="dxa"/>
+              <w:bottom w:w="100" w:type="dxa"/>
+              <w:right w:w="200" w:type="dxa"/>
+            </w:tcMar>
+          </w:tcPr>
+          <w:p>
+            <w:pPr>
+              <w:rPr>
+                <w:rFonts w:asciiTheme="majorHAnsi" w:hAnsiTheme="majorHAnsi" w:cstheme="majorHAnsi"/>
+                <w:sz w:val="20"/>
+                <w:szCs w:val="20"/>
+                <w:lang w:val="es"/>
+              </w:rPr>
+            </w:pPr>
+            <w:r>
+              <w:rPr>
+                <w:rFonts w:asciiTheme="majorHAnsi" w:hAnsiTheme="majorHAnsi" w:cstheme="majorHAnsi"/>
+                <w:sz w:val="20"/>
+                <w:szCs w:val="20"/>
+                <w:lang w:val="es"/>
+              </w:rPr>
+              <w:t>Gratuito</w:t>
+            </w:r>
+          </w:p>
+        </w:tc>
+        <w:tc>
+          <w:tcPr>
+            <w:tcW w:w="1134" w:type="dxa"/>
+            <w:tcBorders>
+              <w:top w:val="single" w:sz="6" w:space="0" w:color="D9D9DD"/>
+              <w:left w:val="single" w:sz="6" w:space="0" w:color="D9D9DD"/>
+              <w:bottom w:val="single" w:sz="6" w:space="0" w:color="D9D9DD"/>
+              <w:right w:val="single" w:sz="6" w:space="0" w:color="D9D9DD"/>
+            </w:tcBorders>
+            <w:tcMar>
+              <w:top w:w="100" w:type="dxa"/>
+              <w:left w:w="200" w:type="dxa"/>
+              <w:bottom w:w="100" w:type="dxa"/>
+              <w:right w:w="200" w:type="dxa"/>
+            </w:tcMar>
+          </w:tcPr>
+          <w:p>
+            <w:pPr>
+              <w:rPr>
+                <w:rFonts w:asciiTheme="majorHAnsi" w:hAnsiTheme="majorHAnsi" w:cstheme="majorHAnsi"/>
+                <w:sz w:val="20"/>
+                <w:szCs w:val="20"/>
+                <w:lang w:val="es"/>
+              </w:rPr>
+            </w:pPr>
+            <w:r>
+              <w:rPr>
+                <w:rFonts w:asciiTheme="majorHAnsi" w:hAnsiTheme="majorHAnsi" w:cstheme="majorHAnsi"/>
+                <w:sz w:val="20"/>
+                <w:szCs w:val="20"/>
+                <w:lang w:val="es"/>
+              </w:rPr>
+              <w:t>Formal</w:t>
+            </w:r>
+          </w:p>
+        </w:tc>
+        <w:tc>
+          <w:tcPr>
+            <w:tcW w:w="1417" w:type="dxa"/>
+            <w:tcBorders>
+              <w:top w:val="single" w:sz="6" w:space="0" w:color="D9D9DD"/>
+              <w:left w:val="single" w:sz="6" w:space="0" w:color="D9D9DD"/>
+              <w:bottom w:val="single" w:sz="6" w:space="0" w:color="D9D9DD"/>
+              <w:right w:val="single" w:sz="6" w:space="0" w:color="D9D9DD"/>
+            </w:tcBorders>
+            <w:tcMar>
+              <w:top w:w="100" w:type="dxa"/>
+              <w:left w:w="200" w:type="dxa"/>
+              <w:bottom w:w="100" w:type="dxa"/>
+              <w:right w:w="200" w:type="dxa"/>
+            </w:tcMar>
+          </w:tcPr>
+          <w:p>
+            <w:pPr>
+              <w:rPr>
+                <w:rFonts w:asciiTheme="majorHAnsi" w:hAnsiTheme="majorHAnsi" w:cstheme="majorHAnsi"/>
+                <w:sz w:val="20"/>
+                <w:szCs w:val="20"/>
+                <w:lang w:val="es"/>
+              </w:rPr>
+            </w:pPr>
+            <w:r>
+              <w:rPr>
+                <w:rFonts w:asciiTheme="majorHAnsi" w:hAnsiTheme="majorHAnsi" w:cstheme="majorHAnsi"/>
+                <w:sz w:val="20"/>
+                <w:szCs w:val="20"/>
+                <w:lang w:val="es"/>
+              </w:rPr>
+              <w:t>Puro y simple</w:t>
+            </w:r>
+          </w:p>
+        </w:tc>
+      </w:tr>
+      <w:tr>
+        <w:trPr>
+          <w:trHeight w:val="493"/>
+        </w:trPr>
+        <w:tc>
+          <w:tcPr>
+            <w:tcW w:w="1843" w:type="dxa"/>
+            <w:tcBorders>
+              <w:top w:val="single" w:sz="6" w:space="0" w:color="D9D9DD"/>
+              <w:left w:val="single" w:sz="6" w:space="0" w:color="D9D9DD"/>
+              <w:bottom w:val="single" w:sz="6" w:space="0" w:color="D9D9DD"/>
+              <w:right w:val="single" w:sz="6" w:space="0" w:color="D9D9DD"/>
+            </w:tcBorders>
+            <w:tcMar>
+              <w:top w:w="100" w:type="dxa"/>
+              <w:left w:w="200" w:type="dxa"/>
+              <w:bottom w:w="100" w:type="dxa"/>
+              <w:right w:w="200" w:type="dxa"/>
+            </w:tcMar>
+          </w:tcPr>
+          <w:p>
+            <w:pPr>
+              <w:rPr>
+                <w:rFonts w:asciiTheme="majorHAnsi" w:hAnsiTheme="majorHAnsi" w:cstheme="majorHAnsi"/>
+                <w:sz w:val="20"/>
+                <w:szCs w:val="20"/>
+                <w:lang w:val="es"/>
+              </w:rPr>
+            </w:pPr>
+            <w:r>
+              <w:rPr>
+                <w:rFonts w:asciiTheme="majorHAnsi" w:hAnsiTheme="majorHAnsi" w:cstheme="majorHAnsi"/>
+                <w:sz w:val="20"/>
+                <w:szCs w:val="20"/>
+                <w:lang w:val="es"/>
+              </w:rPr>
+              <w:t>19. Adopción</w:t>
+            </w:r>
+          </w:p>
+        </w:tc>
+        <w:tc>
+          <w:tcPr>
+            <w:tcW w:w="1418" w:type="dxa"/>
+            <w:tcBorders>
+              <w:top w:val="single" w:sz="6" w:space="0" w:color="D9D9DD"/>
+              <w:left w:val="single" w:sz="6" w:space="0" w:color="D9D9DD"/>
+              <w:bottom w:val="single" w:sz="6" w:space="0" w:color="D9D9DD"/>
+              <w:right w:val="single" w:sz="6" w:space="0" w:color="D9D9DD"/>
+            </w:tcBorders>
+            <w:tcMar>
+              <w:top w:w="100" w:type="dxa"/>
+              <w:left w:w="200" w:type="dxa"/>
+              <w:bottom w:w="100" w:type="dxa"/>
+              <w:right w:w="200" w:type="dxa"/>
+            </w:tcMar>
+          </w:tcPr>
+          <w:p>
+            <w:pPr>
+              <w:rPr>
+                <w:rFonts w:asciiTheme="majorHAnsi" w:hAnsiTheme="majorHAnsi" w:cstheme="majorHAnsi"/>
+                <w:sz w:val="20"/>
+                <w:szCs w:val="20"/>
+                <w:lang w:val="es"/>
+              </w:rPr>
+            </w:pPr>
+            <w:r>
+              <w:rPr>
+                <w:rFonts w:asciiTheme="majorHAnsi" w:hAnsiTheme="majorHAnsi" w:cstheme="majorHAnsi"/>
+                <w:sz w:val="20"/>
+                <w:szCs w:val="20"/>
+                <w:lang w:val="es"/>
+              </w:rPr>
+              <w:t>Bilateral</w:t>
+            </w:r>
+          </w:p>
+        </w:tc>
+        <w:tc>
+          <w:tcPr>
+            <w:tcW w:w="1417" w:type="dxa"/>
+            <w:tcBorders>
+              <w:top w:val="single" w:sz="6" w:space="0" w:color="D9D9DD"/>
+              <w:left w:val="single" w:sz="6" w:space="0" w:color="D9D9DD"/>
+              <w:bottom w:val="single" w:sz="6" w:space="0" w:color="D9D9DD"/>
+              <w:right w:val="single" w:sz="6" w:space="0" w:color="D9D9DD"/>
+            </w:tcBorders>
+            <w:tcMar>
+              <w:top w:w="100" w:type="dxa"/>
+              <w:left w:w="200" w:type="dxa"/>
+              <w:bottom w:w="100" w:type="dxa"/>
+              <w:right w:w="200" w:type="dxa"/>
+            </w:tcMar>
+          </w:tcPr>
+          <w:p>
+            <w:pPr>
+              <w:rPr>
+                <w:rFonts w:asciiTheme="majorHAnsi" w:hAnsiTheme="majorHAnsi" w:cstheme="majorHAnsi"/>
+                <w:sz w:val="20"/>
+                <w:szCs w:val="20"/>
+                <w:lang w:val="es"/>
+              </w:rPr>
+            </w:pPr>
+            <w:r>
+              <w:rPr>
+                <w:rFonts w:asciiTheme="majorHAnsi" w:hAnsiTheme="majorHAnsi" w:cstheme="majorHAnsi"/>
+                <w:sz w:val="20"/>
+                <w:szCs w:val="20"/>
+                <w:lang w:val="es"/>
+              </w:rPr>
+              <w:t>Entre vivos</w:t>
+            </w:r>
+          </w:p>
+        </w:tc>
+        <w:tc>
+          <w:tcPr>
+            <w:tcW w:w="1276" w:type="dxa"/>
+            <w:tcBorders>
+              <w:top w:val="single" w:sz="6" w:space="0" w:color="D9D9DD"/>
+              <w:left w:val="single" w:sz="6" w:space="0" w:color="D9D9DD"/>
+              <w:bottom w:val="single" w:sz="6" w:space="0" w:color="D9D9DD"/>
+              <w:right w:val="single" w:sz="6" w:space="0" w:color="D9D9DD"/>
+            </w:tcBorders>
+            <w:tcMar>
+              <w:top w:w="100" w:type="dxa"/>
+              <w:left w:w="200" w:type="dxa"/>
+              <w:bottom w:w="100" w:type="dxa"/>
+              <w:right w:w="200" w:type="dxa"/>
+            </w:tcMar>
+          </w:tcPr>
+          <w:p>
+            <w:pPr>
+              <w:rPr>
+                <w:rFonts w:asciiTheme="majorHAnsi" w:hAnsiTheme="majorHAnsi" w:cstheme="majorHAnsi"/>
+                <w:sz w:val="20"/>
+                <w:szCs w:val="20"/>
+                <w:lang w:val="es"/>
+              </w:rPr>
+            </w:pPr>
+            <w:r>
+              <w:rPr>
+                <w:rFonts w:asciiTheme="majorHAnsi" w:hAnsiTheme="majorHAnsi" w:cstheme="majorHAnsi"/>
+                <w:sz w:val="20"/>
+                <w:szCs w:val="20"/>
+                <w:lang w:val="es"/>
+              </w:rPr>
+              <w:t>Positivo</w:t>
+            </w:r>
+          </w:p>
+        </w:tc>
+        <w:tc>
+          <w:tcPr>
+            <w:tcW w:w="1843" w:type="dxa"/>
+            <w:tcBorders>
+              <w:top w:val="single" w:sz="6" w:space="0" w:color="D9D9DD"/>
+              <w:left w:val="single" w:sz="6" w:space="0" w:color="D9D9DD"/>
+              <w:bottom w:val="single" w:sz="6" w:space="0" w:color="D9D9DD"/>
+              <w:right w:val="single" w:sz="6" w:space="0" w:color="D9D9DD"/>
+            </w:tcBorders>
+            <w:tcMar>
+              <w:top w:w="100" w:type="dxa"/>
+              <w:left w:w="200" w:type="dxa"/>
+              <w:bottom w:w="100" w:type="dxa"/>
+              <w:right w:w="200" w:type="dxa"/>
+            </w:tcMar>
+          </w:tcPr>
+          <w:p>
+            <w:pPr>
+              <w:rPr>
+                <w:rFonts w:asciiTheme="majorHAnsi" w:hAnsiTheme="majorHAnsi" w:cstheme="majorHAnsi"/>
+                <w:sz w:val="20"/>
+                <w:szCs w:val="20"/>
+                <w:lang w:val="es"/>
+              </w:rPr>
+            </w:pPr>
+            <w:r>
+              <w:rPr>
+                <w:rFonts w:asciiTheme="majorHAnsi" w:hAnsiTheme="majorHAnsi" w:cstheme="majorHAnsi"/>
+                <w:sz w:val="20"/>
+                <w:szCs w:val="20"/>
+                <w:lang w:val="es"/>
+              </w:rPr>
+              <w:t>Extrapatrimonial</w:t>
+            </w:r>
+          </w:p>
+        </w:tc>
+        <w:tc>
+          <w:tcPr>
+            <w:tcW w:w="1134" w:type="dxa"/>
+            <w:tcBorders>
+              <w:top w:val="single" w:sz="6" w:space="0" w:color="D9D9DD"/>
+              <w:left w:val="single" w:sz="6" w:space="0" w:color="D9D9DD"/>
+              <w:bottom w:val="single" w:sz="6" w:space="0" w:color="D9D9DD"/>
+              <w:right w:val="single" w:sz="6" w:space="0" w:color="D9D9DD"/>
+            </w:tcBorders>
+            <w:tcMar>
+              <w:top w:w="100" w:type="dxa"/>
+              <w:left w:w="200" w:type="dxa"/>
+              <w:bottom w:w="100" w:type="dxa"/>
+              <w:right w:w="200" w:type="dxa"/>
+            </w:tcMar>
+          </w:tcPr>
+          <w:p>
+            <w:pPr>
+              <w:rPr>
+                <w:rFonts w:asciiTheme="majorHAnsi" w:hAnsiTheme="majorHAnsi" w:cstheme="majorHAnsi"/>
+                <w:sz w:val="20"/>
+                <w:szCs w:val="20"/>
+                <w:lang w:val="es"/>
+              </w:rPr>
+            </w:pPr>
+            <w:r>
+              <w:rPr>
+                <w:rFonts w:asciiTheme="majorHAnsi" w:hAnsiTheme="majorHAnsi" w:cstheme="majorHAnsi"/>
+                <w:sz w:val="20"/>
+                <w:szCs w:val="20"/>
+                <w:lang w:val="es"/>
+              </w:rPr>
+              <w:t>Gratuito</w:t>
+            </w:r>
+          </w:p>
+        </w:tc>
+        <w:tc>
+          <w:tcPr>
+            <w:tcW w:w="1134" w:type="dxa"/>
+            <w:tcBorders>
+              <w:top w:val="single" w:sz="6" w:space="0" w:color="D9D9DD"/>
+              <w:left w:val="single" w:sz="6" w:space="0" w:color="D9D9DD"/>
+              <w:bottom w:val="single" w:sz="6" w:space="0" w:color="D9D9DD"/>
+              <w:right w:val="single" w:sz="6" w:space="0" w:color="D9D9DD"/>
+            </w:tcBorders>
+            <w:tcMar>
+              <w:top w:w="100" w:type="dxa"/>
+              <w:left w:w="200" w:type="dxa"/>
+              <w:bottom w:w="100" w:type="dxa"/>
+              <w:right w:w="200" w:type="dxa"/>
+            </w:tcMar>
+          </w:tcPr>
+          <w:p>
+            <w:pPr>
+              <w:rPr>
+                <w:rFonts w:asciiTheme="majorHAnsi" w:hAnsiTheme="majorHAnsi" w:cstheme="majorHAnsi"/>
+                <w:sz w:val="20"/>
+                <w:szCs w:val="20"/>
+                <w:lang w:val="es"/>
+              </w:rPr>
+            </w:pPr>
+            <w:r>
+              <w:rPr>
+                <w:rFonts w:asciiTheme="majorHAnsi" w:hAnsiTheme="majorHAnsi" w:cstheme="majorHAnsi"/>
+                <w:sz w:val="20"/>
+                <w:szCs w:val="20"/>
+                <w:lang w:val="es"/>
+              </w:rPr>
+              <w:t>Formal</w:t>
+            </w:r>
+          </w:p>
+        </w:tc>
+        <w:tc>
+          <w:tcPr>
+            <w:tcW w:w="1417" w:type="dxa"/>
+            <w:tcBorders>
+              <w:top w:val="single" w:sz="6" w:space="0" w:color="D9D9DD"/>
+              <w:left w:val="single" w:sz="6" w:space="0" w:color="D9D9DD"/>
+              <w:bottom w:val="single" w:sz="6" w:space="0" w:color="D9D9DD"/>
+              <w:right w:val="single" w:sz="6" w:space="0" w:color="D9D9DD"/>
+            </w:tcBorders>
+            <w:tcMar>
+              <w:top w:w="100" w:type="dxa"/>
+              <w:left w:w="200" w:type="dxa"/>
+              <w:bottom w:w="100" w:type="dxa"/>
+              <w:right w:w="200" w:type="dxa"/>
+            </w:tcMar>
+          </w:tcPr>
+          <w:p>
+            <w:pPr>
+              <w:rPr>
+                <w:rFonts w:asciiTheme="majorHAnsi" w:hAnsiTheme="majorHAnsi" w:cstheme="majorHAnsi"/>
+                <w:sz w:val="20"/>
+                <w:szCs w:val="20"/>
+                <w:lang w:val="es"/>
+              </w:rPr>
+            </w:pPr>
+            <w:r>
+              <w:rPr>
+                <w:rFonts w:asciiTheme="majorHAnsi" w:hAnsiTheme="majorHAnsi" w:cstheme="majorHAnsi"/>
+                <w:sz w:val="20"/>
+                <w:szCs w:val="20"/>
+                <w:lang w:val="es"/>
+              </w:rPr>
+              <w:t>Puro y simple</w:t>
+            </w:r>
+          </w:p>
+        </w:tc>
+      </w:tr>
+      <w:tr>
+        <w:trPr>
+          <w:trHeight w:val="765"/>
+        </w:trPr>
+        <w:tc>
+          <w:tcPr>
+            <w:tcW w:w="1843" w:type="dxa"/>
+            <w:tcBorders>
+              <w:top w:val="single" w:sz="6" w:space="0" w:color="D9D9DD"/>
+              <w:left w:val="single" w:sz="6" w:space="0" w:color="D9D9DD"/>
+              <w:bottom w:val="single" w:sz="6" w:space="0" w:color="D9D9DD"/>
+              <w:right w:val="single" w:sz="6" w:space="0" w:color="D9D9DD"/>
+            </w:tcBorders>
+            <w:tcMar>
+              <w:top w:w="100" w:type="dxa"/>
+              <w:left w:w="200" w:type="dxa"/>
+              <w:bottom w:w="100" w:type="dxa"/>
+              <w:right w:w="200" w:type="dxa"/>
+            </w:tcMar>
+          </w:tcPr>
+          <w:p>
+            <w:pPr>
+              <w:rPr>
+                <w:rFonts w:asciiTheme="majorHAnsi" w:hAnsiTheme="majorHAnsi" w:cstheme="majorHAnsi"/>
+                <w:sz w:val="20"/>
+                <w:szCs w:val="20"/>
+                <w:lang w:val="es"/>
+              </w:rPr>
+            </w:pPr>
+            <w:r>
+              <w:rPr>
+                <w:rFonts w:asciiTheme="majorHAnsi" w:hAnsiTheme="majorHAnsi" w:cstheme="majorHAnsi"/>
+                <w:sz w:val="20"/>
+                <w:szCs w:val="20"/>
+                <w:lang w:val="es"/>
+              </w:rPr>
+              <w:t>20. Renuncia laboral</w:t>
+            </w:r>
+          </w:p>
+        </w:tc>
+        <w:tc>
+          <w:tcPr>
+            <w:tcW w:w="1418" w:type="dxa"/>
+            <w:tcBorders>
+              <w:top w:val="single" w:sz="6" w:space="0" w:color="D9D9DD"/>
+              <w:left w:val="single" w:sz="6" w:space="0" w:color="D9D9DD"/>
+              <w:bottom w:val="single" w:sz="6" w:space="0" w:color="D9D9DD"/>
+              <w:right w:val="single" w:sz="6" w:space="0" w:color="D9D9DD"/>
+            </w:tcBorders>
+            <w:tcMar>
+              <w:top w:w="100" w:type="dxa"/>
+              <w:left w:w="200" w:type="dxa"/>
+              <w:bottom w:w="100" w:type="dxa"/>
+              <w:right w:w="200" w:type="dxa"/>
+            </w:tcMar>
+          </w:tcPr>
+          <w:p>
+            <w:pPr>
+              <w:rPr>
+                <w:rFonts w:asciiTheme="majorHAnsi" w:hAnsiTheme="majorHAnsi" w:cstheme="majorHAnsi"/>
+                <w:sz w:val="20"/>
+                <w:szCs w:val="20"/>
+                <w:lang w:val="es"/>
+              </w:rPr>
+            </w:pPr>
+            <w:r>
+              <w:rPr>
+                <w:rFonts w:asciiTheme="majorHAnsi" w:hAnsiTheme="majorHAnsi" w:cstheme="majorHAnsi"/>
+                <w:sz w:val="20"/>
+                <w:szCs w:val="20"/>
+                <w:lang w:val="es"/>
+              </w:rPr>
+              <w:t>Unilateral</w:t>
+            </w:r>
+          </w:p>
+        </w:tc>
+        <w:tc>
+          <w:tcPr>
+            <w:tcW w:w="1417" w:type="dxa"/>
+            <w:tcBorders>
+              <w:top w:val="single" w:sz="6" w:space="0" w:color="D9D9DD"/>
+              <w:left w:val="single" w:sz="6" w:space="0" w:color="D9D9DD"/>
+              <w:bottom w:val="single" w:sz="6" w:space="0" w:color="D9D9DD"/>
+              <w:right w:val="single" w:sz="6" w:space="0" w:color="D9D9DD"/>
+            </w:tcBorders>
+            <w:tcMar>
+              <w:top w:w="100" w:type="dxa"/>
+              <w:left w:w="200" w:type="dxa"/>
+              <w:bottom w:w="100" w:type="dxa"/>
+              <w:right w:w="200" w:type="dxa"/>
+            </w:tcMar>
+          </w:tcPr>
+          <w:p>
+            <w:pPr>
+              <w:rPr>
+                <w:rFonts w:asciiTheme="majorHAnsi" w:hAnsiTheme="majorHAnsi" w:cstheme="majorHAnsi"/>
+                <w:sz w:val="20"/>
+                <w:szCs w:val="20"/>
+                <w:lang w:val="es"/>
+              </w:rPr>
+            </w:pPr>
+            <w:r>
+              <w:rPr>
+                <w:rFonts w:asciiTheme="majorHAnsi" w:hAnsiTheme="majorHAnsi" w:cstheme="majorHAnsi"/>
+                <w:sz w:val="20"/>
+                <w:szCs w:val="20"/>
+                <w:lang w:val="es"/>
+              </w:rPr>
+              <w:t>Entre vivos</w:t>
+            </w:r>
+          </w:p>
+        </w:tc>
+        <w:tc>
+          <w:tcPr>
+            <w:tcW w:w="1276" w:type="dxa"/>
+            <w:tcBorders>
+              <w:top w:val="single" w:sz="6" w:space="0" w:color="D9D9DD"/>
+              <w:left w:val="single" w:sz="6" w:space="0" w:color="D9D9DD"/>
+              <w:bottom w:val="single" w:sz="6" w:space="0" w:color="D9D9DD"/>
+              <w:right w:val="single" w:sz="6" w:space="0" w:color="D9D9DD"/>
+            </w:tcBorders>
+            <w:tcMar>
+              <w:top w:w="100" w:type="dxa"/>
+              <w:left w:w="200" w:type="dxa"/>
+              <w:bottom w:w="100" w:type="dxa"/>
+              <w:right w:w="200" w:type="dxa"/>
+            </w:tcMar>
+          </w:tcPr>
+          <w:p>
+            <w:pPr>
+              <w:rPr>
+                <w:rFonts w:asciiTheme="majorHAnsi" w:hAnsiTheme="majorHAnsi" w:cstheme="majorHAnsi"/>
+                <w:sz w:val="20"/>
+                <w:szCs w:val="20"/>
+                <w:lang w:val="es"/>
+              </w:rPr>
+            </w:pPr>
+            <w:r>
+              <w:rPr>
+                <w:rFonts w:asciiTheme="majorHAnsi" w:hAnsiTheme="majorHAnsi" w:cstheme="majorHAnsi"/>
+                <w:sz w:val="20"/>
+                <w:szCs w:val="20"/>
+                <w:lang w:val="es"/>
+              </w:rPr>
+              <w:t>Negativo</w:t>
+            </w:r>
+          </w:p>
+        </w:tc>
+        <w:tc>
+          <w:tcPr>
+            <w:tcW w:w="1843" w:type="dxa"/>
+            <w:tcBorders>
+              <w:top w:val="single" w:sz="6" w:space="0" w:color="D9D9DD"/>
+              <w:left w:val="single" w:sz="6" w:space="0" w:color="D9D9DD"/>
+              <w:bottom w:val="single" w:sz="6" w:space="0" w:color="D9D9DD"/>
+              <w:right w:val="single" w:sz="6" w:space="0" w:color="D9D9DD"/>
+            </w:tcBorders>
+            <w:tcMar>
+              <w:top w:w="100" w:type="dxa"/>
+              <w:left w:w="200" w:type="dxa"/>
+              <w:bottom w:w="100" w:type="dxa"/>
+              <w:right w:w="200" w:type="dxa"/>
+            </w:tcMar>
+          </w:tcPr>
+          <w:p>
+            <w:pPr>
+              <w:rPr>
+                <w:rFonts w:asciiTheme="majorHAnsi" w:hAnsiTheme="majorHAnsi" w:cstheme="majorHAnsi"/>
+                <w:sz w:val="20"/>
+                <w:szCs w:val="20"/>
+                <w:lang w:val="es"/>
+              </w:rPr>
+            </w:pPr>
+            <w:r>
+              <w:rPr>
+                <w:rFonts w:asciiTheme="majorHAnsi" w:hAnsiTheme="majorHAnsi" w:cstheme="majorHAnsi"/>
+                <w:sz w:val="20"/>
+                <w:szCs w:val="20"/>
+                <w:lang w:val="es"/>
+              </w:rPr>
+              <w:t>Patrimonial</w:t>
+            </w:r>
+          </w:p>
+        </w:tc>
+        <w:tc>
+          <w:tcPr>
+            <w:tcW w:w="1134" w:type="dxa"/>
+            <w:tcBorders>
+              <w:top w:val="single" w:sz="6" w:space="0" w:color="D9D9DD"/>
+              <w:left w:val="single" w:sz="6" w:space="0" w:color="D9D9DD"/>
+              <w:bottom w:val="single" w:sz="6" w:space="0" w:color="D9D9DD"/>
+              <w:right w:val="single" w:sz="6" w:space="0" w:color="D9D9DD"/>
+            </w:tcBorders>
+            <w:tcMar>
+              <w:top w:w="100" w:type="dxa"/>
+              <w:left w:w="200" w:type="dxa"/>
+              <w:bottom w:w="100" w:type="dxa"/>
+              <w:right w:w="200" w:type="dxa"/>
+            </w:tcMar>
+          </w:tcPr>
+          <w:p>
+            <w:pPr>
+              <w:rPr>
+                <w:rFonts w:asciiTheme="majorHAnsi" w:hAnsiTheme="majorHAnsi" w:cstheme="majorHAnsi"/>
+                <w:sz w:val="20"/>
+                <w:szCs w:val="20"/>
+                <w:lang w:val="es"/>
+              </w:rPr>
+            </w:pPr>
+            <w:r>
+              <w:rPr>
+                <w:rFonts w:asciiTheme="majorHAnsi" w:hAnsiTheme="majorHAnsi" w:cstheme="majorHAnsi"/>
+                <w:sz w:val="20"/>
+                <w:szCs w:val="20"/>
+                <w:lang w:val="es"/>
+              </w:rPr>
+              <w:t>Gratuito</w:t>
+            </w:r>
+          </w:p>
+        </w:tc>
+        <w:tc>
+          <w:tcPr>
+            <w:tcW w:w="1134" w:type="dxa"/>
+            <w:tcBorders>
+              <w:top w:val="single" w:sz="6" w:space="0" w:color="D9D9DD"/>
+              <w:left w:val="single" w:sz="6" w:space="0" w:color="D9D9DD"/>
+              <w:bottom w:val="single" w:sz="6" w:space="0" w:color="D9D9DD"/>
+              <w:right w:val="single" w:sz="6" w:space="0" w:color="D9D9DD"/>
+            </w:tcBorders>
+            <w:tcMar>
+              <w:top w:w="100" w:type="dxa"/>
+              <w:left w:w="200" w:type="dxa"/>
+              <w:bottom w:w="100" w:type="dxa"/>
+              <w:right w:w="200" w:type="dxa"/>
+            </w:tcMar>
+          </w:tcPr>
+          <w:p>
+            <w:pPr>
+              <w:rPr>
+                <w:rFonts w:asciiTheme="majorHAnsi" w:hAnsiTheme="majorHAnsi" w:cstheme="majorHAnsi"/>
+                <w:sz w:val="20"/>
+                <w:szCs w:val="20"/>
+                <w:lang w:val="es"/>
+              </w:rPr>
+            </w:pPr>
+            <w:r>
+              <w:rPr>
+                <w:rFonts w:asciiTheme="majorHAnsi" w:hAnsiTheme="majorHAnsi" w:cstheme="majorHAnsi"/>
+                <w:sz w:val="20"/>
+                <w:szCs w:val="20"/>
+                <w:lang w:val="es"/>
+              </w:rPr>
+              <w:t>Formal</w:t>
+            </w:r>
+          </w:p>
+        </w:tc>
+        <w:tc>
+          <w:tcPr>
+            <w:tcW w:w="1417" w:type="dxa"/>
+            <w:tcBorders>
+              <w:top w:val="single" w:sz="6" w:space="0" w:color="D9D9DD"/>
+              <w:left w:val="single" w:sz="6" w:space="0" w:color="D9D9DD"/>
+              <w:bottom w:val="single" w:sz="6" w:space="0" w:color="D9D9DD"/>
+              <w:right w:val="single" w:sz="6" w:space="0" w:color="D9D9DD"/>
+            </w:tcBorders>
+            <w:tcMar>
+              <w:top w:w="100" w:type="dxa"/>
+              <w:left w:w="200" w:type="dxa"/>
+              <w:bottom w:w="100" w:type="dxa"/>
+              <w:right w:w="200" w:type="dxa"/>
+            </w:tcMar>
+          </w:tcPr>
+          <w:p>
+            <w:pPr>
+              <w:rPr>
+                <w:rFonts w:asciiTheme="majorHAnsi" w:hAnsiTheme="majorHAnsi" w:cstheme="majorHAnsi"/>
+                <w:sz w:val="20"/>
+                <w:szCs w:val="20"/>
+                <w:lang w:val="es"/>
+              </w:rPr>
+            </w:pPr>
+            <w:r>
+              <w:rPr>
+                <w:rFonts w:asciiTheme="majorHAnsi" w:hAnsiTheme="majorHAnsi" w:cstheme="majorHAnsi"/>
+                <w:sz w:val="20"/>
+                <w:szCs w:val="20"/>
+                <w:lang w:val="es"/>
+              </w:rPr>
+              <w:t>Puro y simple</w:t>
+            </w:r>
+          </w:p>
+        </w:tc>
+      </w:tr>
+    </w:tbl>
     <w:p>
       <w:pPr>
         <w:rPr>
-          <w:rFonts w:asciiTheme="majorHAnsi" w:hAnsiTheme="majorHAnsi" w:cstheme="majorHAnsi"/>
           <w:lang w:val="es-ES"/>
-        </w:rPr>
-      </w:pPr>
-      <w:r>
-        <w:rPr>
-          <w:rFonts w:asciiTheme="majorHAnsi" w:hAnsiTheme="majorHAnsi" w:cstheme="majorHAnsi"/>
-          <w:lang w:val="es-ES"/>
-        </w:rPr>
-        <w:t>El concepto de persona de derecho en Sandra no se aplicó de forma clásica (persona humana o jurídica), sino que se lo adaptó. En 2015, un tribunal argentino la reconoció como sujeto de derechos por ser un “ser sintiente y consciente”. No fue considerada persona en sentido estricto del Código Civil, pero este reconocimiento permitió proteger su bienestar y ordenó su traslado a un santuario.</w:t>
-      </w:r>
-    </w:p>
-    <w:p>
-      <w:pPr>
-        <w:pStyle w:val="Ttulo1"/>
-        <w:numPr>
-          <w:ilvl w:val="0"/>
-          <w:numId w:val="10"/>
-        </w:numPr>
-        <w:rPr>
-          <w:lang w:val="es-AR"/>
-        </w:rPr>
-      </w:pPr>
-      <w:r>
-        <w:rPr>
-          <w:lang w:val="es-ES"/>
-        </w:rPr>
-        <w:t xml:space="preserve">Si se extendiera el concepto de “persona de derecho” a los animales en general, </w:t>
-      </w:r>
-      <w:r>
-        <w:rPr>
-          <w:lang w:val="es-AR"/>
-        </w:rPr>
-        <w:t xml:space="preserve">¿Qué </w:t>
-      </w:r>
-      <w:r>
-        <w:rPr>
-          <w:lang w:val="es-AR"/>
-        </w:rPr>
-        <w:t>c</w:t>
-      </w:r>
-      <w:r>
-        <w:rPr>
-          <w:lang w:val="es-AR"/>
-        </w:rPr>
-        <w:t>ambios legislativos o sociales podrían surgir? Menciona al menos un posible beneficio y un desafío.</w:t>
-      </w:r>
-    </w:p>
-    <w:p>
-      <w:pPr>
-        <w:rPr>
-          <w:lang w:val="es-AR"/>
         </w:rPr>
       </w:pPr>
     </w:p>
     <w:p>
       <w:pPr>
         <w:rPr>
-          <w:rFonts w:asciiTheme="majorHAnsi" w:hAnsiTheme="majorHAnsi" w:cstheme="majorHAnsi"/>
+          <w:rFonts w:asciiTheme="majorHAnsi" w:eastAsiaTheme="majorEastAsia" w:hAnsiTheme="majorHAnsi" w:cstheme="majorBidi"/>
+          <w:b/>
+          <w:bCs/>
+          <w:color w:val="365F91" w:themeColor="accent1" w:themeShade="BF"/>
+          <w:sz w:val="28"/>
+          <w:szCs w:val="28"/>
           <w:lang w:val="es-ES"/>
         </w:rPr>
       </w:pPr>
-      <w:r>
-        <w:rPr>
-          <w:rFonts w:asciiTheme="majorHAnsi" w:hAnsiTheme="majorHAnsi" w:cstheme="majorHAnsi"/>
-          <w:lang w:val="es-ES"/>
-        </w:rPr>
-        <w:t>Si se ampliara el concepto de persona de derecho a los animales en general, posibles beneficios podrían ser:  un crecimiento en la protección legal contra el maltrato de los animales y se garantizaría que vivan en condiciones adecuadas (con esto, vendría el fin de los zoológicos).</w:t>
-      </w:r>
-    </w:p>
-    <w:p>
-      <w:pPr>
-        <w:rPr>
-          <w:lang w:val="es-ES"/>
-        </w:rPr>
-      </w:pPr>
-      <w:r>
-        <w:rPr>
-          <w:rFonts w:asciiTheme="majorHAnsi" w:hAnsiTheme="majorHAnsi" w:cstheme="majorHAnsi"/>
-          <w:lang w:val="es-ES"/>
-        </w:rPr>
-        <w:t>En cuanto a desafíos, con respecto a lo económico por ejemplo, habría un impacto en industrias como ganadería, pesca, laboratorios o entretenimiento con animales. Luego, creo que en cuanto a lo legal, generaría redefinir muchas normas (herencia o propiedad por ejemplo). Y también se me ocurren cambios sociales y culturales como la costumbre de consumir carne, usar cueros para confeccionar ropa, etc.</w:t>
-      </w:r>
-      <w:r>
-        <w:rPr>
-          <w:lang w:val="es-ES"/>
-        </w:rPr>
-        <w:t xml:space="preserve"> </w:t>
-      </w:r>
       <w:r>
         <w:rPr>
           <w:lang w:val="es-ES"/>
@@ -773,7 +7252,34 @@
           <w:iCs/>
           <w:lang w:val="es-AR"/>
         </w:rPr>
-        <w:t>Unidad 2: La persona en el Derecho</w:t>
+        <w:t xml:space="preserve">Unidad </w:t>
+      </w:r>
+      <w:r>
+        <w:rPr>
+          <w:rFonts w:asciiTheme="majorHAnsi" w:hAnsiTheme="majorHAnsi" w:cstheme="majorHAnsi"/>
+          <w:i/>
+          <w:iCs/>
+          <w:lang w:val="es-AR"/>
+        </w:rPr>
+        <w:t>3</w:t>
+      </w:r>
+      <w:r>
+        <w:rPr>
+          <w:rFonts w:asciiTheme="majorHAnsi" w:hAnsiTheme="majorHAnsi" w:cstheme="majorHAnsi"/>
+          <w:i/>
+          <w:iCs/>
+          <w:lang w:val="es-AR"/>
+        </w:rPr>
+        <w:t>: Derecho</w:t>
+      </w:r>
+      <w:r>
+        <w:rPr>
+          <w:rFonts w:asciiTheme="majorHAnsi" w:hAnsiTheme="majorHAnsi" w:cstheme="majorHAnsi"/>
+          <w:i/>
+          <w:iCs/>
+          <w:lang w:val="es-AR"/>
+        </w:rPr>
+        <w:t xml:space="preserve"> civil (actos jurídicos y contratos)</w:t>
       </w:r>
       <w:r>
         <w:rPr>
@@ -786,8 +7292,7 @@
     <w:p>
       <w:pPr>
         <w:rPr>
-          <w:rFonts w:asciiTheme="majorHAnsi" w:hAnsiTheme="majorHAnsi" w:cstheme="majorHAnsi"/>
-          <w:lang w:val="es-AR"/>
+          <w:lang w:val="es-ES"/>
         </w:rPr>
       </w:pPr>
       <w:r>
@@ -795,14 +7300,7 @@
           <w:rFonts w:asciiTheme="majorHAnsi" w:hAnsiTheme="majorHAnsi" w:cstheme="majorHAnsi"/>
           <w:lang w:val="es-AR"/>
         </w:rPr>
-        <w:t>Canal 13</w:t>
-      </w:r>
-      <w:r>
-        <w:rPr>
-          <w:rFonts w:asciiTheme="majorHAnsi" w:hAnsiTheme="majorHAnsi" w:cstheme="majorHAnsi"/>
-          <w:lang w:val="es-AR"/>
-        </w:rPr>
-        <w:t xml:space="preserve">. (2015, 23 de diciembre). </w:t>
+        <w:t xml:space="preserve">Ley Fácil. (s.f.). </w:t>
       </w:r>
       <w:r>
         <w:rPr>
@@ -811,8 +7309,25 @@
           <w:iCs/>
           <w:lang w:val="es-AR"/>
         </w:rPr>
-        <w:t>La orangután es “persona”. Telenoche</w:t>
+        <w:t>Código Civil y Comercial de la Nación Argentina</w:t>
       </w:r>
+      <w:r>
+        <w:rPr>
+          <w:rFonts w:asciiTheme="majorHAnsi" w:hAnsiTheme="majorHAnsi" w:cstheme="majorHAnsi"/>
+          <w:lang w:val="es-AR"/>
+        </w:rPr>
+        <w:t xml:space="preserve">. Recuperado de </w:t>
+      </w:r>
+      <w:hyperlink r:id="rId8" w:tgtFrame="_new" w:history="1">
+        <w:r>
+          <w:rPr>
+            <w:rStyle w:val="Hipervnculo"/>
+            <w:rFonts w:asciiTheme="majorHAnsi" w:hAnsiTheme="majorHAnsi" w:cstheme="majorHAnsi"/>
+            <w:lang w:val="es-AR"/>
+          </w:rPr>
+          <w:t>https://leyfacil.com.ar/codigo-civil-y-comercial/</w:t>
+        </w:r>
+      </w:hyperlink>
     </w:p>
     <w:p>
       <w:pPr>
@@ -821,159 +7336,8 @@
         </w:rPr>
       </w:pPr>
     </w:p>
-    <w:p>
-      <w:pPr>
-        <w:rPr>
-          <w:lang w:val="es-ES"/>
-        </w:rPr>
-      </w:pPr>
-      <w:r>
-        <w:rPr>
-          <w:lang w:val="es-ES"/>
-        </w:rPr>
-        <w:br w:type="page"/>
-      </w:r>
-    </w:p>
-    <w:p>
-      <w:pPr>
-        <w:pStyle w:val="Ttulo1"/>
-        <w:rPr>
-          <w:lang w:val="es-ES"/>
-        </w:rPr>
-      </w:pPr>
-      <w:r>
-        <w:rPr>
-          <w:lang w:val="es-ES"/>
-        </w:rPr>
-        <w:lastRenderedPageBreak/>
-        <w:t>Anexo</w:t>
-      </w:r>
-    </w:p>
-    <w:p>
-      <w:pPr>
-        <w:rPr>
-          <w:lang w:val="es-ES"/>
-        </w:rPr>
-      </w:pPr>
-    </w:p>
-    <w:p>
-      <w:pPr>
-        <w:rPr>
-          <w:rFonts w:asciiTheme="majorHAnsi" w:hAnsiTheme="majorHAnsi" w:cstheme="majorHAnsi"/>
-          <w:lang w:val="es-AR"/>
-        </w:rPr>
-      </w:pPr>
-      <w:r>
-        <w:rPr>
-          <w:rFonts w:asciiTheme="majorHAnsi" w:hAnsiTheme="majorHAnsi" w:cstheme="majorHAnsi"/>
-          <w:lang w:val="es-AR"/>
-        </w:rPr>
-        <w:t>Información sobre Sandra en el Center for Great Apes</w:t>
-      </w:r>
-      <w:r>
-        <w:rPr>
-          <w:rFonts w:asciiTheme="majorHAnsi" w:hAnsiTheme="majorHAnsi" w:cstheme="majorHAnsi"/>
-          <w:lang w:val="es-AR"/>
-        </w:rPr>
-        <w:t xml:space="preserve"> </w:t>
-      </w:r>
-    </w:p>
-    <w:p>
-      <w:pPr>
-        <w:rPr>
-          <w:lang w:val="es-ES"/>
-        </w:rPr>
-      </w:pPr>
-      <w:r>
-        <w:rPr>
-          <w:noProof/>
-        </w:rPr>
-        <w:drawing>
-          <wp:inline distT="0" distB="0" distL="0" distR="0">
-            <wp:extent cx="2057400" cy="2743200"/>
-            <wp:effectExtent l="0" t="0" r="0" b="0"/>
-            <wp:docPr id="259553670" name="Imagen 1"/>
-            <wp:cNvGraphicFramePr>
-              <a:graphicFrameLocks xmlns:a="http://schemas.openxmlformats.org/drawingml/2006/main" noChangeAspect="1"/>
-            </wp:cNvGraphicFramePr>
-            <a:graphic xmlns:a="http://schemas.openxmlformats.org/drawingml/2006/main">
-              <a:graphicData uri="http://schemas.openxmlformats.org/drawingml/2006/picture">
-                <pic:pic xmlns:pic="http://schemas.openxmlformats.org/drawingml/2006/picture">
-                  <pic:nvPicPr>
-                    <pic:cNvPr id="0" name="Picture 1"/>
-                    <pic:cNvPicPr>
-                      <a:picLocks noChangeAspect="1" noChangeArrowheads="1"/>
-                    </pic:cNvPicPr>
-                  </pic:nvPicPr>
-                  <pic:blipFill>
-                    <a:blip r:embed="rId8">
-                      <a:extLst>
-                        <a:ext uri="{28A0092B-C50C-407E-A947-70E740481C1C}">
-                          <a14:useLocalDpi xmlns:a14="http://schemas.microsoft.com/office/drawing/2010/main" val="0"/>
-                        </a:ext>
-                      </a:extLst>
-                    </a:blip>
-                    <a:srcRect/>
-                    <a:stretch>
-                      <a:fillRect/>
-                    </a:stretch>
-                  </pic:blipFill>
-                  <pic:spPr bwMode="auto">
-                    <a:xfrm>
-                      <a:off x="0" y="0"/>
-                      <a:ext cx="2062605" cy="2750140"/>
-                    </a:xfrm>
-                    <a:prstGeom prst="rect">
-                      <a:avLst/>
-                    </a:prstGeom>
-                    <a:noFill/>
-                    <a:ln>
-                      <a:noFill/>
-                    </a:ln>
-                  </pic:spPr>
-                </pic:pic>
-              </a:graphicData>
-            </a:graphic>
-          </wp:inline>
-        </w:drawing>
-      </w:r>
-    </w:p>
-    <w:p>
-      <w:pPr>
-        <w:rPr>
-          <w:rFonts w:asciiTheme="majorHAnsi" w:hAnsiTheme="majorHAnsi" w:cstheme="majorHAnsi"/>
-          <w:lang w:val="es-AR"/>
-        </w:rPr>
-      </w:pPr>
-      <w:hyperlink r:id="rId9" w:history="1">
-        <w:r>
-          <w:rPr>
-            <w:rStyle w:val="Hipervnculo"/>
-            <w:rFonts w:asciiTheme="majorHAnsi" w:hAnsiTheme="majorHAnsi" w:cstheme="majorHAnsi"/>
-            <w:lang w:val="es-AR"/>
-          </w:rPr>
-          <w:t>https://centerforgreatapes-org.translat</w:t>
-        </w:r>
-        <w:r>
-          <w:rPr>
-            <w:rStyle w:val="Hipervnculo"/>
-            <w:rFonts w:asciiTheme="majorHAnsi" w:hAnsiTheme="majorHAnsi" w:cstheme="majorHAnsi"/>
-            <w:lang w:val="es-AR"/>
-          </w:rPr>
-          <w:t>e</w:t>
-        </w:r>
-        <w:r>
-          <w:rPr>
-            <w:rStyle w:val="Hipervnculo"/>
-            <w:rFonts w:asciiTheme="majorHAnsi" w:hAnsiTheme="majorHAnsi" w:cstheme="majorHAnsi"/>
-            <w:lang w:val="es-AR"/>
-          </w:rPr>
-          <w:t>.goog/orangutan/sandra/?_x_tr_sl=en&amp;_x_tr_tl=es&amp;_x_tr_hl=es&amp;_x_tr_pto=tc</w:t>
-        </w:r>
-      </w:hyperlink>
-    </w:p>
     <w:sectPr>
-      <w:headerReference w:type="default" r:id="rId10"/>
+      <w:headerReference w:type="default" r:id="rId9"/>
       <w:pgSz w:w="12240" w:h="15840"/>
       <w:pgMar w:top="1440" w:right="1800" w:bottom="1440" w:left="1800" w:header="720" w:footer="720" w:gutter="0"/>
       <w:cols w:space="720"/>
@@ -1053,7 +7417,10 @@
           </w:tabs>
         </w:pPr>
         <w:r>
-          <w:t>Unidad 2</w:t>
+          <w:t xml:space="preserve">Unidad </w:t>
+        </w:r>
+        <w:r>
+          <w:t>3</w:t>
         </w:r>
         <w:r>
           <w:tab/>
